--- a/document/licenta/lucrare_licenta.docx
+++ b/document/licenta/lucrare_licenta.docx
@@ -43,7 +43,7 @@
                   <v:path o:extrusionok="f" gradientshapeok="t" o:connecttype="rect"/>
                   <o:lock v:ext="edit" aspectratio="t"/>
                 </v:shapetype>
-                <v:shape id="Picture 4" o:spid="_x0000_i1025" type="#_x0000_t75" style="width:51.95pt;height:55.7pt;visibility:visible;mso-wrap-style:square">
+                <v:shape id="Picture 4" o:spid="_x0000_i1025" type="#_x0000_t75" style="width:51.85pt;height:55.85pt;visibility:visible;mso-wrap-style:square">
                   <v:imagedata r:id="rId8" o:title=""/>
                 </v:shape>
               </w:pict>
@@ -247,7 +247,7 @@
             </w:pPr>
             <w:r>
               <w:pict w14:anchorId="22FD36A0">
-                <v:shape id="Picture 1" o:spid="_x0000_i1026" type="#_x0000_t75" style="width:56.35pt;height:49.45pt;visibility:visible;mso-wrap-style:square">
+                <v:shape id="Picture 1" o:spid="_x0000_i1026" type="#_x0000_t75" style="width:56.45pt;height:49.55pt;visibility:visible;mso-wrap-style:square">
                   <v:imagedata r:id="rId9" o:title=""/>
                 </v:shape>
               </w:pict>
@@ -1191,7 +1191,13 @@
         <w:jc w:val="both"/>
       </w:pPr>
       <w:r>
-        <w:t xml:space="preserve">Odată cu avansarea tehnologică din ultimele decenii și apariția unor liste noi de necesități, procesele de automatizare și digitalizare au suferit creșteri semnificative în aria conectivității sistemelor industriale. Infrastructuri care în trecut funcționau în medii izolate se doresc a fi integrate în rețele locale complexe, iar </w:t>
+        <w:t xml:space="preserve">Odată cu avansarea tehnologică din ultimele decenii și apariția unor </w:t>
+      </w:r>
+      <w:r>
+        <w:t xml:space="preserve">necesități </w:t>
+      </w:r>
+      <w:r>
+        <w:t xml:space="preserve">noi, procesele de automatizare și digitalizare au suferit creșteri semnificative în aria conectivității sistemelor industriale. Infrastructuri care în trecut funcționau în medii izolate se doresc a fi integrate în rețele locale complexe, iar </w:t>
       </w:r>
       <w:r>
         <w:t>î</w:t>
@@ -1736,17 +1742,41 @@
           <w:i/>
           <w:iCs/>
         </w:rPr>
-        <w:t xml:space="preserve">IEC </w:t>
-      </w:r>
+        <w:t>IEC 60870-5-104</w:t>
+      </w:r>
+      <w:r>
+        <w:t xml:space="preserve"> sunt utilizate pentru comunicarea dintre stațiile de control și infrastructura de distribuție a energiei electrice, oferind suport pentru transmisii fiabile pe distanțe mari, dar oferă un nivel redus de securitate în versiunile clasice.</w:t>
+      </w:r>
+    </w:p>
+    <w:p>
+      <w:pPr>
+        <w:spacing w:after="80" w:line="360" w:lineRule="auto"/>
+        <w:jc w:val="both"/>
+      </w:pPr>
+      <w:r>
+        <w:t xml:space="preserve">Un alt protocol important este </w:t>
+      </w:r>
+      <w:proofErr w:type="spellStart"/>
       <w:r>
         <w:rPr>
           <w:i/>
           <w:iCs/>
         </w:rPr>
-        <w:t>60870-5-104</w:t>
-      </w:r>
-      <w:r>
-        <w:t xml:space="preserve"> sunt utilizate pentru comunicarea dintre stațiile de control și infrastructura de distribuție a energiei electrice, oferind suport pentru transmisii fiabile pe distanțe mari, dar oferă un nivel redus de securitate în versiunile clasice.</w:t>
+        <w:t>BACnet</w:t>
+      </w:r>
+      <w:proofErr w:type="spellEnd"/>
+      <w:r>
+        <w:t xml:space="preserve">, utilizat în special în sistemele de management al clădirilor, precum control </w:t>
+      </w:r>
+      <w:r>
+        <w:rPr>
+          <w:i/>
+          <w:iCs/>
+        </w:rPr>
+        <w:t>HVAC</w:t>
+      </w:r>
+      <w:r>
+        <w:t>, iluminatului și securității fizice, fiind frecvent implementat în infrastructuri comerciale industriale.</w:t>
       </w:r>
     </w:p>
     <w:p>
@@ -1755,29 +1785,54 @@
         <w:jc w:val="both"/>
       </w:pPr>
       <w:r>
-        <w:t xml:space="preserve">Un alt protocol important este </w:t>
-      </w:r>
-      <w:proofErr w:type="spellStart"/>
+        <w:t xml:space="preserve">De asemenea, </w:t>
+      </w:r>
       <w:r>
         <w:rPr>
           <w:i/>
           <w:iCs/>
         </w:rPr>
-        <w:t>BACnet</w:t>
-      </w:r>
-      <w:proofErr w:type="spellEnd"/>
-      <w:r>
-        <w:t xml:space="preserve">, utilizat în special în sistemele de management al clădirilor, precum control </w:t>
-      </w:r>
+        <w:t>IEC 61850</w:t>
+      </w:r>
+      <w:r>
+        <w:t xml:space="preserve"> reprezintă un standard modern utilizat în automatizarea spațiilor electrice, fiind considerat mai avansat din punct de vedere al modelării datelor și interoperabilității între echipamente inteligente.</w:t>
+      </w:r>
+    </w:p>
+    <w:p>
+      <w:pPr>
+        <w:spacing w:after="80" w:line="360" w:lineRule="auto"/>
+        <w:jc w:val="both"/>
+      </w:pPr>
+      <w:r>
+        <w:t>În completarea acestor protocoale industriale, în ecosistemul ICS sunt utilizate și diverse platforme și standarde de dezvoltare și comunicare, care extind funcționalitățile sistemelor de control și integrare.</w:t>
+      </w:r>
+    </w:p>
+    <w:p>
+      <w:pPr>
+        <w:spacing w:after="80" w:line="360" w:lineRule="auto"/>
+        <w:jc w:val="both"/>
+      </w:pPr>
+      <w:proofErr w:type="spellStart"/>
       <w:r>
         <w:rPr>
           <w:i/>
           <w:iCs/>
         </w:rPr>
-        <w:t>HVAC</w:t>
-      </w:r>
-      <w:r>
-        <w:t>, iluminatului și securității fizice, fiind frecvent implementat în infrastructuri comerciale industriale.</w:t>
+        <w:t>CoDeSys</w:t>
+      </w:r>
+      <w:proofErr w:type="spellEnd"/>
+      <w:r>
+        <w:t xml:space="preserve"> reprezintă o platformă de automatizare industrială utilizată pentru programarea controlerelor logice programabile, conform standardului </w:t>
+      </w:r>
+      <w:r>
+        <w:rPr>
+          <w:i/>
+          <w:iCs/>
+        </w:rPr>
+        <w:t>IEC 61131-3</w:t>
+      </w:r>
+      <w:r>
+        <w:t>. Acesta oferă un mediu unificat de dezvoltare pentru mai multe tipuri de hardware industrial și permite implementarea logicii de control independent de producătorul echipamentului, fiind utilizat frecvent în sisteme de automatizare distribuite.</w:t>
       </w:r>
     </w:p>
     <w:p>
@@ -1785,18 +1840,25 @@
         <w:spacing w:after="80" w:line="360" w:lineRule="auto"/>
         <w:jc w:val="both"/>
       </w:pPr>
-      <w:r>
-        <w:t xml:space="preserve">De asemenea, </w:t>
-      </w:r>
+      <w:proofErr w:type="spellStart"/>
       <w:r>
         <w:rPr>
           <w:i/>
           <w:iCs/>
         </w:rPr>
-        <w:t>IEC 61850</w:t>
-      </w:r>
-      <w:r>
-        <w:t xml:space="preserve"> reprezintă un standard modern utilizat în automatizarea spațiilor electrice, fiind considerat mai avansat din punct de vedere al modelării datelor și interoperabilității între echipamente inteligente.</w:t>
+        <w:t>Crimson</w:t>
+      </w:r>
+      <w:proofErr w:type="spellEnd"/>
+      <w:r>
+        <w:t xml:space="preserve"> este o platformă software utilizată în special pentru configurarea și programarea echipamentelor industriale de tip HMI și gateway-uri de comunicație. Acesta facilitează integrarea dintre diferite protocoale industriale și sisteme de control, oferind funcționalități de conversie și redirecționare a datelor între echipamente </w:t>
+      </w:r>
+      <w:proofErr w:type="spellStart"/>
+      <w:r>
+        <w:t>heterogene</w:t>
+      </w:r>
+      <w:proofErr w:type="spellEnd"/>
+      <w:r>
+        <w:t>.</w:t>
       </w:r>
     </w:p>
     <w:p>
@@ -1804,8 +1866,27 @@
         <w:spacing w:after="80" w:line="360" w:lineRule="auto"/>
         <w:jc w:val="both"/>
       </w:pPr>
-      <w:r>
-        <w:t>În completarea acestor protocoale industriale, în ecosistemul ICS sunt utilizate și diverse platforme și standarde de dezvoltare și comunicare, care extind funcționalitățile sistemelor de control și integrare.</w:t>
+      <w:proofErr w:type="spellStart"/>
+      <w:r>
+        <w:rPr>
+          <w:i/>
+          <w:iCs/>
+        </w:rPr>
+        <w:t>PCWorx</w:t>
+      </w:r>
+      <w:proofErr w:type="spellEnd"/>
+      <w:r>
+        <w:t xml:space="preserve"> este un mediu de dezvoltare utilizat pentru programarea controlerelor industriale produse de </w:t>
+      </w:r>
+      <w:r>
+        <w:rPr>
+          <w:i/>
+          <w:iCs/>
+        </w:rPr>
+        <w:t>Phoenix Contact</w:t>
+      </w:r>
+      <w:r>
+        <w:t>, oferind suport pentru configurarea logicii de automatizare și integrarea în sisteme industriale complexe.</w:t>
       </w:r>
     </w:p>
     <w:p>
@@ -1813,27 +1894,147 @@
         <w:spacing w:after="80" w:line="360" w:lineRule="auto"/>
         <w:jc w:val="both"/>
       </w:pPr>
+      <w:r>
+        <w:t>Pentru o analiză comparativă a principalelor protocoale și tehnologii de comunicare utilizate în sistemele industriale de control (ICS), t</w:t>
+      </w:r>
+      <w:r>
+        <w:t>abelul</w:t>
+      </w:r>
+      <w:r>
+        <w:t xml:space="preserve"> </w:t>
+      </w:r>
+      <w:r>
+        <w:t>[] evidenți</w:t>
+      </w:r>
+      <w:r>
+        <w:t>ază</w:t>
+      </w:r>
+      <w:r>
+        <w:t xml:space="preserve"> atât</w:t>
+      </w:r>
+      <w:r>
+        <w:t xml:space="preserve"> caracteristicile</w:t>
+      </w:r>
+      <w:r>
+        <w:t xml:space="preserve"> funcționalitate</w:t>
+      </w:r>
+      <w:r>
+        <w:t xml:space="preserve"> ale acestora</w:t>
+      </w:r>
+      <w:r>
+        <w:t>, cât și informații relevante din perspectiva securității</w:t>
+      </w:r>
+      <w:r>
+        <w:t xml:space="preserve"> cibernetice</w:t>
+      </w:r>
+      <w:r>
+        <w:t xml:space="preserve"> și a expunerii acestora în medii moderne de comunicare. </w:t>
+      </w:r>
+      <w:r>
+        <w:t>Pentru fiecare</w:t>
+      </w:r>
+      <w:r>
+        <w:t xml:space="preserve"> mecanism de comunicație</w:t>
+      </w:r>
+      <w:r>
+        <w:t xml:space="preserve"> industrial</w:t>
+      </w:r>
+      <w:r>
+        <w:t xml:space="preserve"> sunt prezentate </w:t>
+      </w:r>
+      <w:r>
+        <w:t xml:space="preserve">porturile standard </w:t>
+      </w:r>
+      <w:r>
+        <w:t>de comunicare</w:t>
+      </w:r>
+      <w:r>
+        <w:t xml:space="preserve">, domeniile tipice de utilizare (precum automatizarea proceselor industriale, rețele electrice inteligente sau </w:t>
+      </w:r>
+      <w:r>
+        <w:lastRenderedPageBreak/>
+        <w:t xml:space="preserve">managementul clădirilor), </w:t>
+      </w:r>
+      <w:r>
+        <w:t>precum și modalitățile prin care traficul asociat poate fi identificat și analizat.</w:t>
+      </w:r>
+    </w:p>
+    <w:p>
+      <w:pPr>
+        <w:spacing w:after="80" w:line="360" w:lineRule="auto"/>
+        <w:jc w:val="both"/>
+      </w:pPr>
+      <w:r>
+        <w:t>Captarea traficului și identificarea</w:t>
+      </w:r>
+      <w:r>
+        <w:t xml:space="preserve"> acestora</w:t>
+      </w:r>
+      <w:r>
+        <w:t xml:space="preserve"> sunt realizate cu ajutorul aplicației </w:t>
+      </w:r>
       <w:proofErr w:type="spellStart"/>
       <w:r>
         <w:rPr>
           <w:i/>
           <w:iCs/>
         </w:rPr>
-        <w:t>CoDeSys</w:t>
+        <w:t>Wireshark</w:t>
       </w:r>
       <w:proofErr w:type="spellEnd"/>
       <w:r>
-        <w:t xml:space="preserve"> reprezintă o platformă de automatizare industrială utilizată pentru programarea controlerelor logice programabile, conform standardului </w:t>
+        <w:t xml:space="preserve">, reprezentând unul dintre cele mai utilizate instrumente de captură și analiză a pachetelor de rețea. Acesta permite recunoașterea protocoalelor prin intermediul unor module numite </w:t>
       </w:r>
       <w:r>
         <w:rPr>
           <w:i/>
           <w:iCs/>
         </w:rPr>
-        <w:t>IEC 61131-3</w:t>
-      </w:r>
-      <w:r>
-        <w:t>. Acesta oferă un mediu unificat de dezvoltare pentru mai multe tipuri de hardware industrial și permite implementarea logicii de control independent de producătorul echipamentului, fiind utilizat frecvent în sisteme de automatizare distribuite.</w:t>
+        <w:t xml:space="preserve">disecatoare </w:t>
+      </w:r>
+      <w:r>
+        <w:t>(</w:t>
+      </w:r>
+      <w:proofErr w:type="spellStart"/>
+      <w:r>
+        <w:rPr>
+          <w:i/>
+          <w:iCs/>
+        </w:rPr>
+        <w:t>dissectors</w:t>
+      </w:r>
+      <w:proofErr w:type="spellEnd"/>
+      <w:r>
+        <w:t>), care interpretează conținutul pachetelor și afișează informațiile într-un format ușor de analizat. În tabel sunt indicate atât</w:t>
+      </w:r>
+      <w:r>
+        <w:t xml:space="preserve"> mecanismele de comunicație</w:t>
+      </w:r>
+      <w:r>
+        <w:t xml:space="preserve"> pentru care există suport de disecție normală (</w:t>
+      </w:r>
+      <w:r>
+        <w:t>DN</w:t>
+      </w:r>
+      <w:r>
+        <w:t>), bazată pe porturi sau identificatori expliciți ai protocolului, cât și cele care beneficiază de disecție euristică (</w:t>
+      </w:r>
+      <w:r>
+        <w:t>DE</w:t>
+      </w:r>
+      <w:r>
+        <w:t>), metodă prin care protocolul este identificat</w:t>
+      </w:r>
+      <w:r>
+        <w:t xml:space="preserve"> pe baza structurii și caracteristicilor conținutului transportat, chiar și atunci când utilizează porturi </w:t>
+      </w:r>
+      <w:proofErr w:type="spellStart"/>
+      <w:r>
+        <w:t>nestandard</w:t>
+      </w:r>
+      <w:proofErr w:type="spellEnd"/>
+      <w:r>
+        <w:t>.</w:t>
       </w:r>
     </w:p>
     <w:p>
@@ -1841,217 +2042,6 @@
         <w:spacing w:after="80" w:line="360" w:lineRule="auto"/>
         <w:jc w:val="both"/>
       </w:pPr>
-      <w:proofErr w:type="spellStart"/>
-      <w:r>
-        <w:rPr>
-          <w:i/>
-          <w:iCs/>
-        </w:rPr>
-        <w:t>Crimson</w:t>
-      </w:r>
-      <w:proofErr w:type="spellEnd"/>
-      <w:r>
-        <w:t xml:space="preserve"> este o platformă software utilizată în special pentru configurarea și programarea echipamentelor industriale de tip HMI și gateway-uri de comunicație. Acesta facilitează integrarea dintre diferite protocoale industriale și sisteme de control, oferind funcționalități de conversie și redirecționare a datelor între echipamente </w:t>
-      </w:r>
-      <w:proofErr w:type="spellStart"/>
-      <w:r>
-        <w:t>heterogene</w:t>
-      </w:r>
-      <w:proofErr w:type="spellEnd"/>
-      <w:r>
-        <w:t>.</w:t>
-      </w:r>
-    </w:p>
-    <w:p>
-      <w:pPr>
-        <w:spacing w:after="80" w:line="360" w:lineRule="auto"/>
-        <w:jc w:val="both"/>
-      </w:pPr>
-      <w:proofErr w:type="spellStart"/>
-      <w:r>
-        <w:rPr>
-          <w:i/>
-          <w:iCs/>
-        </w:rPr>
-        <w:t>PCWorx</w:t>
-      </w:r>
-      <w:proofErr w:type="spellEnd"/>
-      <w:r>
-        <w:t xml:space="preserve"> este un mediu de dezvoltare utilizat pentru programarea controlerelor industriale produse de </w:t>
-      </w:r>
-      <w:r>
-        <w:rPr>
-          <w:i/>
-          <w:iCs/>
-        </w:rPr>
-        <w:t>Phoenix Contact</w:t>
-      </w:r>
-      <w:r>
-        <w:t>, oferind suport pentru configurarea logicii de automatizare și integrarea în sisteme industriale complexe.</w:t>
-      </w:r>
-    </w:p>
-    <w:p>
-      <w:pPr>
-        <w:spacing w:after="80" w:line="360" w:lineRule="auto"/>
-        <w:jc w:val="both"/>
-      </w:pPr>
-      <w:r>
-        <w:t xml:space="preserve">Pentru o </w:t>
-      </w:r>
-      <w:r>
-        <w:t>analiză comparativă a principalelor protocoale și tehnologii de comunicare utilizate în sistemele industriale de control (ICS)</w:t>
-      </w:r>
-      <w:r>
-        <w:t>, t</w:t>
-      </w:r>
-      <w:r>
-        <w:t>abelul</w:t>
-      </w:r>
-      <w:r>
-        <w:t xml:space="preserve"> </w:t>
-      </w:r>
-      <w:r>
-        <w:t>[] evidenți</w:t>
-      </w:r>
-      <w:r>
-        <w:t>ază</w:t>
-      </w:r>
-      <w:r>
-        <w:t xml:space="preserve"> atât</w:t>
-      </w:r>
-      <w:r>
-        <w:t xml:space="preserve"> caracteristicile</w:t>
-      </w:r>
-      <w:r>
-        <w:t xml:space="preserve"> funcționalitate</w:t>
-      </w:r>
-      <w:r>
-        <w:t xml:space="preserve"> ale acestora</w:t>
-      </w:r>
-      <w:r>
-        <w:t>, cât și informații relevante din perspectiva securității</w:t>
-      </w:r>
-      <w:r>
-        <w:t xml:space="preserve"> cibernetice</w:t>
-      </w:r>
-      <w:r>
-        <w:t xml:space="preserve"> și a expunerii acestora în medii moderne de comunicare. </w:t>
-      </w:r>
-      <w:r>
-        <w:t>Pentru fiecare</w:t>
-      </w:r>
-      <w:r>
-        <w:t xml:space="preserve"> mecanism de comunicație</w:t>
-      </w:r>
-      <w:r>
-        <w:t xml:space="preserve"> industrial</w:t>
-      </w:r>
-      <w:r>
-        <w:t xml:space="preserve"> sunt prezentate </w:t>
-      </w:r>
-      <w:r>
-        <w:t xml:space="preserve">porturile standard </w:t>
-      </w:r>
-      <w:r>
-        <w:t>de comunicare</w:t>
-      </w:r>
-      <w:r>
-        <w:t xml:space="preserve">, domeniile tipice de utilizare (precum automatizarea proceselor industriale, rețele electrice inteligente sau </w:t>
-      </w:r>
-      <w:r>
-        <w:lastRenderedPageBreak/>
-        <w:t xml:space="preserve">managementul clădirilor), </w:t>
-      </w:r>
-      <w:r>
-        <w:t xml:space="preserve">precum și </w:t>
-      </w:r>
-      <w:r>
-        <w:t>modalitățile prin care traficul asociat poate fi identificat și analizat.</w:t>
-      </w:r>
-    </w:p>
-    <w:p>
-      <w:pPr>
-        <w:spacing w:after="80" w:line="360" w:lineRule="auto"/>
-        <w:jc w:val="both"/>
-      </w:pPr>
-      <w:r>
-        <w:t>Captarea traficului și identificarea</w:t>
-      </w:r>
-      <w:r>
-        <w:t xml:space="preserve"> acestora</w:t>
-      </w:r>
-      <w:r>
-        <w:t xml:space="preserve"> sunt realizate cu ajutorul aplicației </w:t>
-      </w:r>
-      <w:proofErr w:type="spellStart"/>
-      <w:r>
-        <w:rPr>
-          <w:i/>
-          <w:iCs/>
-        </w:rPr>
-        <w:t>Wireshark</w:t>
-      </w:r>
-      <w:proofErr w:type="spellEnd"/>
-      <w:r>
-        <w:t xml:space="preserve">, reprezentând unul dintre cele mai utilizate instrumente de captură și analiză a pachetelor de rețea. Acesta permite recunoașterea protocoalelor prin intermediul unor module numite </w:t>
-      </w:r>
-      <w:r>
-        <w:rPr>
-          <w:i/>
-          <w:iCs/>
-        </w:rPr>
-        <w:t xml:space="preserve">disecatoare </w:t>
-      </w:r>
-      <w:r>
-        <w:t>(</w:t>
-      </w:r>
-      <w:proofErr w:type="spellStart"/>
-      <w:r>
-        <w:rPr>
-          <w:i/>
-          <w:iCs/>
-        </w:rPr>
-        <w:t>dissectors</w:t>
-      </w:r>
-      <w:proofErr w:type="spellEnd"/>
-      <w:r>
-        <w:t>), care interpretează conținutul pachetelor și afișează informațiile într-un format ușor de analizat. În tabel sunt indicate atât</w:t>
-      </w:r>
-      <w:r>
-        <w:t xml:space="preserve"> mecanismele de comunicație</w:t>
-      </w:r>
-      <w:r>
-        <w:t xml:space="preserve"> pentru care există suport de disecție normală (</w:t>
-      </w:r>
-      <w:r>
-        <w:t>DN</w:t>
-      </w:r>
-      <w:r>
-        <w:t>), bazată pe porturi sau identificatori expliciți ai protocolului, cât și cele care beneficiază de disecție euristică (</w:t>
-      </w:r>
-      <w:r>
-        <w:t>DE</w:t>
-      </w:r>
-      <w:r>
-        <w:t>), metodă prin care protocolul este identificat</w:t>
-      </w:r>
-      <w:r>
-        <w:t xml:space="preserve"> pe baza structurii și caracteristicilor conținutului transportat, chiar și atunci când utilizează porturi </w:t>
-      </w:r>
-      <w:proofErr w:type="spellStart"/>
-      <w:r>
-        <w:t>nestandard</w:t>
-      </w:r>
-      <w:proofErr w:type="spellEnd"/>
-      <w:r>
-        <w:t>.</w:t>
-      </w:r>
-    </w:p>
-    <w:p>
-      <w:pPr>
-        <w:spacing w:after="80" w:line="360" w:lineRule="auto"/>
-        <w:jc w:val="both"/>
-      </w:pPr>
       <w:r>
         <w:t>De asemenea, tabelul include informații privind nivelul de sup</w:t>
       </w:r>
@@ -2059,15 +2049,13 @@
         <w:t>or</w:t>
       </w:r>
       <w:r>
-        <w:t xml:space="preserve">t oferit de platformele de scanare și monitorizare la scară largă, utilizate pentru identificarea serviciilor și dispozitivelor expuse la Internet. Aceste </w:t>
-      </w:r>
-      <w:proofErr w:type="spellStart"/>
-      <w:r>
-        <w:t>plaftorme</w:t>
-      </w:r>
-      <w:proofErr w:type="spellEnd"/>
-      <w:r>
-        <w:t xml:space="preserve"> includ </w:t>
+        <w:t>t oferit de platformele de scanare și monitorizare la scară largă, utilizate pentru identificarea serviciilor și dispozitivelor expuse la Internet. Aceste pla</w:t>
+      </w:r>
+      <w:r>
+        <w:t>t</w:t>
+      </w:r>
+      <w:r>
+        <w:t xml:space="preserve">forme includ </w:t>
       </w:r>
       <w:proofErr w:type="spellStart"/>
       <w:r>
@@ -6045,12 +6033,6 @@
     </w:p>
     <w:p>
       <w:pPr>
-        <w:spacing w:after="80" w:line="360" w:lineRule="auto"/>
-        <w:jc w:val="both"/>
-      </w:pPr>
-    </w:p>
-    <w:p>
-      <w:pPr>
         <w:pStyle w:val="Heading2"/>
         <w:rPr>
           <w:b/>
@@ -6074,11 +6056,14 @@
         <w:jc w:val="both"/>
       </w:pPr>
       <w:r>
+        <w:t>Atacurile de tip</w:t>
+      </w:r>
+      <w:r>
         <w:rPr>
           <w:b/>
           <w:bCs/>
         </w:rPr>
-        <w:t xml:space="preserve">Atacurile de tip </w:t>
+        <w:t xml:space="preserve"> </w:t>
       </w:r>
       <w:proofErr w:type="spellStart"/>
       <w:r>
@@ -6182,7 +6167,6 @@
           <w:b/>
           <w:bCs/>
         </w:rPr>
-        <w:lastRenderedPageBreak/>
         <w:t xml:space="preserve">Atacurile de tip </w:t>
       </w:r>
       <w:r>
@@ -6195,7 +6179,11 @@
         <w:t>replay</w:t>
       </w:r>
       <w:r>
-        <w:t xml:space="preserve"> constau în capturarea unor secvențe de comunicații legitime și retransmiterea lor ulterioară pentru a produce efecte neautorizate. Un atacator poate înregistra comenzile asociate unei operații legitime și le poate retransmite în momente nepotrivite, determinând echipamentele să execute acțiuni fizice nedorite. Această categorie este atât de periculoasă cu cât nu necesită înregistrarea semanticii protocoalelor vizate, limitându-se la capturarea și reproducerea mecanică a traficului.</w:t>
+        <w:t xml:space="preserve"> constau în capturarea unor secvențe de comunicații legitime și retransmiterea lor ulterioară pentru a produce efecte neautorizate. Un atacator poate înregistra comenzile asociate unei operații legitime și le poate retransmite în momente nepotrivite, </w:t>
+      </w:r>
+      <w:r>
+        <w:lastRenderedPageBreak/>
+        <w:t>determinând echipamentele să execute acțiuni fizice nedorite. Această categorie este atât de periculoasă cu cât nu necesită înregistrarea semanticii protocoalelor vizate, limitându-se la capturarea și reproducerea mecanică a traficului.</w:t>
       </w:r>
     </w:p>
     <w:p>
@@ -6211,15 +6199,13 @@
         <w:t>Injectarea de comenzi</w:t>
       </w:r>
       <w:r>
-        <w:t xml:space="preserve"> neautorizate </w:t>
-      </w:r>
-      <w:proofErr w:type="spellStart"/>
-      <w:r>
-        <w:t>reprezingă</w:t>
-      </w:r>
-      <w:proofErr w:type="spellEnd"/>
-      <w:r>
-        <w:t xml:space="preserve"> una dintre cele mai grave forme de atac în mediile ICS. Deoarece protocoalele industriale clasice nu verifică autenticitatea sursei comenzilor primite, orice entitate cu acces la rețeaua industrială poate emite instrucțiuni arbitrare direct către echipamentele de control. Consecințele pot include modificarea parametrilor de funcționare ai proceselor fizice, activarea sau dezactivarea sistemelor de siguranță sau forțarea echipamentelor în stări operaționale periculoase.</w:t>
+        <w:t xml:space="preserve"> neautorizate reprezin</w:t>
+      </w:r>
+      <w:r>
+        <w:t>t</w:t>
+      </w:r>
+      <w:r>
+        <w:t>ă una dintre cele mai grave forme de atac în mediile ICS. Deoarece protocoalele industriale clasice nu verifică autenticitatea sursei comenzilor primite, orice entitate cu acces la rețeaua industrială poate emite instrucțiuni arbitrare direct către echipamentele de control. Consecințele pot include modificarea parametrilor de funcționare ai proceselor fizice, activarea sau dezactivarea sistemelor de siguranță sau forțarea echipamentelor în stări operaționale periculoase.</w:t>
       </w:r>
     </w:p>
     <w:p>
@@ -6228,11 +6214,14 @@
         <w:jc w:val="both"/>
       </w:pPr>
       <w:r>
+        <w:t>Atacurile de tip</w:t>
+      </w:r>
+      <w:r>
         <w:rPr>
           <w:b/>
           <w:bCs/>
         </w:rPr>
-        <w:t xml:space="preserve">Atacurile de tip </w:t>
+        <w:t xml:space="preserve"> </w:t>
       </w:r>
       <w:proofErr w:type="spellStart"/>
       <w:r>
@@ -6276,58 +6265,10 @@
       </w:pPr>
       <w:r>
         <w:rPr>
-          <w:b/>
-          <w:bCs/>
-        </w:rPr>
-        <w:t xml:space="preserve">Atacurile asupra </w:t>
-      </w:r>
-      <w:proofErr w:type="spellStart"/>
-      <w:r>
-        <w:rPr>
-          <w:b/>
-          <w:bCs/>
-        </w:rPr>
-        <w:t>firmware</w:t>
-      </w:r>
-      <w:proofErr w:type="spellEnd"/>
-      <w:r>
-        <w:rPr>
-          <w:b/>
-          <w:bCs/>
-        </w:rPr>
-        <w:t>-ului și software-ului de control</w:t>
-      </w:r>
-      <w:r>
-        <w:t xml:space="preserve"> vizează modificarea logicii de execuție a echipamentelor industriale. Prin exploatarea unor vulnerabilități în mecanismele de actualizare a </w:t>
-      </w:r>
-      <w:proofErr w:type="spellStart"/>
-      <w:r>
-        <w:t>firmware</w:t>
-      </w:r>
-      <w:proofErr w:type="spellEnd"/>
-      <w:r>
-        <w:t xml:space="preserve">-ului sau prin accesul direct la </w:t>
-      </w:r>
-      <w:proofErr w:type="spellStart"/>
-      <w:r>
-        <w:t>intefețele</w:t>
-      </w:r>
-      <w:proofErr w:type="spellEnd"/>
-      <w:r>
-        <w:t xml:space="preserve"> de programare, un atacator poate introduce cod malițios care alterează comportamentul echipamentului în mod persistent. Modificările pot rămâne active chiar și după repornirea echipamentului și pot fi dificil de identificat prin inspecție.</w:t>
-      </w:r>
-    </w:p>
-    <w:p>
-      <w:pPr>
-        <w:spacing w:line="360" w:lineRule="auto"/>
-        <w:jc w:val="both"/>
-      </w:pPr>
-      <w:r>
-        <w:rPr>
-          <w:b/>
-          <w:bCs/>
-        </w:rPr>
-        <w:t xml:space="preserve">Atacurile de tip </w:t>
+          <w:i/>
+          <w:iCs/>
+        </w:rPr>
+        <w:t>Atacurile asupr</w:t>
       </w:r>
       <w:r>
         <w:rPr>
@@ -6336,9 +6277,66 @@
           <w:i/>
           <w:iCs/>
         </w:rPr>
-        <w:t xml:space="preserve">lateral </w:t>
+        <w:t>a</w:t>
+      </w:r>
+      <w:r>
+        <w:rPr>
+          <w:b/>
+          <w:bCs/>
+        </w:rPr>
+        <w:t xml:space="preserve"> </w:t>
       </w:r>
       <w:proofErr w:type="spellStart"/>
+      <w:r>
+        <w:rPr>
+          <w:b/>
+          <w:bCs/>
+        </w:rPr>
+        <w:t>firmware</w:t>
+      </w:r>
+      <w:proofErr w:type="spellEnd"/>
+      <w:r>
+        <w:rPr>
+          <w:b/>
+          <w:bCs/>
+        </w:rPr>
+        <w:t>-ului și software-ului de control</w:t>
+      </w:r>
+      <w:r>
+        <w:t xml:space="preserve"> vizează modificarea logicii de execuție a echipamentelor industriale. Prin exploatarea unor vulnerabilități în mecanismele de actualizare a </w:t>
+      </w:r>
+      <w:proofErr w:type="spellStart"/>
+      <w:r>
+        <w:t>firmware</w:t>
+      </w:r>
+      <w:proofErr w:type="spellEnd"/>
+      <w:r>
+        <w:t xml:space="preserve">-ului sau prin accesul direct la </w:t>
+      </w:r>
+      <w:proofErr w:type="spellStart"/>
+      <w:r>
+        <w:t>intefețele</w:t>
+      </w:r>
+      <w:proofErr w:type="spellEnd"/>
+      <w:r>
+        <w:t xml:space="preserve"> de programare, un atacator poate introduce cod malițios care alterează comportamentul echipamentului în mod persistent. Modificările pot rămâne active chiar și după repornirea echipamentului și pot fi dificil de identificat prin inspecție.</w:t>
+      </w:r>
+    </w:p>
+    <w:p>
+      <w:pPr>
+        <w:spacing w:line="360" w:lineRule="auto"/>
+        <w:jc w:val="both"/>
+      </w:pPr>
+      <w:r>
+        <w:t>Atacurile de tip</w:t>
+      </w:r>
+      <w:r>
+        <w:rPr>
+          <w:b/>
+          <w:bCs/>
+        </w:rPr>
+        <w:t xml:space="preserve"> </w:t>
+      </w:r>
       <w:r>
         <w:rPr>
           <w:b/>
@@ -6346,43 +6344,53 @@
           <w:i/>
           <w:iCs/>
         </w:rPr>
-        <w:t>movement</w:t>
-      </w:r>
-      <w:proofErr w:type="spellEnd"/>
+        <w:t xml:space="preserve">lateral </w:t>
+      </w:r>
+      <w:proofErr w:type="spellStart"/>
       <w:r>
         <w:rPr>
           <w:b/>
           <w:bCs/>
-        </w:rPr>
-        <w:t xml:space="preserve"> </w:t>
-      </w:r>
-      <w:r>
-        <w:t xml:space="preserve">descriu tehnicile prin care un atacator, după obținerea unui punct inițial de acces, traversează progresiv rețeaua pentru a ajunge la sisteme cu valoare ridicată. Un scenariu frecvent întâlnit presupune compromiterea inițială a unui sistem din rețeaua IT corporativă, urmată de o exploatare a </w:t>
-      </w:r>
-      <w:r>
-        <w:t xml:space="preserve">punctelor de legătură dintre rețeaua IT și rețeaua operațională industrială ( </w:t>
-      </w:r>
-      <w:r>
-        <w:rPr>
           <w:i/>
           <w:iCs/>
         </w:rPr>
-        <w:t xml:space="preserve">OT – </w:t>
-      </w:r>
-      <w:proofErr w:type="spellStart"/>
+        <w:t>movement</w:t>
+      </w:r>
+      <w:proofErr w:type="spellEnd"/>
+      <w:r>
+        <w:rPr>
+          <w:b/>
+          <w:bCs/>
+        </w:rPr>
+        <w:t xml:space="preserve"> </w:t>
+      </w:r>
+      <w:r>
+        <w:t xml:space="preserve">descriu tehnicile prin care un atacator, după obținerea unui punct inițial de acces, traversează progresiv rețeaua pentru a ajunge la sisteme cu valoare ridicată. Un scenariu frecvent întâlnit presupune compromiterea inițială a unui sistem din rețeaua IT corporativă, urmată de o exploatare a </w:t>
+      </w:r>
+      <w:r>
+        <w:t xml:space="preserve">punctelor de legătură dintre rețeaua IT și rețeaua operațională industrială ( </w:t>
+      </w:r>
       <w:r>
         <w:rPr>
           <w:i/>
           <w:iCs/>
         </w:rPr>
-        <w:t>Operational</w:t>
-      </w:r>
-      <w:proofErr w:type="spellEnd"/>
+        <w:t xml:space="preserve">OT – </w:t>
+      </w:r>
+      <w:proofErr w:type="spellStart"/>
       <w:r>
         <w:rPr>
           <w:i/>
           <w:iCs/>
         </w:rPr>
+        <w:t>Operational</w:t>
+      </w:r>
+      <w:proofErr w:type="spellEnd"/>
+      <w:r>
+        <w:rPr>
+          <w:i/>
+          <w:iCs/>
+        </w:rPr>
         <w:t xml:space="preserve"> Technology)</w:t>
       </w:r>
       <w:r>
@@ -6395,31 +6403,37 @@
         <w:jc w:val="both"/>
       </w:pPr>
       <w:r>
+        <w:t xml:space="preserve">Atacurile asupra </w:t>
+      </w:r>
+      <w:r>
         <w:rPr>
           <w:b/>
           <w:bCs/>
         </w:rPr>
+        <w:t>lanțului de aprovizionare</w:t>
+      </w:r>
+      <w:r>
+        <w:t xml:space="preserve"> vizează compromiterea </w:t>
+      </w:r>
+      <w:proofErr w:type="spellStart"/>
+      <w:r>
+        <w:t>softare</w:t>
+      </w:r>
+      <w:proofErr w:type="spellEnd"/>
+      <w:r>
+        <w:t xml:space="preserve">-ului sau hardware-ului înaintea ajungerii acestuia la operatorul final. Prin introducerea de cod malițios în actualizările de </w:t>
+      </w:r>
+      <w:proofErr w:type="spellStart"/>
+      <w:r>
+        <w:t>firmware</w:t>
+      </w:r>
+      <w:proofErr w:type="spellEnd"/>
+      <w:r>
+        <w:t xml:space="preserve">, în bibliotecile software utilizate de platformele de control sau </w:t>
+      </w:r>
+      <w:r>
         <w:lastRenderedPageBreak/>
-        <w:t>Atacurile asupra lanțului de aprovizionare</w:t>
-      </w:r>
-      <w:r>
-        <w:t xml:space="preserve"> vizează compromiterea </w:t>
-      </w:r>
-      <w:proofErr w:type="spellStart"/>
-      <w:r>
-        <w:t>softare</w:t>
-      </w:r>
-      <w:proofErr w:type="spellEnd"/>
-      <w:r>
-        <w:t xml:space="preserve">-ului sau hardware-ului înaintea ajungerii acestuia la operatorul final. Prin introducerea de cod malițios în actualizările de </w:t>
-      </w:r>
-      <w:proofErr w:type="spellStart"/>
-      <w:r>
-        <w:t>firmware</w:t>
-      </w:r>
-      <w:proofErr w:type="spellEnd"/>
-      <w:r>
-        <w:t>, în bibliotecile software utilizate de platformele de control sau chiar în componente hardware, atacatorii pot obține acces persistent în infrastructura victimei fără a exploata nicio vulnerabilitate de rețea. Natura acestei categorii de atac o face deosebit de dificil de detectat utilizând metodele tradiționale, deoarece sursa compromiterii se află în afara perimetrului de securitate a organizației vizate.</w:t>
+        <w:t>chiar în componente hardware, atacatorii pot obține acces persistent în infrastructura victimei fără a exploata nicio vulnerabilitate de rețea. Natura acestei categorii de atac o face deosebit de dificil de detectat utilizând metodele tradiționale, deoarece sursa compromiterii se află în afara perimetrului de securitate a organizației vizate.</w:t>
       </w:r>
     </w:p>
     <w:p>
@@ -6642,7 +6656,6 @@
         <w:jc w:val="both"/>
       </w:pPr>
       <w:r>
-        <w:lastRenderedPageBreak/>
         <w:t>Extind această perspectivă prin analiza echipamentelor PLC expuse direct la Internet, demonstrând că acestea pot fi utilizate similar „</w:t>
       </w:r>
       <w:proofErr w:type="spellStart"/>
@@ -6662,7 +6675,11 @@
         <w:t>”</w:t>
       </w:r>
       <w:r>
-        <w:t>-urilor clasice din securitatea informatică. Autorii identifică un număr semnificativ de PLC-uri accesabile public și arată acestea pot fi folosite ca puncte de intrare în infrastructurile industriale, permițând nu doar accesul la funcționalitățile de control ale echipamentului, ci și utilizarea</w:t>
+        <w:t xml:space="preserve">-urilor clasice din securitatea informatică. Autorii identifică un număr semnificativ de PLC-uri accesabile public și arată acestea pot fi folosite ca puncte de intrare în infrastructurile industriale, permițând nu doar </w:t>
+      </w:r>
+      <w:r>
+        <w:lastRenderedPageBreak/>
+        <w:t>accesul la funcționalitățile de control ale echipamentului, ci și utilizarea</w:t>
       </w:r>
       <w:r>
         <w:t xml:space="preserve"> acestuia ca și vector de atac pentru alte componente ale rețelei interne. Lucrarea evidențiază că multe dintre aceste echipamente rulează servicii de acces la distanță cu </w:t>
@@ -6689,6 +6706,59 @@
         <w:spacing w:after="80" w:line="360" w:lineRule="auto"/>
         <w:jc w:val="both"/>
       </w:pPr>
+      <w:r>
+        <w:t xml:space="preserve">Cel mai notabil atac documentat asupra unui sistem industrial rămâne </w:t>
+      </w:r>
+      <w:proofErr w:type="spellStart"/>
+      <w:r>
+        <w:rPr>
+          <w:i/>
+          <w:iCs/>
+        </w:rPr>
+        <w:t>Stuxnet</w:t>
+      </w:r>
+      <w:proofErr w:type="spellEnd"/>
+      <w:r>
+        <w:rPr>
+          <w:i/>
+          <w:iCs/>
+        </w:rPr>
+        <w:t xml:space="preserve"> </w:t>
+      </w:r>
+      <w:r>
+        <w:rPr>
+          <w:i/>
+          <w:iCs/>
+          <w:lang w:val="en-US"/>
+        </w:rPr>
+        <w:t>[]</w:t>
+      </w:r>
+      <w:r>
+        <w:t>, descoperit în 2010, care a vizat centrifugele de îmbogățire a uraniului din Iran. Malware-</w:t>
+      </w:r>
+      <w:proofErr w:type="spellStart"/>
+      <w:r>
+        <w:t>ul</w:t>
+      </w:r>
+      <w:proofErr w:type="spellEnd"/>
+      <w:r>
+        <w:t xml:space="preserve"> a exploatat vulnerabilități din sistemele Windows pentru a ajunge la PLC-urile Siemens S7 care controlau centrifugele, modificând subtil parametrii de funcționare. Atacul a demonstrat că sistemele industriale pot fi compromise în mod precis și silențios, cu efecte fizice măsurabile, fără ca operatorii să detecteze anomalia prin mijloace de monitorizare disponibile. </w:t>
+      </w:r>
+      <w:proofErr w:type="spellStart"/>
+      <w:r>
+        <w:rPr>
+          <w:i/>
+          <w:iCs/>
+        </w:rPr>
+        <w:t>Stuxnet</w:t>
+      </w:r>
+      <w:proofErr w:type="spellEnd"/>
+      <w:r>
+        <w:t xml:space="preserve"> rămâne primul caz documentat public de armă cibernetică cu impact fizic direct și a redefinit percepția</w:t>
+      </w:r>
+      <w:r>
+        <w:t xml:space="preserve"> asupra amenințărilor la adresa infrastructurilor critice.</w:t>
+      </w:r>
     </w:p>
     <w:p>
       <w:pPr>
@@ -6696,15 +6766,15 @@
         <w:jc w:val="both"/>
       </w:pPr>
       <w:r>
-        <w:t xml:space="preserve">____ Caut </w:t>
+        <w:t xml:space="preserve">Atacurile asupra rețelei electrice din Ucraina, din 2015-2016, în urma căreia sute de mii de consumatori au rămas fără curent electric, au reprezentat un alt moment de referință. Atacatorii au folosit malware specializat pentru a accesa sistemele SCADA ale distribuitorilor de energie, dezactivând stații de transformare și ștergând </w:t>
       </w:r>
       <w:proofErr w:type="spellStart"/>
       <w:r>
-        <w:t>documentatie</w:t>
+        <w:t>firmare-ul</w:t>
       </w:r>
       <w:proofErr w:type="spellEnd"/>
       <w:r>
-        <w:t xml:space="preserve"> relevanta _________</w:t>
+        <w:t xml:space="preserve"> echipamentelor pentru a îngreuna recuperarea. Incidentele au evidențiat vulnerabilitatea infrastructurilor critice la atacuri coordonate și au demonstrat că impactul unui atac cibernetic asupra unui sistem ICS poate depăși semnificativ granițele digitale, afectând direct populația și economia.</w:t>
       </w:r>
     </w:p>
     <w:p>
@@ -6713,334 +6783,29 @@
         <w:jc w:val="both"/>
       </w:pPr>
       <w:r>
-        <w:t xml:space="preserve">Cel mai notabil atac documentat asupra unui sistem industrial rămâne </w:t>
+        <w:t xml:space="preserve">Incidentul de la </w:t>
       </w:r>
       <w:proofErr w:type="spellStart"/>
       <w:r>
-        <w:rPr>
-          <w:i/>
-          <w:iCs/>
-        </w:rPr>
-        <w:t>Stuxnet</w:t>
+        <w:t>Oldsmar</w:t>
       </w:r>
       <w:proofErr w:type="spellEnd"/>
       <w:r>
-        <w:t>, descoperit în 2010, care a vizat centrifugele de îmbogățire a uraniului din Iran. Malware-</w:t>
-      </w:r>
-      <w:proofErr w:type="spellStart"/>
-      <w:r>
-        <w:t>ul</w:t>
-      </w:r>
-      <w:proofErr w:type="spellEnd"/>
-      <w:r>
-        <w:t xml:space="preserve"> a exploatat vulnerabilități din sistemele Windows pentru a ajunge la PLC-urile Siemens S7 care controlau centrifugele, modificând subtil parametrii de funcționare. Atacul a demonstrat că sistemele industriale pot fi compromise în mod precis și silențios, cu efecte fizice măsurabile, fără ca operatorii să detecteze anomalia prin mijloace de monitorizare disponibile. </w:t>
-      </w:r>
-      <w:proofErr w:type="spellStart"/>
-      <w:r>
-        <w:rPr>
-          <w:i/>
-          <w:iCs/>
-        </w:rPr>
-        <w:t>Stuxnet</w:t>
-      </w:r>
-      <w:proofErr w:type="spellEnd"/>
-      <w:r>
-        <w:t xml:space="preserve"> rămâne primul caz documentat public de armă cibernetică cu impact fizic direct și a redefinit percepția</w:t>
-      </w:r>
-      <w:r>
-        <w:t xml:space="preserve"> asupra amenințărilor la adresa infrastructurilor critice.</w:t>
+        <w:t>, Florida, din 2021, a ilustrat pericolul specific al accesului neautorizat la distanță asupra sistemelor de control industrial. Un atacator necunoscut a accesat sistemul de control al unei stații de tratare a apei și a modificat temporar concentrația de hidroxid de sodiu la un nivel potențial periculos pentru sănătatea publică. Deși operatorul a observat și a corectat rapid modificarea, incidentul a subliniat că necesitatea unor mecanisme stricte de control al accesului, de monitorizare a comenzilor emise și de segregare a rețelelor se plică și sistemelor industriale de dimensiuni reduse, nu doar marilor infrastructuri critice.</w:t>
       </w:r>
     </w:p>
     <w:p>
       <w:pPr>
-        <w:spacing w:after="80" w:line="360" w:lineRule="auto"/>
-        <w:jc w:val="both"/>
-      </w:pPr>
-      <w:r>
-        <w:t xml:space="preserve">Atacurile asupra rețelei electrice din Ucraina, din 2015-2016, în urma căreia sute de mii de consumatori au rămas fără curent electric, au reprezentat un alt moment de referință. Atacatorii au folosit malware specializat pentru a accesa sistemele SCADA ale distribuitorilor de energie, dezactivând stații de transformare și ștergând </w:t>
-      </w:r>
-      <w:proofErr w:type="spellStart"/>
-      <w:r>
-        <w:t>firmare-ul</w:t>
-      </w:r>
-      <w:proofErr w:type="spellEnd"/>
-      <w:r>
-        <w:t xml:space="preserve"> echipamentelor pentru a îngreuna recuperarea. Incidentele au evidențiat vulnerabilitatea infrastructurilor critice la atacuri coordonate și au demonstrat că impactul unui atac cibernetic asupra unui sistem ICS poate depăși semnificativ granițele digitale, afectând direct populația și economia.</w:t>
-      </w:r>
-    </w:p>
-    <w:p>
-      <w:pPr>
-        <w:spacing w:after="80" w:line="360" w:lineRule="auto"/>
-        <w:jc w:val="both"/>
-      </w:pPr>
-      <w:r>
-        <w:t xml:space="preserve">Incidentul de la </w:t>
-      </w:r>
-      <w:proofErr w:type="spellStart"/>
-      <w:r>
-        <w:t>Oldsmar</w:t>
-      </w:r>
-      <w:proofErr w:type="spellEnd"/>
-      <w:r>
-        <w:t xml:space="preserve">, Florida, din 2021, a ilustrat pericolul specific al accesului neautorizat la distanță asupra sistemelor de control industrial. Un atacator necunoscut a </w:t>
-      </w:r>
-      <w:r>
-        <w:lastRenderedPageBreak/>
-        <w:t>accesat sistemul de control al unei stații de tratare a apei și a modificat temporar concentrația de hidroxid de sodiu la un nivel potențial periculos pentru sănătatea publică. Deși operatorul a observat și a corectat rapid modificarea, incidentul a subliniat că necesitatea unor mecanisme stricte de control al accesului, de monitorizare a comenzilor emise și de segregare a rețelelor se plică și sistemelor industriale de dimensiuni reduse, nu doar marilor infrastructuri critice.</w:t>
-      </w:r>
-    </w:p>
-    <w:p>
-      <w:pPr>
-        <w:spacing w:after="80" w:line="360" w:lineRule="auto"/>
-        <w:jc w:val="both"/>
-      </w:pPr>
-      <w:r>
-        <w:t xml:space="preserve">__ </w:t>
-      </w:r>
-      <w:proofErr w:type="spellStart"/>
-      <w:r>
-        <w:t>nush</w:t>
-      </w:r>
-      <w:proofErr w:type="spellEnd"/>
-      <w:r>
-        <w:t xml:space="preserve"> daca mi place concluzia asta___</w:t>
-      </w:r>
-    </w:p>
-    <w:p>
-      <w:pPr>
-        <w:spacing w:after="80" w:line="360" w:lineRule="auto"/>
-        <w:jc w:val="both"/>
-      </w:pPr>
-      <w:r>
-        <w:t xml:space="preserve">Cele trei cazuri prezentate ilustrează evoluția amenințărilor la adresa sistemelor ICS: de la atacuri sofisticate, sponsorizate de state naționale cu obiective geopolitice precise, la incidente mai puțin complexe tehnic, cu potențial de impact imediat asupra siguranței publice. Această diversitate a actorilor și motivațiilor confirmă că securitatea sistemelor industriale </w:t>
-      </w:r>
-      <w:proofErr w:type="spellStart"/>
-      <w:r>
-        <w:t>repreznită</w:t>
-      </w:r>
-      <w:proofErr w:type="spellEnd"/>
-      <w:r>
-        <w:t xml:space="preserve"> o problemă de interes general, care depășește cadrul strict al securității informatice și se extinde în sfera siguranței fizice și a infrastructurilor critice.</w:t>
-      </w:r>
-    </w:p>
-    <w:p>
-      <w:pPr>
-        <w:spacing w:after="80" w:line="360" w:lineRule="auto"/>
-        <w:jc w:val="both"/>
-      </w:pPr>
-    </w:p>
-    <w:p>
-      <w:pPr>
-        <w:spacing w:after="80" w:line="360" w:lineRule="auto"/>
-        <w:jc w:val="both"/>
-      </w:pPr>
-      <w:r>
-        <w:t>-ce tipuri de intruziuni pot sa apară</w:t>
-      </w:r>
-    </w:p>
-    <w:p>
-      <w:pPr>
-        <w:spacing w:after="80" w:line="360" w:lineRule="auto"/>
-        <w:jc w:val="both"/>
-      </w:pPr>
-      <w:r>
-        <w:t>-intruziuni cunoscute</w:t>
-      </w:r>
-    </w:p>
-    <w:p>
-      <w:pPr>
-        <w:spacing w:after="80" w:line="360" w:lineRule="auto"/>
-        <w:jc w:val="both"/>
-      </w:pPr>
-    </w:p>
-    <w:p>
-      <w:pPr>
-        <w:spacing w:after="80" w:line="360" w:lineRule="auto"/>
-        <w:jc w:val="both"/>
-      </w:pPr>
-      <w:r>
-        <w:t>-</w:t>
-      </w:r>
-      <w:proofErr w:type="spellStart"/>
-      <w:r>
-        <w:t>solutii</w:t>
-      </w:r>
-      <w:proofErr w:type="spellEnd"/>
-      <w:r>
-        <w:t xml:space="preserve"> </w:t>
-      </w:r>
-      <w:proofErr w:type="spellStart"/>
-      <w:r>
-        <w:t>asemanatoare</w:t>
-      </w:r>
-      <w:proofErr w:type="spellEnd"/>
-      <w:r>
-        <w:t>/cunoscute/</w:t>
-      </w:r>
-      <w:proofErr w:type="spellStart"/>
-      <w:r>
-        <w:t>anternative</w:t>
-      </w:r>
-      <w:proofErr w:type="spellEnd"/>
-      <w:r>
-        <w:t xml:space="preserve"> de rezolvare a problemei</w:t>
-      </w:r>
-    </w:p>
-    <w:p>
-      <w:pPr>
-        <w:spacing w:after="80" w:line="360" w:lineRule="auto"/>
-        <w:jc w:val="both"/>
-      </w:pPr>
-      <w:r>
-        <w:t xml:space="preserve">Soluții bazate pe semnături: </w:t>
-      </w:r>
-      <w:proofErr w:type="spellStart"/>
-      <w:r>
-        <w:t>Snort</w:t>
-      </w:r>
-      <w:proofErr w:type="spellEnd"/>
-      <w:r>
-        <w:t xml:space="preserve">, </w:t>
-      </w:r>
-      <w:proofErr w:type="spellStart"/>
-      <w:r>
-        <w:t>Suricata</w:t>
-      </w:r>
-      <w:proofErr w:type="spellEnd"/>
-    </w:p>
-    <w:p>
-      <w:pPr>
-        <w:spacing w:after="80" w:line="360" w:lineRule="auto"/>
-        <w:jc w:val="both"/>
-      </w:pPr>
-      <w:r>
-        <w:t xml:space="preserve">Soluții bazate pe anomalii: ML, Deep </w:t>
-      </w:r>
-      <w:proofErr w:type="spellStart"/>
-      <w:r>
-        <w:t>Learning</w:t>
-      </w:r>
-      <w:proofErr w:type="spellEnd"/>
-    </w:p>
-    <w:p>
-      <w:pPr>
-        <w:spacing w:after="80" w:line="360" w:lineRule="auto"/>
-        <w:jc w:val="both"/>
-      </w:pPr>
-      <w:r>
-        <w:t>Soluții bazate pe politici - Aici explici unde se poziționează sistemul tău.</w:t>
-      </w:r>
-    </w:p>
-    <w:p>
-      <w:pPr>
-        <w:spacing w:after="80" w:line="360" w:lineRule="auto"/>
-        <w:jc w:val="both"/>
-      </w:pPr>
-      <w:r>
-        <w:t>| Soluție | Detectează | Blochează | Necesită training |</w:t>
-      </w:r>
-    </w:p>
-    <w:p>
-      <w:pPr>
-        <w:spacing w:after="80" w:line="360" w:lineRule="auto"/>
-        <w:jc w:val="both"/>
-      </w:pPr>
-      <w:r>
-        <w:br/>
-      </w:r>
-    </w:p>
-    <w:p>
-      <w:pPr>
-        <w:spacing w:after="80" w:line="360" w:lineRule="auto"/>
-        <w:jc w:val="both"/>
-      </w:pPr>
-    </w:p>
-    <w:p>
-      <w:pPr>
-        <w:spacing w:after="80" w:line="360" w:lineRule="auto"/>
-        <w:jc w:val="both"/>
-      </w:pPr>
-      <w:r>
-        <w:t xml:space="preserve">Serviciile de securitate sunt supuse unor cerințe în continuă creștere, dorindu-se adaptarea atât la complexitatea amenințărilor, cât și la volumul tot mai mare de trafic generat de creșterea numărului de utilizatori și a dispozitivelor conectate. </w:t>
-      </w:r>
-    </w:p>
-    <w:p>
-      <w:pPr>
-        <w:spacing w:after="80" w:line="360" w:lineRule="auto"/>
-        <w:jc w:val="both"/>
-      </w:pPr>
-      <w:r>
-        <w:rPr>
-          <w:lang w:bidi="ro-RO"/>
-        </w:rPr>
-        <w:t xml:space="preserve">În mod particular, mediile industriale impun cerințe suplimentare de securitate, datorită infrastructurilor critice și necesității funcționării stabile. În aceste scenarii, schimbul de date  dintre echipamente este strict regulat și supus unui nivel de control ridicat, pentru a preveni degradarea performanței sau chiar oprirea funcționării echipamentelor. Din acest motiv, </w:t>
-      </w:r>
-      <w:r>
-        <w:rPr>
-          <w:lang w:bidi="ro-RO"/>
-        </w:rPr>
-        <w:lastRenderedPageBreak/>
-        <w:t xml:space="preserve">soluțiile de securitate destinate </w:t>
-      </w:r>
-      <w:r>
-        <w:t>mediilor industriale trebuie să ofere mecanisme eficiente de monitorizare, filtrare și control al comunicațiilor dintre dispozitive.</w:t>
-      </w:r>
-    </w:p>
-    <w:p>
-      <w:pPr>
-        <w:spacing w:after="80" w:line="360" w:lineRule="auto"/>
-        <w:jc w:val="both"/>
-      </w:pPr>
-    </w:p>
-    <w:p>
-      <w:pPr>
-        <w:numPr>
-          <w:ilvl w:val="0"/>
-          <w:numId w:val="42"/>
-        </w:numPr>
-        <w:spacing w:after="80" w:line="360" w:lineRule="auto"/>
-        <w:jc w:val="both"/>
-      </w:pPr>
-      <w:r>
-        <w:t>TODO: statistici mai detaliate despre intruziuni</w:t>
-      </w:r>
-    </w:p>
-    <w:p>
-      <w:pPr>
-        <w:spacing w:after="80" w:line="360" w:lineRule="auto"/>
-        <w:ind w:left="720"/>
-        <w:jc w:val="both"/>
-      </w:pPr>
-    </w:p>
-    <w:p>
-      <w:pPr>
-        <w:pBdr>
-          <w:top w:val="none" w:sz="4" w:space="0" w:color="000000"/>
-          <w:left w:val="none" w:sz="4" w:space="0" w:color="000000"/>
-          <w:bottom w:val="none" w:sz="4" w:space="0" w:color="000000"/>
-          <w:right w:val="none" w:sz="4" w:space="0" w:color="000000"/>
-        </w:pBdr>
-        <w:spacing w:after="80" w:line="360" w:lineRule="auto"/>
-        <w:jc w:val="both"/>
-      </w:pPr>
-      <w:r>
-        <w:rPr>
-          <w:color w:val="000000"/>
-        </w:rPr>
-        <w:t>Un serviciu de securitate are rolul de a proteja sistemele împotriva acțiunilor nedorite și a actorilor malițioși, prin identificarea și remedierea vulnerabilităților existente. În acest context, mecanismele de protecție trebuie să funcționeze în mod riguros și continuu, acoperind un spectru cât mai larg de puncte slabe. În sens contrar, compromiterea sistemelor poate fi realizată prin exploatarea unei singure vulnerabilități neidentificate sau tratate insuficient. Această realitate evidențiază necesitatea menținerii unui standardul ridicat pentru mecanismele de securizare, ceea ce impune dezvoltarea unor soluții eficiente, adaptabile și capabile să răspundă în timp real la evoluția amenințărilor.</w:t>
-      </w:r>
+        <w:pStyle w:val="Heading1"/>
+      </w:pPr>
       <w:bookmarkStart w:id="3" w:name="_Toc3"/>
-    </w:p>
-    <w:p>
-      <w:pPr>
-        <w:pStyle w:val="Heading1"/>
-      </w:pPr>
       <w:r>
         <w:rPr>
           <w:b/>
           <w:bCs/>
           <w:color w:val="070783"/>
         </w:rPr>
+        <w:lastRenderedPageBreak/>
         <w:t>Descrierea problemei și soluția propusă</w:t>
       </w:r>
       <w:bookmarkEnd w:id="3"/>
@@ -7070,68 +6835,148 @@
     </w:p>
     <w:p>
       <w:pPr>
+        <w:pStyle w:val="Heading2"/>
+        <w:rPr>
+          <w:b/>
+          <w:bCs/>
+          <w:color w:val="070783"/>
+        </w:rPr>
+      </w:pPr>
+      <w:r>
+        <w:rPr>
+          <w:b/>
+          <w:bCs/>
+          <w:color w:val="070783"/>
+        </w:rPr>
+        <w:t>Soluții existente de securitate a sistemelor ICS</w:t>
+      </w:r>
+    </w:p>
+    <w:p>
+      <w:pPr>
         <w:spacing w:after="80" w:line="360" w:lineRule="auto"/>
         <w:jc w:val="both"/>
       </w:pPr>
+      <w:r>
+        <w:t>Soluțiile de securitate destinate mediilor ICS pot fi clasificate, în funcție de mecanismul de detecție utilizat, în trei categorii principale: soluții bazate pe semnături, soluții bazate pe detecția anomaliilor și soluții bazate pe politici de acces explicit. Fiecare dintre aceste abordări prezintă avantaje și limitări specifice, iar alegerea uneia</w:t>
+      </w:r>
+      <w:r>
+        <w:t xml:space="preserve"> dintre ele este determinată de contextul operațional, de resursele disponibile și de natura amenințărilor vizitate.</w:t>
+      </w:r>
     </w:p>
     <w:p>
       <w:pPr>
-        <w:numPr>
-          <w:ilvl w:val="0"/>
-          <w:numId w:val="42"/>
-        </w:numPr>
         <w:spacing w:after="80" w:line="360" w:lineRule="auto"/>
         <w:jc w:val="both"/>
       </w:pPr>
-      <w:r>
-        <w:t xml:space="preserve">TODO: Pot sa </w:t>
-      </w:r>
-      <w:proofErr w:type="spellStart"/>
-      <w:r>
-        <w:t>vb</w:t>
-      </w:r>
-      <w:proofErr w:type="spellEnd"/>
-      <w:r>
-        <w:t xml:space="preserve"> </w:t>
-      </w:r>
-      <w:proofErr w:type="spellStart"/>
-      <w:r>
-        <w:t>putin</w:t>
-      </w:r>
-      <w:proofErr w:type="spellEnd"/>
-      <w:r>
-        <w:t xml:space="preserve"> mai mult despre </w:t>
-      </w:r>
-      <w:proofErr w:type="spellStart"/>
-      <w:r>
-        <w:t>lucrari</w:t>
-      </w:r>
-      <w:proofErr w:type="spellEnd"/>
-      <w:r>
-        <w:t xml:space="preserve"> </w:t>
-      </w:r>
-      <w:proofErr w:type="spellStart"/>
-      <w:r>
-        <w:t>asemanatoare</w:t>
-      </w:r>
-      <w:proofErr w:type="spellEnd"/>
-      <w:r>
-        <w:t>, nu doar sa le precizez</w:t>
-      </w:r>
     </w:p>
     <w:p>
       <w:pPr>
         <w:spacing w:after="80" w:line="360" w:lineRule="auto"/>
         <w:jc w:val="both"/>
         <w:rPr>
-          <w:color w:val="000000"/>
-        </w:rPr>
-      </w:pPr>
+          <w:b/>
+          <w:bCs/>
+        </w:rPr>
+      </w:pPr>
+      <w:r>
+        <w:rPr>
+          <w:b/>
+          <w:bCs/>
+        </w:rPr>
+        <w:t>Soluții bazate pe semnături</w:t>
+      </w:r>
     </w:p>
     <w:p>
       <w:pPr>
         <w:spacing w:after="80" w:line="360" w:lineRule="auto"/>
         <w:jc w:val="both"/>
+      </w:pPr>
+      <w:r>
+        <w:t xml:space="preserve">Sistemele bazate pe semnături, precum </w:t>
+      </w:r>
+      <w:proofErr w:type="spellStart"/>
+      <w:r>
+        <w:t>Snort</w:t>
+      </w:r>
+      <w:proofErr w:type="spellEnd"/>
+      <w:r>
+        <w:t xml:space="preserve"> și </w:t>
+      </w:r>
+      <w:proofErr w:type="spellStart"/>
+      <w:r>
+        <w:t>Suricata</w:t>
+      </w:r>
+      <w:proofErr w:type="spellEnd"/>
+      <w:r>
+        <w:t xml:space="preserve"> (____</w:t>
+      </w:r>
+      <w:proofErr w:type="spellStart"/>
+      <w:r>
+        <w:t>paper</w:t>
+      </w:r>
+      <w:proofErr w:type="spellEnd"/>
+      <w:r>
+        <w:t xml:space="preserve"> despre ele și le descriu___) funcționează prin compararea traficului de rețea cu o bază de date de tipare cunoscute asociate atacurilor documentate. Atunci când un pachet sau o secvență de pachete corespunde unui tipar existent</w:t>
+      </w:r>
+      <w:r>
+        <w:rPr>
+          <w:lang w:val="en-US"/>
+        </w:rPr>
+        <w:t xml:space="preserve">, </w:t>
+      </w:r>
+      <w:proofErr w:type="spellStart"/>
+      <w:r>
+        <w:rPr>
+          <w:lang w:val="en-US"/>
+        </w:rPr>
+        <w:t>sistemul</w:t>
+      </w:r>
+      <w:proofErr w:type="spellEnd"/>
+      <w:r>
+        <w:rPr>
+          <w:lang w:val="en-US"/>
+        </w:rPr>
+        <w:t xml:space="preserve"> </w:t>
+      </w:r>
+      <w:proofErr w:type="spellStart"/>
+      <w:r>
+        <w:rPr>
+          <w:lang w:val="en-US"/>
+        </w:rPr>
+        <w:t>genereaz</w:t>
+      </w:r>
+      <w:proofErr w:type="spellEnd"/>
+      <w:r>
+        <w:t>ă o alergă sau blochează comunicarea. Această abordare oferă o rată redusă de fals-pozitive pentru amenințări cunoscute și poate fi implementată fără o fază de antrenament prealabilă. Cu toate acestea, limitarea fundamentală a acestei categorii constă în incapacitatea de a detecta atacuri noi sau variante ale atacurilor existente pentru care nu a fost definită o semnătură corespunzătoare. În contextul mediilor ICS, unde protocoalele sunt specializate și atacurilor pot fi construite pe baza caracteristicilor specifice ale acestora, menținerea bazei de semnături actualizată reprezintă o provocare continuă.</w:t>
+      </w:r>
+    </w:p>
+    <w:p>
+      <w:pPr>
+        <w:spacing w:after="80" w:line="360" w:lineRule="auto"/>
+        <w:jc w:val="both"/>
+      </w:pPr>
+    </w:p>
+    <w:p>
+      <w:pPr>
+        <w:spacing w:after="80" w:line="360" w:lineRule="auto"/>
+        <w:jc w:val="both"/>
+        <w:rPr>
+          <w:b/>
+          <w:bCs/>
+        </w:rPr>
+      </w:pPr>
+      <w:r>
+        <w:rPr>
+          <w:b/>
+          <w:bCs/>
+        </w:rPr>
+        <w:t>Soluții bazate pe detecția anomaliilor</w:t>
+      </w:r>
+    </w:p>
+    <w:p>
+      <w:pPr>
+        <w:spacing w:after="80" w:line="360" w:lineRule="auto"/>
+        <w:jc w:val="both"/>
         <w:rPr>
           <w:color w:val="000000"/>
         </w:rPr>
@@ -7140,331 +6985,306 @@
         <w:rPr>
           <w:color w:val="000000"/>
         </w:rPr>
-        <w:t xml:space="preserve">Lucrările recente din domeniul securității sistemelor industriale se concentrează predominant pe detectarea anomaliilor prin metode statistice și de învățare automată. </w:t>
-      </w:r>
-      <w:hyperlink r:id="rId13" w:tooltip="https://arxiv.org/search/cs?searchtype=author&amp;query=Kim,+J" w:history="1">
-        <w:proofErr w:type="spellStart"/>
-        <w:r>
-          <w:rPr>
-            <w:rStyle w:val="Hyperlink"/>
-            <w:i/>
-            <w:iCs/>
-            <w:color w:val="000000"/>
-            <w:highlight w:val="white"/>
-            <w:u w:val="none"/>
-          </w:rPr>
-          <w:t>Jonguk</w:t>
-        </w:r>
-        <w:proofErr w:type="spellEnd"/>
-        <w:r>
-          <w:rPr>
-            <w:rStyle w:val="Hyperlink"/>
-            <w:i/>
-            <w:iCs/>
-            <w:color w:val="000000"/>
-            <w:highlight w:val="white"/>
-            <w:u w:val="none"/>
-          </w:rPr>
-          <w:t xml:space="preserve"> Kim</w:t>
-        </w:r>
-      </w:hyperlink>
+        <w:t xml:space="preserve">Direcția predominantă a soluțiilor recente în securitatea sistemelor ICS este cea a detecțiilor anomaliilor prin metode statistice și de învățare automată. Această abordare pornește de la premisa că traficul normal dintr-o rețea industrială prezintă </w:t>
+      </w:r>
+      <w:proofErr w:type="spellStart"/>
+      <w:r>
+        <w:rPr>
+          <w:color w:val="000000"/>
+        </w:rPr>
+        <w:t>prezintă</w:t>
+      </w:r>
+      <w:proofErr w:type="spellEnd"/>
+      <w:r>
+        <w:rPr>
+          <w:color w:val="000000"/>
+        </w:rPr>
+        <w:t xml:space="preserve"> tipare stabile și </w:t>
+      </w:r>
+      <w:r>
+        <w:rPr>
+          <w:color w:val="000000"/>
+        </w:rPr>
+        <w:lastRenderedPageBreak/>
+        <w:t>predictibile, iar abaterile de la aceste tipare pot indica prezența unui atac sau a unei disfuncționalități.</w:t>
+      </w:r>
+    </w:p>
+    <w:p>
+      <w:pPr>
+        <w:spacing w:after="80" w:line="360" w:lineRule="auto"/>
+        <w:jc w:val="both"/>
+        <w:rPr>
+          <w:color w:val="000000"/>
+        </w:rPr>
+      </w:pPr>
+      <w:r>
+        <w:rPr>
+          <w:color w:val="000000"/>
+        </w:rPr>
+        <w:t xml:space="preserve">T. K. Das, S. </w:t>
+      </w:r>
+      <w:proofErr w:type="spellStart"/>
+      <w:r>
+        <w:rPr>
+          <w:color w:val="000000"/>
+        </w:rPr>
+        <w:t>Adepu</w:t>
+      </w:r>
+      <w:proofErr w:type="spellEnd"/>
+      <w:r>
+        <w:rPr>
+          <w:color w:val="000000"/>
+        </w:rPr>
+        <w:t xml:space="preserve"> și J. </w:t>
+      </w:r>
+      <w:proofErr w:type="spellStart"/>
+      <w:r>
+        <w:rPr>
+          <w:color w:val="000000"/>
+        </w:rPr>
+        <w:t>Zhou</w:t>
+      </w:r>
+      <w:proofErr w:type="spellEnd"/>
+      <w:r>
+        <w:rPr>
+          <w:color w:val="000000"/>
+        </w:rPr>
+        <w:t xml:space="preserve"> (___</w:t>
+      </w:r>
+      <w:proofErr w:type="spellStart"/>
+      <w:r>
+        <w:rPr>
+          <w:color w:val="000000"/>
+        </w:rPr>
+        <w:t>citatie</w:t>
+      </w:r>
+      <w:proofErr w:type="spellEnd"/>
+      <w:r>
+        <w:rPr>
+          <w:color w:val="000000"/>
+        </w:rPr>
+        <w:t xml:space="preserve"> ___) propun utilizarea metodei </w:t>
+      </w:r>
+      <w:proofErr w:type="spellStart"/>
       <w:r>
         <w:rPr>
           <w:i/>
           <w:iCs/>
           <w:color w:val="000000"/>
-          <w:highlight w:val="white"/>
-        </w:rPr>
-        <w:t>, </w:t>
-      </w:r>
-      <w:proofErr w:type="spellStart"/>
-      <w:r>
-        <w:fldChar w:fldCharType="begin"/>
-      </w:r>
-      <w:r>
-        <w:instrText>HYPERLINK "https://arxiv.org/search/cs?searchtype=author&amp;query=Yun,+J" \o "https://arxiv.org/search/cs?searchtype=author&amp;query=Yun,+J"</w:instrText>
-      </w:r>
-      <w:r>
-        <w:fldChar w:fldCharType="separate"/>
-      </w:r>
-      <w:r>
-        <w:rPr>
-          <w:rStyle w:val="Hyperlink"/>
+        </w:rPr>
+        <w:t>Logical</w:t>
+      </w:r>
+      <w:proofErr w:type="spellEnd"/>
+      <w:r>
+        <w:rPr>
           <w:i/>
           <w:iCs/>
           <w:color w:val="000000"/>
-          <w:highlight w:val="white"/>
-          <w:u w:val="none"/>
-        </w:rPr>
-        <w:t>Jeong</w:t>
-      </w:r>
-      <w:proofErr w:type="spellEnd"/>
-      <w:r>
-        <w:rPr>
-          <w:rStyle w:val="Hyperlink"/>
+        </w:rPr>
+        <w:t xml:space="preserve"> </w:t>
+      </w:r>
+      <w:proofErr w:type="spellStart"/>
+      <w:r>
+        <w:rPr>
           <w:i/>
           <w:iCs/>
           <w:color w:val="000000"/>
-          <w:highlight w:val="white"/>
-          <w:u w:val="none"/>
-        </w:rPr>
-        <w:t xml:space="preserve">-Han </w:t>
-      </w:r>
-      <w:proofErr w:type="spellStart"/>
-      <w:r>
-        <w:rPr>
-          <w:rStyle w:val="Hyperlink"/>
+        </w:rPr>
+        <w:t>Analysis</w:t>
+      </w:r>
+      <w:proofErr w:type="spellEnd"/>
+      <w:r>
+        <w:rPr>
           <w:i/>
           <w:iCs/>
           <w:color w:val="000000"/>
-          <w:highlight w:val="white"/>
-          <w:u w:val="none"/>
-        </w:rPr>
+        </w:rPr>
+        <w:t xml:space="preserve"> of Data</w:t>
+      </w:r>
+      <w:r>
+        <w:rPr>
+          <w:color w:val="000000"/>
+        </w:rPr>
+        <w:t xml:space="preserve"> (LAD) pentru detectarea anomaliilor în sistemele ICS. Metoda construiește un model al comportamentului normal pe baza datelor operaționale istorice, identificând tipare logice care caracterizează funcționalitatea corectă a sistemului. Abaterile față de aceste tipare sunt semnalizate ca potențiale incidente de securitate. Avantajul acestei abordări constă în interpretabilitatea ridicată a modelului generat</w:t>
+      </w:r>
+      <w:r>
+        <w:rPr>
+          <w:color w:val="000000"/>
+        </w:rPr>
+        <w:t>, care poate fi proporțională cu reprezentativitatea datelor folosite în etapa de antrenament, iar comportamentele anormale care nu se abat suficient de mult de la tiparele normale pot rămâne nedetectate.</w:t>
+      </w:r>
+    </w:p>
+    <w:p>
+      <w:pPr>
+        <w:spacing w:after="80" w:line="360" w:lineRule="auto"/>
+        <w:jc w:val="both"/>
+        <w:rPr>
+          <w:color w:val="000000"/>
+        </w:rPr>
+      </w:pPr>
+      <w:r>
+        <w:t xml:space="preserve">J. Kim, J.-H. </w:t>
+      </w:r>
+      <w:proofErr w:type="spellStart"/>
+      <w:r>
         <w:t>Yun</w:t>
       </w:r>
       <w:proofErr w:type="spellEnd"/>
       <w:r>
-        <w:fldChar w:fldCharType="end"/>
-      </w:r>
-      <w:r>
+        <w:t xml:space="preserve"> și H. C. Kim</w:t>
+      </w:r>
+      <w:r>
+        <w:t xml:space="preserve"> (__</w:t>
+      </w:r>
+      <w:proofErr w:type="spellStart"/>
+      <w:r>
+        <w:t>citatie</w:t>
+      </w:r>
+      <w:proofErr w:type="spellEnd"/>
+      <w:r>
+        <w:t xml:space="preserve">__) propun o arhitectură bazată pe rețele neuronale de tip </w:t>
+      </w:r>
+      <w:proofErr w:type="spellStart"/>
+      <w:r>
+        <w:rPr>
+          <w:i/>
+          <w:iCs/>
+        </w:rPr>
+        <w:t>sequence-to-sequence</w:t>
+      </w:r>
+      <w:proofErr w:type="spellEnd"/>
+      <w:r>
+        <w:t xml:space="preserve"> pentru detectarea anomaliilor în traficul sistemelor ICS. Modelul este antrenat exclusiv pe date normale, învățând să reconstruiască secvențe de comunicații din rețeaua industrială. În faza de interferență, erorile de construcție ridicate sunt interpretate ca indicatori ai unui comportament anormal. Această abordare este suficientă în detectarea deviațiilor subtile față de tiparele normale, </w:t>
+      </w:r>
+      <w:r>
+        <w:t>acoperind atacurile care nu generează schimbări bruște în trafic, ci alterează gradual comportamentul procesului controlat. Limitarea principală rămâne, însă, dependența de calitatea și diversitatea datelor de antrenament, precum și sensibilitatea la variațiile naturale ale procesului industrial, care pot genera alarme false.</w:t>
+      </w:r>
+    </w:p>
+    <w:p>
+      <w:pPr>
+        <w:spacing w:after="80" w:line="360" w:lineRule="auto"/>
+        <w:jc w:val="both"/>
         <w:rPr>
           <w:color w:val="000000"/>
-          <w:highlight w:val="white"/>
-        </w:rPr>
-        <w:t xml:space="preserve"> și  </w:t>
+        </w:rPr>
+      </w:pPr>
+      <w:r>
+        <w:rPr>
+          <w:color w:val="000000"/>
+        </w:rPr>
+        <w:t xml:space="preserve">M. </w:t>
       </w:r>
       <w:proofErr w:type="spellStart"/>
       <w:r>
-        <w:fldChar w:fldCharType="begin"/>
-      </w:r>
-      <w:r>
-        <w:instrText>HYPERLINK "https://arxiv.org/search/cs?searchtype=author&amp;query=Kim,+H+C" \o "https://arxiv.org/search/cs?searchtype=author&amp;query=Kim,+H+C"</w:instrText>
-      </w:r>
-      <w:r>
-        <w:fldChar w:fldCharType="separate"/>
-      </w:r>
-      <w:r>
-        <w:rPr>
-          <w:rStyle w:val="Hyperlink"/>
+        <w:rPr>
+          <w:color w:val="000000"/>
+        </w:rPr>
+        <w:t>Elnour</w:t>
+      </w:r>
+      <w:proofErr w:type="spellEnd"/>
+      <w:r>
+        <w:rPr>
+          <w:color w:val="000000"/>
+        </w:rPr>
+        <w:t xml:space="preserve"> et al. (__</w:t>
+      </w:r>
+      <w:proofErr w:type="spellStart"/>
+      <w:r>
+        <w:rPr>
+          <w:color w:val="000000"/>
+        </w:rPr>
+        <w:t>citatie</w:t>
+      </w:r>
+      <w:proofErr w:type="spellEnd"/>
+      <w:r>
+        <w:rPr>
+          <w:color w:val="000000"/>
+        </w:rPr>
+        <w:t>__) prezintă un cadru de detectare și contracarare în timp real a atacurilor de tip injectare de date false în senzori, utilizând un ansamblu de tehnici de învățare automată. Lucrarea adresează o categorie specifică de atac în care valorile raportate de senzori sunt modificate pentru a induce în eroare sistemul de control, fără a perturba direct comunicațiile de rețea. Soluția propusă combină mai mulți clasificatori pentru a obține o rată de detecție ridicată și un număr redus de fals-pozitive, integrând totodată un mecanism de răspuns automat care poate corecta valorile compromise înainte ca acestea să influențeze deciziile de control. Deși eficientă pentru scenariul specific vizat, această abordare necesită resurse computaționale semnificative și o fază extinsă de antrenament și validare de date reprezentative pentru instalația monitorizată.</w:t>
+      </w:r>
+    </w:p>
+    <w:p>
+      <w:pPr>
+        <w:spacing w:after="80" w:line="360" w:lineRule="auto"/>
+        <w:jc w:val="both"/>
+        <w:rPr>
+          <w:color w:val="000000"/>
+        </w:rPr>
+      </w:pPr>
+      <w:r>
+        <w:rPr>
+          <w:color w:val="000000"/>
+        </w:rPr>
+        <w:t>L. Wang (__</w:t>
+      </w:r>
+      <w:proofErr w:type="spellStart"/>
+      <w:r>
+        <w:rPr>
+          <w:color w:val="000000"/>
+        </w:rPr>
+        <w:t>citatie</w:t>
+      </w:r>
+      <w:proofErr w:type="spellEnd"/>
+      <w:r>
+        <w:rPr>
+          <w:color w:val="000000"/>
+        </w:rPr>
+        <w:t xml:space="preserve">__) extinde direcția bazată pe învățare automată prin introducerea tehnicilor de adaptare de domeniu pentru detectarea intruziunilor în scenarii în care distribuția traficului variază între diferite instalații sau configurații ale sistemului. Lucrarea combină metode de </w:t>
+      </w:r>
+      <w:proofErr w:type="spellStart"/>
+      <w:r>
+        <w:rPr>
           <w:i/>
           <w:iCs/>
           <w:color w:val="000000"/>
-          <w:highlight w:val="white"/>
-          <w:u w:val="none"/>
-        </w:rPr>
-        <w:t>Hyoung</w:t>
+        </w:rPr>
+        <w:t>clustering</w:t>
       </w:r>
       <w:proofErr w:type="spellEnd"/>
       <w:r>
         <w:rPr>
-          <w:rStyle w:val="Hyperlink"/>
+          <w:color w:val="000000"/>
+        </w:rPr>
+        <w:t xml:space="preserve"> cu tehnici de </w:t>
+      </w:r>
+      <w:r>
+        <w:rPr>
           <w:i/>
           <w:iCs/>
           <w:color w:val="000000"/>
-          <w:highlight w:val="white"/>
-          <w:u w:val="none"/>
-        </w:rPr>
-        <w:t xml:space="preserve"> </w:t>
+        </w:rPr>
+        <w:t xml:space="preserve">transfer </w:t>
       </w:r>
       <w:proofErr w:type="spellStart"/>
       <w:r>
         <w:rPr>
-          <w:rStyle w:val="Hyperlink"/>
           <w:i/>
           <w:iCs/>
           <w:color w:val="000000"/>
-          <w:highlight w:val="white"/>
-          <w:u w:val="none"/>
-        </w:rPr>
-        <w:t>Chun</w:t>
+        </w:rPr>
+        <w:t>learning</w:t>
       </w:r>
       <w:proofErr w:type="spellEnd"/>
       <w:r>
         <w:rPr>
-          <w:rStyle w:val="Hyperlink"/>
           <w:i/>
           <w:iCs/>
           <w:color w:val="000000"/>
-          <w:highlight w:val="white"/>
-          <w:u w:val="none"/>
-        </w:rPr>
-        <w:t xml:space="preserve"> Kim</w:t>
-      </w:r>
-      <w:r>
-        <w:fldChar w:fldCharType="end"/>
+        </w:rPr>
+        <w:t xml:space="preserve"> </w:t>
       </w:r>
       <w:r>
         <w:rPr>
           <w:color w:val="000000"/>
         </w:rPr>
-        <w:t xml:space="preserve"> </w:t>
-      </w:r>
-      <w:r>
-        <w:fldChar w:fldCharType="begin"/>
-      </w:r>
-      <w:r>
-        <w:instrText xml:space="preserve"> REF ref_J_Kim  \h \* MERGEFORMAT </w:instrText>
-      </w:r>
-      <w:r>
-        <w:fldChar w:fldCharType="separate"/>
-      </w:r>
-      <w:r>
-        <w:t>[4]</w:t>
-      </w:r>
-      <w:r>
-        <w:fldChar w:fldCharType="end"/>
-      </w:r>
-      <w:r>
-        <w:rPr>
-          <w:i/>
-          <w:iCs/>
+        <w:t xml:space="preserve">pentru a permite aplicarea unui model </w:t>
+      </w:r>
+      <w:r>
+        <w:rPr>
           <w:color w:val="000000"/>
         </w:rPr>
-        <w:t xml:space="preserve"> </w:t>
-      </w:r>
-      <w:r>
-        <w:rPr>
-          <w:color w:val="000000"/>
-        </w:rPr>
-        <w:t>propun</w:t>
-      </w:r>
-      <w:r>
-        <w:rPr>
-          <w:i/>
-          <w:iCs/>
-          <w:color w:val="000000"/>
-        </w:rPr>
-        <w:t xml:space="preserve"> </w:t>
-      </w:r>
-      <w:r>
-        <w:rPr>
-          <w:color w:val="000000"/>
-        </w:rPr>
-        <w:t xml:space="preserve">o metodă de detecție bazată pe rețele neuronale de tip </w:t>
-      </w:r>
-      <w:proofErr w:type="spellStart"/>
-      <w:r>
-        <w:rPr>
-          <w:i/>
-          <w:iCs/>
-          <w:color w:val="000000"/>
-        </w:rPr>
-        <w:t>sequence-to-sequence</w:t>
-      </w:r>
-      <w:proofErr w:type="spellEnd"/>
-      <w:r>
-        <w:rPr>
-          <w:color w:val="000000"/>
-        </w:rPr>
-        <w:t xml:space="preserve">, antrenate pe date operaționale normale, care identifică abateri prin analiza erorilor de predicție. </w:t>
-      </w:r>
-      <w:proofErr w:type="spellStart"/>
-      <w:r>
-        <w:rPr>
-          <w:i/>
-          <w:iCs/>
-          <w:color w:val="000000"/>
-        </w:rPr>
-        <w:t>Luyao</w:t>
-      </w:r>
-      <w:proofErr w:type="spellEnd"/>
-      <w:r>
-        <w:rPr>
-          <w:i/>
-          <w:iCs/>
-          <w:color w:val="000000"/>
-        </w:rPr>
-        <w:t xml:space="preserve"> Wang </w:t>
-      </w:r>
-      <w:r>
-        <w:rPr>
-          <w:color w:val="000000"/>
-        </w:rPr>
-        <w:t xml:space="preserve">et al. </w:t>
-      </w:r>
-      <w:r>
-        <w:fldChar w:fldCharType="begin"/>
-      </w:r>
-      <w:r>
-        <w:instrText xml:space="preserve"> REF ref_L_Wang  \h</w:instrText>
-      </w:r>
-      <w:r>
-        <w:fldChar w:fldCharType="separate"/>
-      </w:r>
-      <w:r>
-        <w:t>[5]</w:t>
-      </w:r>
-      <w:r>
-        <w:fldChar w:fldCharType="end"/>
-      </w:r>
-      <w:r>
-        <w:rPr>
-          <w:i/>
-          <w:iCs/>
-          <w:color w:val="000000"/>
-        </w:rPr>
-        <w:t xml:space="preserve"> </w:t>
-      </w:r>
-      <w:r>
-        <w:rPr>
-          <w:color w:val="000000"/>
-        </w:rPr>
-        <w:t xml:space="preserve">extinde această direcție, prezentând tehnici de </w:t>
-      </w:r>
-      <w:r>
-        <w:rPr>
-          <w:i/>
-          <w:iCs/>
-          <w:color w:val="000000"/>
-        </w:rPr>
-        <w:t xml:space="preserve">transfer </w:t>
-      </w:r>
-      <w:proofErr w:type="spellStart"/>
-      <w:r>
-        <w:rPr>
-          <w:i/>
-          <w:iCs/>
-          <w:color w:val="000000"/>
-        </w:rPr>
-        <w:t>learning</w:t>
-      </w:r>
-      <w:proofErr w:type="spellEnd"/>
-      <w:r>
-        <w:rPr>
-          <w:i/>
-          <w:iCs/>
-          <w:color w:val="000000"/>
-        </w:rPr>
-        <w:t xml:space="preserve"> </w:t>
-      </w:r>
-      <w:r>
-        <w:rPr>
-          <w:color w:val="000000"/>
-        </w:rPr>
-        <w:t xml:space="preserve">și </w:t>
-      </w:r>
-      <w:proofErr w:type="spellStart"/>
-      <w:r>
-        <w:rPr>
-          <w:i/>
-          <w:iCs/>
-          <w:color w:val="000000"/>
-        </w:rPr>
-        <w:t>clustering</w:t>
-      </w:r>
-      <w:proofErr w:type="spellEnd"/>
-      <w:r>
-        <w:rPr>
-          <w:color w:val="000000"/>
-        </w:rPr>
-        <w:t xml:space="preserve">, adresând problema variației distribuției traficului între scenarii diferite. Deși eficiente în detectarea comportamentelor anormale, ambele abordări </w:t>
-      </w:r>
-      <w:r>
-        <w:rPr>
-          <w:color w:val="000000"/>
-        </w:rPr>
         <w:lastRenderedPageBreak/>
-        <w:t xml:space="preserve">sunt în esență reactive și dependente de seturi de date reprezentative, informații ce se pot dovedi dificil de obținut în medii industriale reale. </w:t>
+        <w:t>antrenat pe datele unei instalații la o instalație diferită, reducând costul asociat colectării și etichetării datelor de antrenament pentru fiecare nouă implementare. Această abordare răspunde unei limitări practice semnificative a soluțiilor bazate pe anomalii, și anume costul ridicat al construirii unui model specific pentru fiecare mediu industrial în parte.</w:t>
       </w:r>
     </w:p>
     <w:p>
@@ -7475,38 +7295,6 @@
           <w:color w:val="000000"/>
         </w:rPr>
       </w:pPr>
-      <w:r>
-        <w:rPr>
-          <w:color w:val="000000"/>
-        </w:rPr>
-        <w:t xml:space="preserve">Lucrarea de față adoptă o perspectivă diferită asupra problemei. În locul unui model care învață să distingă traficul normal de cel anormal, soluția propusă se bazează pe un mecanism de control explicit, în care conexiunile permise sunt definite în mod direct de administratorul sistemului. Filtrarea traficului se realizează la nivel </w:t>
-      </w:r>
-      <w:proofErr w:type="spellStart"/>
-      <w:r>
-        <w:rPr>
-          <w:color w:val="000000"/>
-        </w:rPr>
-        <w:t>kernel</w:t>
-      </w:r>
-      <w:proofErr w:type="spellEnd"/>
-      <w:r>
-        <w:rPr>
-          <w:color w:val="000000"/>
-        </w:rPr>
-        <w:t xml:space="preserve">, oferind </w:t>
-      </w:r>
-      <w:r>
-        <w:rPr>
-          <w:color w:val="000000"/>
-        </w:rPr>
-        <w:t xml:space="preserve">o reacție superioară de răspuns </w:t>
-      </w:r>
-      <w:r>
-        <w:rPr>
-          <w:color w:val="000000"/>
-        </w:rPr>
-        <w:t>și un grad ridicat de control asupra comunicațiilor din rețea. Această abordare elimină dependența de date de antrenament și reduce ambiguitatea specifică modelelor probabilistice, oferind în același timp moduri de funcționare flexibile care permit adaptarea dinamică a politicilor de acces în funcție de cerințele operaționale.</w:t>
-      </w:r>
     </w:p>
     <w:p>
       <w:pPr>
@@ -7518,86 +7306,1285 @@
       </w:pPr>
       <w:r>
         <w:rPr>
+          <w:b/>
+          <w:bCs/>
           <w:color w:val="000000"/>
         </w:rPr>
-        <w:t>Componenta designată echipamentelor monitorizate utilizează mecanisme de inspecție și filtrare</w:t>
-      </w:r>
-      <w:r>
-        <w:rPr>
-          <w:color w:val="000000"/>
-        </w:rPr>
-        <w:t xml:space="preserve"> în spațiul de rulare</w:t>
-      </w:r>
-      <w:r>
-        <w:rPr>
-          <w:color w:val="000000"/>
-        </w:rPr>
-        <w:t xml:space="preserve"> </w:t>
-      </w:r>
-      <w:proofErr w:type="spellStart"/>
-      <w:r>
-        <w:rPr>
-          <w:i/>
-          <w:iCs/>
-          <w:color w:val="000000"/>
-        </w:rPr>
-        <w:t>kernel</w:t>
-      </w:r>
-      <w:proofErr w:type="spellEnd"/>
-      <w:r>
-        <w:rPr>
-          <w:color w:val="000000"/>
-        </w:rPr>
-        <w:t xml:space="preserve"> specifice sistemelor de operare de tip </w:t>
-      </w:r>
-      <w:r>
-        <w:rPr>
-          <w:i/>
-          <w:iCs/>
-          <w:color w:val="000000"/>
-        </w:rPr>
-        <w:t>Linux</w:t>
-      </w:r>
-      <w:r>
-        <w:rPr>
-          <w:color w:val="000000"/>
-        </w:rPr>
-        <w:t>. Soluția presupune interceptarea și preluarea informațiilor de interes a pachetelor de date în puncte critice ale fluxului acestora, urmată de o filtrare eficientă și rapidă. Informații despre pachetele analizate sunt apoi transmise unei unități centrale pentru o inspecție generală.</w:t>
+        <w:t>Soluții bazate pe politici</w:t>
       </w:r>
     </w:p>
     <w:p>
       <w:pPr>
         <w:spacing w:after="80" w:line="360" w:lineRule="auto"/>
         <w:jc w:val="both"/>
-      </w:pPr>
-      <w:r>
-        <w:t>Filtrarea acestora se realizează pe baza unei liste definite de utilizator</w:t>
-      </w:r>
-      <w:r>
-        <w:t xml:space="preserve"> ce se regăsește în memoria nevolatilă a unității (pe disc)</w:t>
-      </w:r>
-      <w:r>
-        <w:t>, care specifică atât adresele autorizate pentru comunicare, cât și porturile pe care acestea le pot folosi.</w:t>
-      </w:r>
-      <w:r>
-        <w:t xml:space="preserve"> </w:t>
+        <w:rPr>
+          <w:color w:val="000000"/>
+        </w:rPr>
+      </w:pPr>
+      <w:r>
+        <w:rPr>
+          <w:color w:val="000000"/>
+        </w:rPr>
+        <w:t>Spre deosebire de abordările descrise anterior, soluțiile bazate pe politici de acces explicit nu încearcă să infereze comportamentul normal prin analiză statistică sau modele probabilistice, și definesc în mod direct și clar comunicațiile autorizate în cadrul rețelei. Orice comunicare care nu se regăsește în lista celor explicit permise este tratată ca și anormală, indiferent dacă prezintă sau nu caracteristicile statistice ale unui comportament normal.</w:t>
       </w:r>
     </w:p>
     <w:p>
       <w:pPr>
         <w:spacing w:after="80" w:line="360" w:lineRule="auto"/>
         <w:jc w:val="both"/>
-      </w:pPr>
-      <w:r>
-        <w:t xml:space="preserve">Modurile de funcționare ale aplicației sunt reprezentate de patru </w:t>
+        <w:rPr>
+          <w:color w:val="000000"/>
+        </w:rPr>
+      </w:pPr>
+      <w:r>
+        <w:rPr>
+          <w:color w:val="000000"/>
+        </w:rPr>
+        <w:t>Această abordare se aliniază natural cu caracteristicile mediului industrial, unde relațiile de comunicare dintre echipamente sunt, în general, bine definite și stabile pe perioade lungi de timp. Natura deterministă și predictibilă a traficului industrial face ca definirea explicită a conexiunilor permise să fie nu doar fezabilă, ci și mai precisă decât modelarea statistică a comp</w:t>
+      </w:r>
+      <w:r>
+        <w:rPr>
+          <w:color w:val="000000"/>
+        </w:rPr>
+        <w:t>ortamentului normal.</w:t>
+      </w:r>
+    </w:p>
+    <w:p>
+      <w:pPr>
+        <w:spacing w:after="80" w:line="360" w:lineRule="auto"/>
+        <w:jc w:val="both"/>
+        <w:rPr>
+          <w:color w:val="000000"/>
+        </w:rPr>
+      </w:pPr>
+      <w:r>
+        <w:rPr>
+          <w:color w:val="000000"/>
+        </w:rPr>
+        <w:t xml:space="preserve">Sistemul propus în lucrarea de față adoptă această filozofie, implementând un mecanism de filtrare la nivel </w:t>
       </w:r>
       <w:proofErr w:type="spellStart"/>
       <w:r>
-        <w:t>profile</w:t>
+        <w:rPr>
+          <w:color w:val="000000"/>
+        </w:rPr>
+        <w:t>kernel</w:t>
       </w:r>
       <w:proofErr w:type="spellEnd"/>
       <w:r>
-        <w:t xml:space="preserve"> disponibile:</w:t>
+        <w:rPr>
+          <w:color w:val="000000"/>
+        </w:rPr>
+        <w:t xml:space="preserve"> ce aplică politici de acces definite explicit de administratorul rețelei. Fiecare conexiune este verificată față de o listă de adrese și porturi autorizate, iar în funcție de modul de funcționare configurat, conexiunile neautorizate sunt raportate și blocate. Această abordare oferă câteva avantaje distincte față de soluțiile bazate pe detecția anomaliilor.</w:t>
+      </w:r>
+    </w:p>
+    <w:p>
+      <w:pPr>
+        <w:spacing w:after="80" w:line="360" w:lineRule="auto"/>
+        <w:jc w:val="both"/>
+        <w:rPr>
+          <w:color w:val="000000"/>
+        </w:rPr>
+      </w:pPr>
+      <w:r>
+        <w:rPr>
+          <w:color w:val="000000"/>
+        </w:rPr>
+        <w:t>În primul rând, sistemul nu necesită o fază de antrenament prealabilă pe date operaționale, eliminând dependența de seturi de date reprezentative, care pot fi dificil de obținut în medii industriale reale. Soluția oferă un mecanism alternativ de construire progresivă a listei de conexiuni permise, pornind de la traficul observat în rețea, fără a implica însă modele probabilistice sau praguri de decizie arbitrare (</w:t>
+      </w:r>
+      <w:r>
+        <w:rPr>
+          <w:color w:val="000000"/>
+        </w:rPr>
+        <w:t>modului de funcționare MONITORING al sistemului</w:t>
+      </w:r>
+      <w:r>
+        <w:rPr>
+          <w:color w:val="000000"/>
+        </w:rPr>
+        <w:t>).</w:t>
+      </w:r>
+    </w:p>
+    <w:p>
+      <w:pPr>
+        <w:spacing w:after="80" w:line="360" w:lineRule="auto"/>
+        <w:jc w:val="both"/>
+        <w:rPr>
+          <w:color w:val="000000"/>
+        </w:rPr>
+      </w:pPr>
+      <w:r>
+        <w:rPr>
+          <w:color w:val="000000"/>
+        </w:rPr>
+        <w:t>În al doilea rând, absența ambiguității specifice modelelor statistice elimină categoria fals-pozitivelor generate de variațiile naturale ale procesului industrial. O conexiune este sau nu este permisă în mod explicit, fără a exista o zonă gri de incertitudine care să necesite o calibrare a pragu</w:t>
+      </w:r>
+      <w:r>
+        <w:rPr>
+          <w:color w:val="000000"/>
+        </w:rPr>
+        <w:t>rilor de detecție.</w:t>
+      </w:r>
+    </w:p>
+    <w:p>
+      <w:pPr>
+        <w:spacing w:after="80" w:line="360" w:lineRule="auto"/>
+        <w:jc w:val="both"/>
+        <w:rPr>
+          <w:color w:val="000000"/>
+        </w:rPr>
+      </w:pPr>
+      <w:r>
+        <w:rPr>
+          <w:color w:val="000000"/>
+        </w:rPr>
+        <w:lastRenderedPageBreak/>
+        <w:t xml:space="preserve">În al treilea rând, implementarea filtrării la nivel </w:t>
+      </w:r>
+      <w:proofErr w:type="spellStart"/>
+      <w:r>
+        <w:rPr>
+          <w:color w:val="000000"/>
+        </w:rPr>
+        <w:t>kernel</w:t>
+      </w:r>
+      <w:proofErr w:type="spellEnd"/>
+      <w:r>
+        <w:rPr>
+          <w:color w:val="000000"/>
+        </w:rPr>
+        <w:t xml:space="preserve"> oferă o latență de procesare redusă și o integrare profundă în stiva de rețea a sistemului de operare, permițând blocarea efectivă a conexiunilor neautorizate, nu doar semnalizarea acestora. Soluțiile bazate pe detecția anomaliilor operează, în general, pasiv, oferind alerte post-factum, fără capacitatea de a preveni efectiv comunicarea neautorizată.</w:t>
+      </w:r>
+    </w:p>
+    <w:p>
+      <w:pPr>
+        <w:spacing w:after="80" w:line="360" w:lineRule="auto"/>
+        <w:jc w:val="both"/>
+        <w:rPr>
+          <w:color w:val="000000"/>
+        </w:rPr>
+      </w:pPr>
+      <w:r>
+        <w:rPr>
+          <w:color w:val="000000"/>
+        </w:rPr>
+        <w:t>Pentru o sintetizare comparativă a principalelor caracteristici ale categoriilor de soluții discutate, evidențiind poziționarea sistemului propus, a fost creat tabelul:</w:t>
+      </w:r>
+    </w:p>
+    <w:p>
+      <w:pPr>
+        <w:spacing w:after="80" w:line="360" w:lineRule="auto"/>
+        <w:jc w:val="both"/>
+        <w:rPr>
+          <w:color w:val="000000"/>
+        </w:rPr>
+      </w:pPr>
+    </w:p>
+    <w:tbl>
+      <w:tblPr>
+        <w:tblStyle w:val="TableGrid"/>
+        <w:tblW w:w="0" w:type="auto"/>
+        <w:jc w:val="center"/>
+        <w:tblLook w:val="04A0" w:firstRow="1" w:lastRow="0" w:firstColumn="1" w:lastColumn="0" w:noHBand="0" w:noVBand="1"/>
+      </w:tblPr>
+      <w:tblGrid>
+        <w:gridCol w:w="3756"/>
+        <w:gridCol w:w="1404"/>
+        <w:gridCol w:w="1216"/>
+        <w:gridCol w:w="1403"/>
+        <w:gridCol w:w="1508"/>
+      </w:tblGrid>
+      <w:tr>
+        <w:trPr>
+          <w:jc w:val="center"/>
+        </w:trPr>
+        <w:tc>
+          <w:tcPr>
+            <w:tcW w:w="3883" w:type="dxa"/>
+            <w:vAlign w:val="center"/>
+          </w:tcPr>
+          <w:p>
+            <w:pPr>
+              <w:spacing w:after="80" w:line="360" w:lineRule="auto"/>
+              <w:jc w:val="center"/>
+              <w:rPr>
+                <w:color w:val="000000"/>
+              </w:rPr>
+            </w:pPr>
+            <w:r>
+              <w:rPr>
+                <w:color w:val="000000"/>
+              </w:rPr>
+              <w:t>Soluție</w:t>
+            </w:r>
+          </w:p>
+        </w:tc>
+        <w:tc>
+          <w:tcPr>
+            <w:tcW w:w="1404" w:type="dxa"/>
+            <w:vAlign w:val="center"/>
+          </w:tcPr>
+          <w:p>
+            <w:pPr>
+              <w:spacing w:after="80" w:line="360" w:lineRule="auto"/>
+              <w:jc w:val="center"/>
+              <w:rPr>
+                <w:color w:val="000000"/>
+              </w:rPr>
+            </w:pPr>
+            <w:r>
+              <w:rPr>
+                <w:color w:val="000000"/>
+              </w:rPr>
+              <w:t>Detectează atacuri necunoscute</w:t>
+            </w:r>
+          </w:p>
+        </w:tc>
+        <w:tc>
+          <w:tcPr>
+            <w:tcW w:w="1216" w:type="dxa"/>
+            <w:vAlign w:val="center"/>
+          </w:tcPr>
+          <w:p>
+            <w:pPr>
+              <w:spacing w:after="80" w:line="360" w:lineRule="auto"/>
+              <w:jc w:val="center"/>
+              <w:rPr>
+                <w:color w:val="000000"/>
+              </w:rPr>
+            </w:pPr>
+            <w:r>
+              <w:rPr>
+                <w:color w:val="000000"/>
+              </w:rPr>
+              <w:t>Blochează trafic</w:t>
+            </w:r>
+          </w:p>
+        </w:tc>
+        <w:tc>
+          <w:tcPr>
+            <w:tcW w:w="1255" w:type="dxa"/>
+            <w:vAlign w:val="center"/>
+          </w:tcPr>
+          <w:p>
+            <w:pPr>
+              <w:spacing w:after="80" w:line="360" w:lineRule="auto"/>
+              <w:jc w:val="center"/>
+              <w:rPr>
+                <w:color w:val="000000"/>
+              </w:rPr>
+            </w:pPr>
+            <w:r>
+              <w:rPr>
+                <w:color w:val="000000"/>
+              </w:rPr>
+              <w:t>Necesită antrenament</w:t>
+            </w:r>
+          </w:p>
+        </w:tc>
+        <w:tc>
+          <w:tcPr>
+            <w:tcW w:w="1529" w:type="dxa"/>
+            <w:vAlign w:val="center"/>
+          </w:tcPr>
+          <w:p>
+            <w:pPr>
+              <w:spacing w:after="80" w:line="360" w:lineRule="auto"/>
+              <w:jc w:val="center"/>
+              <w:rPr>
+                <w:color w:val="000000"/>
+              </w:rPr>
+            </w:pPr>
+            <w:r>
+              <w:rPr>
+                <w:color w:val="000000"/>
+              </w:rPr>
+              <w:t xml:space="preserve">Cantitate de </w:t>
+            </w:r>
+            <w:r>
+              <w:rPr>
+                <w:i/>
+                <w:iCs/>
+                <w:color w:val="000000"/>
+              </w:rPr>
+              <w:t>fals-pozitive</w:t>
+            </w:r>
+          </w:p>
+        </w:tc>
+      </w:tr>
+      <w:tr>
+        <w:trPr>
+          <w:jc w:val="center"/>
+        </w:trPr>
+        <w:tc>
+          <w:tcPr>
+            <w:tcW w:w="3883" w:type="dxa"/>
+            <w:vAlign w:val="center"/>
+          </w:tcPr>
+          <w:p>
+            <w:pPr>
+              <w:spacing w:after="80" w:line="360" w:lineRule="auto"/>
+              <w:jc w:val="center"/>
+              <w:rPr>
+                <w:color w:val="000000"/>
+              </w:rPr>
+            </w:pPr>
+            <w:r>
+              <w:rPr>
+                <w:color w:val="000000"/>
+              </w:rPr>
+              <w:t>Bazată pe semnături (</w:t>
+            </w:r>
+            <w:proofErr w:type="spellStart"/>
+            <w:r>
+              <w:rPr>
+                <w:color w:val="000000"/>
+              </w:rPr>
+              <w:t>Snort</w:t>
+            </w:r>
+            <w:proofErr w:type="spellEnd"/>
+            <w:r>
+              <w:rPr>
+                <w:color w:val="000000"/>
+              </w:rPr>
+              <w:t xml:space="preserve">, </w:t>
+            </w:r>
+            <w:proofErr w:type="spellStart"/>
+            <w:r>
+              <w:rPr>
+                <w:color w:val="000000"/>
+              </w:rPr>
+              <w:t>Suricata</w:t>
+            </w:r>
+            <w:proofErr w:type="spellEnd"/>
+            <w:r>
+              <w:rPr>
+                <w:color w:val="000000"/>
+              </w:rPr>
+              <w:t>)</w:t>
+            </w:r>
+          </w:p>
+        </w:tc>
+        <w:tc>
+          <w:tcPr>
+            <w:tcW w:w="1404" w:type="dxa"/>
+            <w:vAlign w:val="center"/>
+          </w:tcPr>
+          <w:p>
+            <w:pPr>
+              <w:spacing w:after="80" w:line="360" w:lineRule="auto"/>
+              <w:jc w:val="center"/>
+              <w:rPr>
+                <w:color w:val="000000"/>
+              </w:rPr>
+            </w:pPr>
+            <w:r>
+              <w:rPr>
+                <w:color w:val="000000"/>
+              </w:rPr>
+              <w:t>NU</w:t>
+            </w:r>
+          </w:p>
+        </w:tc>
+        <w:tc>
+          <w:tcPr>
+            <w:tcW w:w="1216" w:type="dxa"/>
+            <w:vAlign w:val="center"/>
+          </w:tcPr>
+          <w:p>
+            <w:pPr>
+              <w:spacing w:after="80" w:line="360" w:lineRule="auto"/>
+              <w:jc w:val="center"/>
+              <w:rPr>
+                <w:color w:val="000000"/>
+              </w:rPr>
+            </w:pPr>
+            <w:r>
+              <w:rPr>
+                <w:color w:val="000000"/>
+              </w:rPr>
+              <w:t>DA</w:t>
+            </w:r>
+          </w:p>
+        </w:tc>
+        <w:tc>
+          <w:tcPr>
+            <w:tcW w:w="1255" w:type="dxa"/>
+            <w:vAlign w:val="center"/>
+          </w:tcPr>
+          <w:p>
+            <w:pPr>
+              <w:spacing w:after="80" w:line="360" w:lineRule="auto"/>
+              <w:jc w:val="center"/>
+              <w:rPr>
+                <w:color w:val="000000"/>
+              </w:rPr>
+            </w:pPr>
+            <w:r>
+              <w:rPr>
+                <w:color w:val="000000"/>
+              </w:rPr>
+              <w:t>NU</w:t>
+            </w:r>
+          </w:p>
+        </w:tc>
+        <w:tc>
+          <w:tcPr>
+            <w:tcW w:w="1529" w:type="dxa"/>
+            <w:vAlign w:val="center"/>
+          </w:tcPr>
+          <w:p>
+            <w:pPr>
+              <w:spacing w:after="80" w:line="360" w:lineRule="auto"/>
+              <w:jc w:val="center"/>
+              <w:rPr>
+                <w:color w:val="000000"/>
+              </w:rPr>
+            </w:pPr>
+            <w:r>
+              <w:rPr>
+                <w:color w:val="000000"/>
+              </w:rPr>
+              <w:t>Reduse</w:t>
+            </w:r>
+          </w:p>
+        </w:tc>
+      </w:tr>
+      <w:tr>
+        <w:trPr>
+          <w:jc w:val="center"/>
+        </w:trPr>
+        <w:tc>
+          <w:tcPr>
+            <w:tcW w:w="3883" w:type="dxa"/>
+            <w:vAlign w:val="center"/>
+          </w:tcPr>
+          <w:p>
+            <w:pPr>
+              <w:spacing w:after="80" w:line="360" w:lineRule="auto"/>
+              <w:jc w:val="center"/>
+              <w:rPr>
+                <w:color w:val="000000"/>
+              </w:rPr>
+            </w:pPr>
+            <w:r>
+              <w:rPr>
+                <w:color w:val="000000"/>
+              </w:rPr>
+              <w:t xml:space="preserve">Bazată pe anomalii – LAD </w:t>
+            </w:r>
+          </w:p>
+        </w:tc>
+        <w:tc>
+          <w:tcPr>
+            <w:tcW w:w="1404" w:type="dxa"/>
+            <w:vAlign w:val="center"/>
+          </w:tcPr>
+          <w:p>
+            <w:pPr>
+              <w:spacing w:after="80" w:line="360" w:lineRule="auto"/>
+              <w:jc w:val="center"/>
+              <w:rPr>
+                <w:color w:val="000000"/>
+              </w:rPr>
+            </w:pPr>
+            <w:r>
+              <w:rPr>
+                <w:color w:val="000000"/>
+              </w:rPr>
+              <w:t>DA</w:t>
+            </w:r>
+          </w:p>
+        </w:tc>
+        <w:tc>
+          <w:tcPr>
+            <w:tcW w:w="1216" w:type="dxa"/>
+            <w:vAlign w:val="center"/>
+          </w:tcPr>
+          <w:p>
+            <w:pPr>
+              <w:spacing w:after="80" w:line="360" w:lineRule="auto"/>
+              <w:jc w:val="center"/>
+              <w:rPr>
+                <w:color w:val="000000"/>
+              </w:rPr>
+            </w:pPr>
+            <w:r>
+              <w:rPr>
+                <w:color w:val="000000"/>
+              </w:rPr>
+              <w:t>NU</w:t>
+            </w:r>
+          </w:p>
+        </w:tc>
+        <w:tc>
+          <w:tcPr>
+            <w:tcW w:w="1255" w:type="dxa"/>
+            <w:vAlign w:val="center"/>
+          </w:tcPr>
+          <w:p>
+            <w:pPr>
+              <w:spacing w:after="80" w:line="360" w:lineRule="auto"/>
+              <w:jc w:val="center"/>
+              <w:rPr>
+                <w:color w:val="000000"/>
+              </w:rPr>
+            </w:pPr>
+            <w:r>
+              <w:rPr>
+                <w:color w:val="000000"/>
+              </w:rPr>
+              <w:t>DA</w:t>
+            </w:r>
+          </w:p>
+        </w:tc>
+        <w:tc>
+          <w:tcPr>
+            <w:tcW w:w="1529" w:type="dxa"/>
+            <w:vAlign w:val="center"/>
+          </w:tcPr>
+          <w:p>
+            <w:pPr>
+              <w:spacing w:after="80" w:line="360" w:lineRule="auto"/>
+              <w:jc w:val="center"/>
+              <w:rPr>
+                <w:color w:val="000000"/>
+              </w:rPr>
+            </w:pPr>
+            <w:r>
+              <w:rPr>
+                <w:color w:val="000000"/>
+              </w:rPr>
+              <w:t>Medii</w:t>
+            </w:r>
+          </w:p>
+        </w:tc>
+      </w:tr>
+      <w:tr>
+        <w:trPr>
+          <w:jc w:val="center"/>
+        </w:trPr>
+        <w:tc>
+          <w:tcPr>
+            <w:tcW w:w="3883" w:type="dxa"/>
+            <w:vAlign w:val="center"/>
+          </w:tcPr>
+          <w:p>
+            <w:pPr>
+              <w:spacing w:after="80" w:line="360" w:lineRule="auto"/>
+              <w:jc w:val="center"/>
+              <w:rPr>
+                <w:color w:val="000000"/>
+              </w:rPr>
+            </w:pPr>
+            <w:r>
+              <w:rPr>
+                <w:color w:val="000000"/>
+              </w:rPr>
+              <w:t xml:space="preserve">Bazată pe anomalii – </w:t>
+            </w:r>
+            <w:r>
+              <w:rPr>
+                <w:color w:val="000000"/>
+              </w:rPr>
+              <w:t>Seq2Seq</w:t>
+            </w:r>
+          </w:p>
+        </w:tc>
+        <w:tc>
+          <w:tcPr>
+            <w:tcW w:w="1404" w:type="dxa"/>
+            <w:vAlign w:val="center"/>
+          </w:tcPr>
+          <w:p>
+            <w:pPr>
+              <w:spacing w:after="80" w:line="360" w:lineRule="auto"/>
+              <w:jc w:val="center"/>
+              <w:rPr>
+                <w:color w:val="000000"/>
+              </w:rPr>
+            </w:pPr>
+            <w:r>
+              <w:rPr>
+                <w:color w:val="000000"/>
+              </w:rPr>
+              <w:t>DA</w:t>
+            </w:r>
+          </w:p>
+        </w:tc>
+        <w:tc>
+          <w:tcPr>
+            <w:tcW w:w="1216" w:type="dxa"/>
+            <w:vAlign w:val="center"/>
+          </w:tcPr>
+          <w:p>
+            <w:pPr>
+              <w:spacing w:after="80" w:line="360" w:lineRule="auto"/>
+              <w:jc w:val="center"/>
+              <w:rPr>
+                <w:color w:val="000000"/>
+              </w:rPr>
+            </w:pPr>
+            <w:r>
+              <w:rPr>
+                <w:color w:val="000000"/>
+              </w:rPr>
+              <w:t>NU</w:t>
+            </w:r>
+          </w:p>
+        </w:tc>
+        <w:tc>
+          <w:tcPr>
+            <w:tcW w:w="1255" w:type="dxa"/>
+            <w:vAlign w:val="center"/>
+          </w:tcPr>
+          <w:p>
+            <w:pPr>
+              <w:spacing w:after="80" w:line="360" w:lineRule="auto"/>
+              <w:jc w:val="center"/>
+              <w:rPr>
+                <w:color w:val="000000"/>
+              </w:rPr>
+            </w:pPr>
+            <w:r>
+              <w:rPr>
+                <w:color w:val="000000"/>
+              </w:rPr>
+              <w:t>DA</w:t>
+            </w:r>
+          </w:p>
+        </w:tc>
+        <w:tc>
+          <w:tcPr>
+            <w:tcW w:w="1529" w:type="dxa"/>
+            <w:vAlign w:val="center"/>
+          </w:tcPr>
+          <w:p>
+            <w:pPr>
+              <w:spacing w:after="80" w:line="360" w:lineRule="auto"/>
+              <w:jc w:val="center"/>
+              <w:rPr>
+                <w:color w:val="000000"/>
+              </w:rPr>
+            </w:pPr>
+            <w:r>
+              <w:rPr>
+                <w:color w:val="000000"/>
+              </w:rPr>
+              <w:t>Medii</w:t>
+            </w:r>
+          </w:p>
+        </w:tc>
+      </w:tr>
+      <w:tr>
+        <w:trPr>
+          <w:jc w:val="center"/>
+        </w:trPr>
+        <w:tc>
+          <w:tcPr>
+            <w:tcW w:w="3883" w:type="dxa"/>
+            <w:vAlign w:val="center"/>
+          </w:tcPr>
+          <w:p>
+            <w:pPr>
+              <w:spacing w:after="80" w:line="360" w:lineRule="auto"/>
+              <w:jc w:val="center"/>
+              <w:rPr>
+                <w:color w:val="000000"/>
+              </w:rPr>
+            </w:pPr>
+            <w:r>
+              <w:rPr>
+                <w:color w:val="000000"/>
+              </w:rPr>
+              <w:t xml:space="preserve">Bazată pe anomalii – </w:t>
+            </w:r>
+            <w:r>
+              <w:rPr>
+                <w:color w:val="000000"/>
+              </w:rPr>
+              <w:t>ML</w:t>
+            </w:r>
+          </w:p>
+        </w:tc>
+        <w:tc>
+          <w:tcPr>
+            <w:tcW w:w="1404" w:type="dxa"/>
+            <w:vAlign w:val="center"/>
+          </w:tcPr>
+          <w:p>
+            <w:pPr>
+              <w:spacing w:after="80" w:line="360" w:lineRule="auto"/>
+              <w:jc w:val="center"/>
+              <w:rPr>
+                <w:color w:val="000000"/>
+              </w:rPr>
+            </w:pPr>
+            <w:r>
+              <w:rPr>
+                <w:color w:val="000000"/>
+              </w:rPr>
+              <w:t>DA</w:t>
+            </w:r>
+          </w:p>
+        </w:tc>
+        <w:tc>
+          <w:tcPr>
+            <w:tcW w:w="1216" w:type="dxa"/>
+            <w:vAlign w:val="center"/>
+          </w:tcPr>
+          <w:p>
+            <w:pPr>
+              <w:spacing w:after="80" w:line="360" w:lineRule="auto"/>
+              <w:jc w:val="center"/>
+              <w:rPr>
+                <w:color w:val="000000"/>
+              </w:rPr>
+            </w:pPr>
+            <w:r>
+              <w:rPr>
+                <w:color w:val="000000"/>
+              </w:rPr>
+              <w:t>NU</w:t>
+            </w:r>
+          </w:p>
+        </w:tc>
+        <w:tc>
+          <w:tcPr>
+            <w:tcW w:w="1255" w:type="dxa"/>
+            <w:vAlign w:val="center"/>
+          </w:tcPr>
+          <w:p>
+            <w:pPr>
+              <w:spacing w:after="80" w:line="360" w:lineRule="auto"/>
+              <w:jc w:val="center"/>
+              <w:rPr>
+                <w:color w:val="000000"/>
+              </w:rPr>
+            </w:pPr>
+            <w:r>
+              <w:rPr>
+                <w:color w:val="000000"/>
+              </w:rPr>
+              <w:t>DA</w:t>
+            </w:r>
+          </w:p>
+        </w:tc>
+        <w:tc>
+          <w:tcPr>
+            <w:tcW w:w="1529" w:type="dxa"/>
+            <w:vAlign w:val="center"/>
+          </w:tcPr>
+          <w:p>
+            <w:pPr>
+              <w:spacing w:after="80" w:line="360" w:lineRule="auto"/>
+              <w:jc w:val="center"/>
+              <w:rPr>
+                <w:color w:val="000000"/>
+              </w:rPr>
+            </w:pPr>
+            <w:r>
+              <w:rPr>
+                <w:color w:val="000000"/>
+              </w:rPr>
+              <w:t>Reduse</w:t>
+            </w:r>
+          </w:p>
+        </w:tc>
+      </w:tr>
+      <w:tr>
+        <w:trPr>
+          <w:jc w:val="center"/>
+        </w:trPr>
+        <w:tc>
+          <w:tcPr>
+            <w:tcW w:w="3883" w:type="dxa"/>
+            <w:vAlign w:val="center"/>
+          </w:tcPr>
+          <w:p>
+            <w:pPr>
+              <w:spacing w:after="80" w:line="360" w:lineRule="auto"/>
+              <w:jc w:val="center"/>
+              <w:rPr>
+                <w:color w:val="000000"/>
+              </w:rPr>
+            </w:pPr>
+            <w:r>
+              <w:rPr>
+                <w:color w:val="000000"/>
+              </w:rPr>
+              <w:t xml:space="preserve">Bazată pe anomalii – </w:t>
+            </w:r>
+            <w:r>
+              <w:rPr>
+                <w:color w:val="000000"/>
+              </w:rPr>
+              <w:t xml:space="preserve">Transfer </w:t>
+            </w:r>
+            <w:proofErr w:type="spellStart"/>
+            <w:r>
+              <w:rPr>
+                <w:color w:val="000000"/>
+              </w:rPr>
+              <w:t>learning</w:t>
+            </w:r>
+            <w:proofErr w:type="spellEnd"/>
+          </w:p>
+        </w:tc>
+        <w:tc>
+          <w:tcPr>
+            <w:tcW w:w="1404" w:type="dxa"/>
+            <w:vAlign w:val="center"/>
+          </w:tcPr>
+          <w:p>
+            <w:pPr>
+              <w:spacing w:after="80" w:line="360" w:lineRule="auto"/>
+              <w:jc w:val="center"/>
+              <w:rPr>
+                <w:color w:val="000000"/>
+              </w:rPr>
+            </w:pPr>
+            <w:r>
+              <w:rPr>
+                <w:color w:val="000000"/>
+              </w:rPr>
+              <w:t>DA</w:t>
+            </w:r>
+          </w:p>
+        </w:tc>
+        <w:tc>
+          <w:tcPr>
+            <w:tcW w:w="1216" w:type="dxa"/>
+            <w:vAlign w:val="center"/>
+          </w:tcPr>
+          <w:p>
+            <w:pPr>
+              <w:spacing w:after="80" w:line="360" w:lineRule="auto"/>
+              <w:jc w:val="center"/>
+              <w:rPr>
+                <w:color w:val="000000"/>
+              </w:rPr>
+            </w:pPr>
+            <w:r>
+              <w:rPr>
+                <w:color w:val="000000"/>
+              </w:rPr>
+              <w:t>NU</w:t>
+            </w:r>
+          </w:p>
+        </w:tc>
+        <w:tc>
+          <w:tcPr>
+            <w:tcW w:w="1255" w:type="dxa"/>
+            <w:vAlign w:val="center"/>
+          </w:tcPr>
+          <w:p>
+            <w:pPr>
+              <w:spacing w:after="80" w:line="360" w:lineRule="auto"/>
+              <w:jc w:val="center"/>
+              <w:rPr>
+                <w:color w:val="000000"/>
+              </w:rPr>
+            </w:pPr>
+            <w:r>
+              <w:rPr>
+                <w:color w:val="000000"/>
+              </w:rPr>
+              <w:t>DA</w:t>
+            </w:r>
+          </w:p>
+        </w:tc>
+        <w:tc>
+          <w:tcPr>
+            <w:tcW w:w="1529" w:type="dxa"/>
+            <w:vAlign w:val="center"/>
+          </w:tcPr>
+          <w:p>
+            <w:pPr>
+              <w:spacing w:after="80" w:line="360" w:lineRule="auto"/>
+              <w:jc w:val="center"/>
+              <w:rPr>
+                <w:color w:val="000000"/>
+              </w:rPr>
+            </w:pPr>
+            <w:r>
+              <w:rPr>
+                <w:color w:val="000000"/>
+              </w:rPr>
+              <w:t>Medii</w:t>
+            </w:r>
+          </w:p>
+        </w:tc>
+      </w:tr>
+      <w:tr>
+        <w:trPr>
+          <w:jc w:val="center"/>
+        </w:trPr>
+        <w:tc>
+          <w:tcPr>
+            <w:tcW w:w="3883" w:type="dxa"/>
+            <w:vAlign w:val="center"/>
+          </w:tcPr>
+          <w:p>
+            <w:pPr>
+              <w:spacing w:after="80" w:line="360" w:lineRule="auto"/>
+              <w:jc w:val="center"/>
+              <w:rPr>
+                <w:color w:val="000000"/>
+              </w:rPr>
+            </w:pPr>
+            <w:r>
+              <w:rPr>
+                <w:color w:val="000000"/>
+              </w:rPr>
+              <w:t>Bazată pe politici (sistemul propus</w:t>
+            </w:r>
+            <w:r>
+              <w:rPr>
+                <w:color w:val="000000"/>
+              </w:rPr>
+              <w:t>)</w:t>
+            </w:r>
+          </w:p>
+        </w:tc>
+        <w:tc>
+          <w:tcPr>
+            <w:tcW w:w="1404" w:type="dxa"/>
+            <w:vAlign w:val="center"/>
+          </w:tcPr>
+          <w:p>
+            <w:pPr>
+              <w:spacing w:after="80" w:line="360" w:lineRule="auto"/>
+              <w:jc w:val="center"/>
+              <w:rPr>
+                <w:color w:val="000000"/>
+              </w:rPr>
+            </w:pPr>
+            <w:r>
+              <w:rPr>
+                <w:color w:val="000000"/>
+              </w:rPr>
+              <w:t>Parțial</w:t>
+            </w:r>
+          </w:p>
+        </w:tc>
+        <w:tc>
+          <w:tcPr>
+            <w:tcW w:w="1216" w:type="dxa"/>
+            <w:vAlign w:val="center"/>
+          </w:tcPr>
+          <w:p>
+            <w:pPr>
+              <w:spacing w:after="80" w:line="360" w:lineRule="auto"/>
+              <w:jc w:val="center"/>
+              <w:rPr>
+                <w:color w:val="000000"/>
+              </w:rPr>
+            </w:pPr>
+            <w:r>
+              <w:rPr>
+                <w:color w:val="000000"/>
+              </w:rPr>
+              <w:t>DA</w:t>
+            </w:r>
+          </w:p>
+        </w:tc>
+        <w:tc>
+          <w:tcPr>
+            <w:tcW w:w="1255" w:type="dxa"/>
+            <w:vAlign w:val="center"/>
+          </w:tcPr>
+          <w:p>
+            <w:pPr>
+              <w:spacing w:after="80" w:line="360" w:lineRule="auto"/>
+              <w:jc w:val="center"/>
+              <w:rPr>
+                <w:color w:val="000000"/>
+              </w:rPr>
+            </w:pPr>
+            <w:r>
+              <w:rPr>
+                <w:color w:val="000000"/>
+              </w:rPr>
+              <w:t>NU</w:t>
+            </w:r>
+          </w:p>
+        </w:tc>
+        <w:tc>
+          <w:tcPr>
+            <w:tcW w:w="1529" w:type="dxa"/>
+            <w:vAlign w:val="center"/>
+          </w:tcPr>
+          <w:p>
+            <w:pPr>
+              <w:spacing w:after="80" w:line="360" w:lineRule="auto"/>
+              <w:jc w:val="center"/>
+              <w:rPr>
+                <w:color w:val="000000"/>
+              </w:rPr>
+            </w:pPr>
+            <w:r>
+              <w:rPr>
+                <w:color w:val="000000"/>
+              </w:rPr>
+              <w:t>Absente</w:t>
+            </w:r>
+          </w:p>
+        </w:tc>
+      </w:tr>
+    </w:tbl>
+    <w:p>
+      <w:pPr>
+        <w:spacing w:after="80" w:line="360" w:lineRule="auto"/>
+        <w:jc w:val="both"/>
+        <w:rPr>
+          <w:color w:val="000000"/>
+        </w:rPr>
+      </w:pPr>
+    </w:p>
+    <w:p>
+      <w:pPr>
+        <w:spacing w:after="80" w:line="360" w:lineRule="auto"/>
+        <w:jc w:val="both"/>
+        <w:rPr>
+          <w:color w:val="000000"/>
+        </w:rPr>
+      </w:pPr>
+      <w:r>
+        <w:rPr>
+          <w:color w:val="000000"/>
+        </w:rPr>
+        <w:t>Limitarea principală a abordării bazate pe politici constă în incapacitatea de a detecta atacuri care se produc în cardul conexiunilor autorizate, precum injectarea de comenzi false provenite de la o sursă legitimă sau modificarea valorilor transmise în cardul unui protocol permis. Această categorie de amenințare este cel mai bine acoperită de soluțiile bazate pe detecția anomaliilor, care analizează conținutul și comportamentul comunicațiilor, nu doar identificarea participanților. Prin urmare, cele doua abordări nu se exclud reciproc, ci se complementează, o arhitectură de securitate cuprinzătoare putând beneficia de combinarea mecanismelor de control al accesului bazate pe politici cu tehnici de inspecție mai profun</w:t>
+      </w:r>
+      <w:r>
+        <w:rPr>
+          <w:color w:val="000000"/>
+        </w:rPr>
+        <w:t>dă a traficului autorizat.</w:t>
+      </w:r>
+    </w:p>
+    <w:p>
+      <w:pPr>
+        <w:spacing w:after="80" w:line="360" w:lineRule="auto"/>
+        <w:jc w:val="both"/>
+      </w:pPr>
+    </w:p>
+    <w:p>
+      <w:pPr>
+        <w:pStyle w:val="Heading1"/>
+        <w:rPr>
+          <w:b/>
+          <w:bCs/>
+          <w:color w:val="070783"/>
+        </w:rPr>
+      </w:pPr>
+      <w:bookmarkStart w:id="4" w:name="_Toc4"/>
+      <w:r>
+        <w:rPr>
+          <w:b/>
+          <w:bCs/>
+          <w:color w:val="070783"/>
+        </w:rPr>
+        <w:lastRenderedPageBreak/>
+        <w:t>Prezentarea aplicației</w:t>
+      </w:r>
+      <w:bookmarkEnd w:id="4"/>
+    </w:p>
+    <w:p>
+      <w:pPr>
+        <w:spacing w:after="80" w:line="360" w:lineRule="auto"/>
+        <w:jc w:val="both"/>
+        <w:rPr>
+          <w:lang w:bidi="ro-RO"/>
+        </w:rPr>
+      </w:pPr>
+    </w:p>
+    <w:p>
+      <w:pPr>
+        <w:spacing w:after="80" w:line="360" w:lineRule="auto"/>
+        <w:jc w:val="both"/>
+        <w:rPr>
+          <w:lang w:bidi="ro-RO"/>
+        </w:rPr>
+      </w:pPr>
+      <w:r>
+        <w:rPr>
+          <w:lang w:bidi="ro-RO"/>
+        </w:rPr>
+        <w:t>Soluția propus</w:t>
+      </w:r>
+      <w:r>
+        <w:t>ă</w:t>
+      </w:r>
+      <w:r>
+        <w:rPr>
+          <w:lang w:bidi="ro-RO"/>
+        </w:rPr>
+        <w:t xml:space="preserve"> cuprinde o aplicație desktop concepută pentru administrarea </w:t>
+      </w:r>
+      <w:r>
+        <w:rPr>
+          <w:lang w:bidi="ro-RO"/>
+        </w:rPr>
+        <w:t xml:space="preserve">centralizată a </w:t>
+      </w:r>
+      <w:r>
+        <w:rPr>
+          <w:lang w:bidi="ro-RO"/>
+        </w:rPr>
+        <w:t xml:space="preserve">sistemului. Pe baza raportărilor făcute, administratorul sistemului poate avea o imagine de ansamblu a traficului produs în rețea și a regulilor de funcționare a fiecărui dispozitiv. Aplicația </w:t>
+      </w:r>
+      <w:r>
+        <w:rPr>
+          <w:lang w:bidi="ro-RO"/>
+        </w:rPr>
+        <w:t xml:space="preserve">permite identificarea rapidă a </w:t>
+      </w:r>
+      <w:r>
+        <w:rPr>
+          <w:lang w:bidi="ro-RO"/>
+        </w:rPr>
+        <w:t>dispozitive</w:t>
+      </w:r>
+      <w:r>
+        <w:rPr>
+          <w:lang w:bidi="ro-RO"/>
+        </w:rPr>
+        <w:t>lor</w:t>
+      </w:r>
+      <w:r>
+        <w:rPr>
+          <w:lang w:bidi="ro-RO"/>
+        </w:rPr>
+        <w:t xml:space="preserve"> ce </w:t>
+      </w:r>
+      <w:r>
+        <w:rPr>
+          <w:lang w:bidi="ro-RO"/>
+        </w:rPr>
+        <w:t xml:space="preserve">inițiază comunicări </w:t>
+      </w:r>
+      <w:r>
+        <w:rPr>
+          <w:lang w:bidi="ro-RO"/>
+        </w:rPr>
+        <w:t xml:space="preserve">ce se abat de la </w:t>
+      </w:r>
+      <w:proofErr w:type="spellStart"/>
+      <w:r>
+        <w:rPr>
+          <w:lang w:bidi="ro-RO"/>
+        </w:rPr>
+        <w:t>profilele</w:t>
+      </w:r>
+      <w:proofErr w:type="spellEnd"/>
+      <w:r>
+        <w:rPr>
+          <w:lang w:bidi="ro-RO"/>
+        </w:rPr>
+        <w:t xml:space="preserve"> setat</w:t>
+      </w:r>
+      <w:r>
+        <w:rPr>
+          <w:lang w:bidi="ro-RO"/>
+        </w:rPr>
+        <w:t>e</w:t>
+      </w:r>
+      <w:r>
+        <w:rPr>
+          <w:lang w:bidi="ro-RO"/>
+        </w:rPr>
+        <w:t xml:space="preserve">, indiferent dacă </w:t>
+      </w:r>
+      <w:r>
+        <w:rPr>
+          <w:lang w:bidi="ro-RO"/>
+        </w:rPr>
+        <w:t xml:space="preserve">acestea </w:t>
+      </w:r>
+      <w:r>
+        <w:rPr>
+          <w:lang w:bidi="ro-RO"/>
+        </w:rPr>
+        <w:t>a</w:t>
+      </w:r>
+      <w:r>
+        <w:rPr>
+          <w:lang w:bidi="ro-RO"/>
+        </w:rPr>
+        <w:t>u</w:t>
+      </w:r>
+      <w:r>
+        <w:rPr>
+          <w:lang w:bidi="ro-RO"/>
+        </w:rPr>
+        <w:t xml:space="preserve"> fost blocat</w:t>
+      </w:r>
+      <w:r>
+        <w:rPr>
+          <w:lang w:bidi="ro-RO"/>
+        </w:rPr>
+        <w:t>e</w:t>
+      </w:r>
+      <w:r>
+        <w:rPr>
+          <w:lang w:bidi="ro-RO"/>
+        </w:rPr>
+        <w:t xml:space="preserve"> sau permis</w:t>
+      </w:r>
+      <w:r>
+        <w:rPr>
+          <w:lang w:bidi="ro-RO"/>
+        </w:rPr>
+        <w:t xml:space="preserve">e, și facilitează </w:t>
+      </w:r>
+      <w:r>
+        <w:rPr>
+          <w:lang w:bidi="ro-RO"/>
+        </w:rPr>
+        <w:t xml:space="preserve">modificarea dinamică </w:t>
+      </w:r>
+      <w:r>
+        <w:rPr>
+          <w:lang w:bidi="ro-RO"/>
+        </w:rPr>
+        <w:t xml:space="preserve">configurațiilor </w:t>
+      </w:r>
+      <w:r>
+        <w:rPr>
+          <w:lang w:bidi="ro-RO"/>
+        </w:rPr>
+        <w:t>dispozitivelor din rețea, atât a modului de lucru cât și a modificării dispozitivelor permise.</w:t>
+      </w:r>
+    </w:p>
+    <w:p>
+      <w:pPr>
+        <w:spacing w:after="80" w:line="360" w:lineRule="auto"/>
+        <w:jc w:val="both"/>
+      </w:pPr>
+      <w:r>
+        <w:t>Comportamentul fiecărui echipament monitorizat este definit de</w:t>
+      </w:r>
+      <w:r>
+        <w:t xml:space="preserve"> unul dintre cele patru</w:t>
+      </w:r>
+      <w:r>
+        <w:t xml:space="preserve"> m</w:t>
+      </w:r>
+      <w:r>
+        <w:t>odur</w:t>
+      </w:r>
+      <w:r>
+        <w:t>i</w:t>
+      </w:r>
+      <w:r>
+        <w:t xml:space="preserve"> de funcționare</w:t>
+      </w:r>
+      <w:r>
+        <w:t xml:space="preserve"> disponibile</w:t>
+      </w:r>
+      <w:r>
+        <w:t>:</w:t>
       </w:r>
     </w:p>
     <w:p>
@@ -7621,7 +8608,10 @@
         <w:t>LISTENING</w:t>
       </w:r>
       <w:r>
-        <w:t xml:space="preserve"> – aplicația rulează în mod permisiv, acceptând conexiuni nepermise în listă, dar acestea sunt raportate</w:t>
+        <w:t xml:space="preserve"> – aplicația rulează în mod permisiv, acceptând conexiuni</w:t>
+      </w:r>
+      <w:r>
+        <w:t>le care nu se regăsesc în lista celor permise, dar le raportează. Acest mod de funcționare este util în special în faza inițială de observarea rețelei, atunci când administratorul dorește să înțeleagă tiparele de comunicare existente fără a perturba funcționalitatea sistemului.</w:t>
       </w:r>
     </w:p>
     <w:p>
@@ -7645,7 +8635,10 @@
         <w:t>REACTIVE</w:t>
       </w:r>
       <w:r>
-        <w:t xml:space="preserve"> – rulează în mod strict, refuzând conexiunile ce nu sunt permise; conexiunile respinse sunt raportate mai departe</w:t>
+        <w:t xml:space="preserve"> – rulează în mod strict, refuzând conexiunile</w:t>
+      </w:r>
+      <w:r>
+        <w:t xml:space="preserve"> care nu sunt găsite în lista celor permise și raportând fiecare încercare de comunicare blocată. Acest mod este recomandat sistemelor ce rulează în producție, iar politica de acces este deja definită și validă.</w:t>
       </w:r>
     </w:p>
     <w:p>
@@ -7666,7 +8659,22 @@
         <w:t>DISABLED</w:t>
       </w:r>
       <w:r>
-        <w:t xml:space="preserve"> – aplicația permite conexiuni ce nu sunt definite, iar raportarea evenimentelor este dezactivată</w:t>
+        <w:t xml:space="preserve"> – aplicația permite </w:t>
+      </w:r>
+      <w:r>
+        <w:t xml:space="preserve">orice </w:t>
+      </w:r>
+      <w:r>
+        <w:t>conexiun</w:t>
+      </w:r>
+      <w:r>
+        <w:t>e</w:t>
+      </w:r>
+      <w:r>
+        <w:t>, iar raportarea evenimentelor este dezactivată</w:t>
+      </w:r>
+      <w:r>
+        <w:t xml:space="preserve"> complet. Acest mod este destinat scenariilor când monitorizarea și filtrarea trebuie temporar suspendate complet, fără a elimina componentele de filtrare aflate pe componentele sistemului.</w:t>
       </w:r>
     </w:p>
     <w:p>
@@ -7694,93 +8702,11 @@
         <w:t xml:space="preserve"> – </w:t>
       </w:r>
       <w:r>
-        <w:t>aplicația este în procesul de adăugare automată a conexiunilor în lista de conexiuni permise (acest mod de funcționare este folosit pentru definirea accesului în mod dinamic).</w:t>
-      </w:r>
-    </w:p>
-    <w:p>
-      <w:pPr>
-        <w:spacing w:after="80" w:line="360" w:lineRule="auto"/>
-        <w:jc w:val="both"/>
         <w:rPr>
           <w:lang w:bidi="ro-RO"/>
         </w:rPr>
-      </w:pPr>
-      <w:r>
-        <w:rPr>
-          <w:lang w:bidi="ro-RO"/>
-        </w:rPr>
-        <w:t>Soluția propus</w:t>
-      </w:r>
-      <w:r>
-        <w:t>a</w:t>
-      </w:r>
-      <w:r>
-        <w:rPr>
-          <w:lang w:bidi="ro-RO"/>
-        </w:rPr>
-        <w:t xml:space="preserve"> cuprinde o aplicație desktop concepută pentru administrarea sistemului. Pe baza raportărilor făcute, administratorul sistemului poate avea o imagine de ansamblu a traficului produs în rețea și a regulilor de funcționare a fiecărui dispozitiv. Aplicația face ușor de depistat dispozitivele ce încep o comunicare ce se abate de la </w:t>
-      </w:r>
-      <w:proofErr w:type="spellStart"/>
-      <w:r>
-        <w:rPr>
-          <w:lang w:bidi="ro-RO"/>
-        </w:rPr>
-        <w:t>profilele</w:t>
-      </w:r>
-      <w:proofErr w:type="spellEnd"/>
-      <w:r>
-        <w:rPr>
-          <w:lang w:bidi="ro-RO"/>
-        </w:rPr>
-        <w:t xml:space="preserve"> setate în rețea, </w:t>
-      </w:r>
-      <w:r>
-        <w:rPr>
-          <w:lang w:bidi="ro-RO"/>
-        </w:rPr>
-        <w:lastRenderedPageBreak/>
-        <w:t xml:space="preserve">indiferent dacă comunicarea a fost blocată sau permisă. De asemenea, aplicația facilitează modificarea dinamică a </w:t>
-      </w:r>
-      <w:proofErr w:type="spellStart"/>
-      <w:r>
-        <w:rPr>
-          <w:lang w:bidi="ro-RO"/>
-        </w:rPr>
-        <w:t>profilelor</w:t>
-      </w:r>
-      <w:proofErr w:type="spellEnd"/>
-      <w:r>
-        <w:rPr>
-          <w:lang w:bidi="ro-RO"/>
-        </w:rPr>
-        <w:t xml:space="preserve"> dispozitivelor din rețea, atât a modului de lucru cât și a modificării dispozitivelor permise.</w:t>
-      </w:r>
-    </w:p>
-    <w:p>
-      <w:pPr>
-        <w:spacing w:after="80" w:line="360" w:lineRule="auto"/>
-        <w:jc w:val="both"/>
-      </w:pPr>
-    </w:p>
-    <w:p>
-      <w:pPr>
-        <w:pStyle w:val="Heading1"/>
-        <w:rPr>
-          <w:b/>
-          <w:bCs/>
-          <w:color w:val="070783"/>
-        </w:rPr>
-      </w:pPr>
-      <w:bookmarkStart w:id="4" w:name="_Toc4"/>
-      <w:r>
-        <w:rPr>
-          <w:b/>
-          <w:bCs/>
-          <w:color w:val="070783"/>
-        </w:rPr>
-        <w:t>Prezentarea aplicației</w:t>
-      </w:r>
-      <w:bookmarkEnd w:id="4"/>
+        <w:t>conexiunile detectate sunt adăugate automat în lista conexiunilor permise, construind dinamic politica de acces pe baza traficului observat. Acest mod este recomandat a fi utilizat pentru definirea inițială a relațiilor  de comunicare autorizate, permițând o abordare iterativă și practică a configurării sistemului.</w:t>
+      </w:r>
     </w:p>
     <w:p/>
     <w:p>
@@ -7795,7 +8721,19 @@
         <w:rPr>
           <w:lang w:bidi="ro-RO"/>
         </w:rPr>
-        <w:t>. Aceste componente sunt:</w:t>
+        <w:t>.</w:t>
+      </w:r>
+      <w:r>
+        <w:rPr>
+          <w:lang w:bidi="ro-RO"/>
+        </w:rPr>
+        <w:t xml:space="preserve"> Separarea clară a responsabilităților între componente permite atât o dezvoltare și testare independentă, fără a afecta funcționarea celorlalte.</w:t>
+      </w:r>
+      <w:r>
+        <w:rPr>
+          <w:lang w:bidi="ro-RO"/>
+        </w:rPr>
+        <w:t xml:space="preserve"> Aceste componente sunt:</w:t>
       </w:r>
     </w:p>
     <w:p>
@@ -7814,6 +8752,7 @@
           <w:bCs/>
           <w:lang w:bidi="ro-RO"/>
         </w:rPr>
+        <w:lastRenderedPageBreak/>
         <w:t xml:space="preserve">componenta de filtrare la nivel </w:t>
       </w:r>
       <w:proofErr w:type="spellStart"/>
@@ -7934,7 +8873,43 @@
         <w:rPr>
           <w:lang w:bidi="ro-RO"/>
         </w:rPr>
-        <w:t xml:space="preserve"> responsabilă de stocarea tuturor informațiilor primite de la dispozitivele monitorizate și intermedierea legăturii dintre totalitatea dispozitivelor și aplicația de administrare.</w:t>
+        <w:t xml:space="preserve"> responsabilă de stocarea tuturor informațiilor primite de la dispozitivele monitorizate</w:t>
+      </w:r>
+      <w:r>
+        <w:rPr>
+          <w:lang w:bidi="ro-RO"/>
+        </w:rPr>
+        <w:t>, de gestionarea bazei de date și de</w:t>
+      </w:r>
+      <w:r>
+        <w:rPr>
+          <w:lang w:bidi="ro-RO"/>
+        </w:rPr>
+        <w:t xml:space="preserve"> intermedierea </w:t>
+      </w:r>
+      <w:r>
+        <w:rPr>
+          <w:lang w:bidi="ro-RO"/>
+        </w:rPr>
+        <w:t xml:space="preserve">comunicării </w:t>
+      </w:r>
+      <w:r>
+        <w:rPr>
+          <w:lang w:bidi="ro-RO"/>
+        </w:rPr>
+        <w:t>dintre totalitatea dispozitivelor și</w:t>
+      </w:r>
+      <w:r>
+        <w:rPr>
+          <w:lang w:bidi="ro-RO"/>
+        </w:rPr>
+        <w:t xml:space="preserve"> componenta</w:t>
+      </w:r>
+      <w:r>
+        <w:rPr>
+          <w:lang w:bidi="ro-RO"/>
+        </w:rPr>
+        <w:t xml:space="preserve"> de administrare.</w:t>
       </w:r>
     </w:p>
     <w:p>
@@ -7974,7 +8949,7 @@
         <w:rPr>
           <w:lang w:bidi="ro-RO"/>
         </w:rPr>
-        <w:t xml:space="preserve">Informațiile trimise, alături de configurarea curentă a echipamentelor, sunt stocate în într-o bază de date </w:t>
+        <w:t>Comunicarea dintre componentele care rulează pe echipamentul monitorizat și componenta centrală se realizează prin intermediul unei interfețe de tip REST API (</w:t>
       </w:r>
       <w:proofErr w:type="spellStart"/>
       <w:r>
@@ -7983,7 +8958,7 @@
           <w:iCs/>
           <w:lang w:bidi="ro-RO"/>
         </w:rPr>
-        <w:t>SQLite</w:t>
+        <w:t>Representational</w:t>
       </w:r>
       <w:proofErr w:type="spellEnd"/>
       <w:r>
@@ -7992,29 +8967,181 @@
           <w:iCs/>
           <w:lang w:bidi="ro-RO"/>
         </w:rPr>
-        <w:t>,</w:t>
-      </w:r>
-      <w:r>
-        <w:rPr>
-          <w:lang w:bidi="ro-RO"/>
-        </w:rPr>
-        <w:t xml:space="preserve"> </w:t>
-      </w:r>
-      <w:r>
-        <w:t>pentru a oferi flexibilitate și posibilitatea analizării în detaliu a conexiunilor anterioare, precum și a modificărilor efectuate asupra configurației.</w:t>
-      </w:r>
-      <w:r>
-        <w:rPr>
-          <w:lang w:bidi="ro-RO"/>
-        </w:rPr>
-        <w:t xml:space="preserve"> Acest proces este gestionat de către </w:t>
-      </w:r>
+        <w:t xml:space="preserve"> State Transfer </w:t>
+      </w:r>
+      <w:proofErr w:type="spellStart"/>
       <w:r>
         <w:rPr>
           <w:i/>
           <w:iCs/>
           <w:lang w:bidi="ro-RO"/>
         </w:rPr>
+        <w:t>Application</w:t>
+      </w:r>
+      <w:proofErr w:type="spellEnd"/>
+      <w:r>
+        <w:rPr>
+          <w:i/>
+          <w:iCs/>
+          <w:lang w:bidi="ro-RO"/>
+        </w:rPr>
+        <w:t xml:space="preserve"> </w:t>
+      </w:r>
+      <w:proofErr w:type="spellStart"/>
+      <w:r>
+        <w:rPr>
+          <w:i/>
+          <w:iCs/>
+          <w:lang w:bidi="ro-RO"/>
+        </w:rPr>
+        <w:t>Programming</w:t>
+      </w:r>
+      <w:proofErr w:type="spellEnd"/>
+      <w:r>
+        <w:rPr>
+          <w:i/>
+          <w:iCs/>
+          <w:lang w:bidi="ro-RO"/>
+        </w:rPr>
+        <w:t xml:space="preserve"> </w:t>
+      </w:r>
+      <w:proofErr w:type="spellStart"/>
+      <w:r>
+        <w:rPr>
+          <w:i/>
+          <w:iCs/>
+          <w:lang w:bidi="ro-RO"/>
+        </w:rPr>
+        <w:t>Interface</w:t>
+      </w:r>
+      <w:proofErr w:type="spellEnd"/>
+      <w:r>
+        <w:rPr>
+          <w:i/>
+          <w:iCs/>
+          <w:lang w:bidi="ro-RO"/>
+        </w:rPr>
+        <w:t>)</w:t>
+      </w:r>
+      <w:r>
+        <w:rPr>
+          <w:lang w:bidi="ro-RO"/>
+        </w:rPr>
+        <w:t>, un stil arhitectural utilizat pe scară largă pentru dezvoltarea serviciilor distribuite. Un API de acest tip permite schimbul de informații între aplicații prin intermediul protocolului HTTP, utilizând operații standard precum GET, POST, PUT și DELETE pentru interogarea, transmiterea și modificarea sau ștergerea datelor</w:t>
+      </w:r>
+      <w:r>
+        <w:rPr>
+          <w:lang w:bidi="ro-RO"/>
+        </w:rPr>
+        <w:t>. Acest model facilitează interogarea dintre componentele dezvoltate independent.</w:t>
+      </w:r>
+    </w:p>
+    <w:p>
+      <w:pPr>
+        <w:spacing w:after="80" w:line="360" w:lineRule="auto"/>
+        <w:jc w:val="both"/>
+        <w:rPr>
+          <w:lang w:bidi="ro-RO"/>
+        </w:rPr>
+      </w:pPr>
+      <w:r>
+        <w:rPr>
+          <w:lang w:bidi="ro-RO"/>
+        </w:rPr>
+        <w:t xml:space="preserve">În cadrul sistemului propus, componentele care rulează pe echipamentul monitorizat transmit către componenta centrală informații referitoare la rezultatele proceselor de monitorizare. La rândul său, componenta centrală expune o serie de </w:t>
+      </w:r>
+      <w:proofErr w:type="spellStart"/>
+      <w:r>
+        <w:rPr>
+          <w:lang w:bidi="ro-RO"/>
+        </w:rPr>
+        <w:t>endpoint</w:t>
+      </w:r>
+      <w:proofErr w:type="spellEnd"/>
+      <w:r>
+        <w:rPr>
+          <w:lang w:bidi="ro-RO"/>
+        </w:rPr>
+        <w:t>-uri REST prin intermediul cărora datele pot fi recepționate, procesate ți stocate. Componenta de administrare utilizează aceeași interfață pentru interogarea stării sistemului, vizualizarea informațiilor colectate și transmiterea modificărilor de configurare inițiate de administrator.</w:t>
+      </w:r>
+    </w:p>
+    <w:p>
+      <w:pPr>
+        <w:spacing w:after="80" w:line="360" w:lineRule="auto"/>
+        <w:jc w:val="both"/>
+        <w:rPr>
+          <w:lang w:bidi="ro-RO"/>
+        </w:rPr>
+      </w:pPr>
+      <w:r>
+        <w:rPr>
+          <w:lang w:bidi="ro-RO"/>
+        </w:rPr>
+        <w:t>Informațiile trimise</w:t>
+      </w:r>
+      <w:r>
+        <w:rPr>
+          <w:lang w:bidi="ro-RO"/>
+        </w:rPr>
+        <w:t xml:space="preserve"> de echipamente</w:t>
+      </w:r>
+      <w:r>
+        <w:rPr>
+          <w:lang w:bidi="ro-RO"/>
+        </w:rPr>
+        <w:t>, alături de configurarea curentă a</w:t>
+      </w:r>
+      <w:r>
+        <w:rPr>
+          <w:lang w:bidi="ro-RO"/>
+        </w:rPr>
+        <w:t xml:space="preserve"> acestora</w:t>
+      </w:r>
+      <w:r>
+        <w:rPr>
+          <w:lang w:bidi="ro-RO"/>
+        </w:rPr>
+        <w:t xml:space="preserve">, sunt stocate în într-o bază de date </w:t>
+      </w:r>
+      <w:proofErr w:type="spellStart"/>
+      <w:r>
+        <w:rPr>
+          <w:i/>
+          <w:iCs/>
+          <w:lang w:bidi="ro-RO"/>
+        </w:rPr>
+        <w:t>SQLite</w:t>
+      </w:r>
+      <w:proofErr w:type="spellEnd"/>
+      <w:r>
+        <w:rPr>
+          <w:i/>
+          <w:iCs/>
+          <w:lang w:bidi="ro-RO"/>
+        </w:rPr>
+        <w:t>,</w:t>
+      </w:r>
+      <w:r>
+        <w:rPr>
+          <w:lang w:bidi="ro-RO"/>
+        </w:rPr>
+        <w:t xml:space="preserve"> </w:t>
+      </w:r>
+      <w:r>
+        <w:t>pentru a oferi flexibilitate și posibilitatea analizării în detaliu a conexiunilor anterioare, precum și a modificărilor efectuate asupra configurației.</w:t>
+      </w:r>
+      <w:r>
+        <w:rPr>
+          <w:lang w:bidi="ro-RO"/>
+        </w:rPr>
+        <w:t xml:space="preserve"> Acest proces este gestionat de către </w:t>
+      </w:r>
+      <w:r>
+        <w:rPr>
+          <w:i/>
+          <w:iCs/>
+          <w:lang w:bidi="ro-RO"/>
+        </w:rPr>
         <w:t>componenta centrală</w:t>
       </w:r>
       <w:r>
@@ -8048,6 +9175,7 @@
           <w:bCs/>
           <w:color w:val="070783"/>
         </w:rPr>
+        <w:lastRenderedPageBreak/>
         <w:t>Detalii de implementare</w:t>
       </w:r>
       <w:bookmarkEnd w:id="5"/>
@@ -8131,7 +9259,6 @@
         <w:jc w:val="both"/>
       </w:pPr>
       <w:r>
-        <w:lastRenderedPageBreak/>
         <w:t xml:space="preserve">În directorul asociat componentelor externe echipamentului sunt incluse atât </w:t>
       </w:r>
       <w:r>
@@ -8521,88 +9648,80 @@
         <w:t>C</w:t>
       </w:r>
       <w:r>
-        <w:t xml:space="preserve"> ce rulează în spațiul </w:t>
-      </w:r>
-      <w:r>
-        <w:t xml:space="preserve">cu permisiuni </w:t>
-      </w:r>
-      <w:r>
-        <w:t>privilegiat</w:t>
-      </w:r>
-      <w:r>
-        <w:t>e</w:t>
-      </w:r>
-      <w:r>
-        <w:t>. Principala caracteristică a acestuia constă în definirea și înregistrarea unui mecanism de interceptare a pachetelor (</w:t>
-      </w:r>
-      <w:proofErr w:type="spellStart"/>
-      <w:r>
-        <w:rPr>
-          <w:i/>
-          <w:iCs/>
-        </w:rPr>
-        <w:t>network</w:t>
-      </w:r>
-      <w:proofErr w:type="spellEnd"/>
-      <w:r>
-        <w:rPr>
-          <w:i/>
-          <w:iCs/>
-        </w:rPr>
-        <w:t xml:space="preserve"> </w:t>
-      </w:r>
-      <w:proofErr w:type="spellStart"/>
-      <w:r>
-        <w:rPr>
-          <w:i/>
-          <w:iCs/>
-        </w:rPr>
-        <w:t>hook</w:t>
-      </w:r>
-      <w:proofErr w:type="spellEnd"/>
-      <w:r>
-        <w:t>) utilizând cadrul software „</w:t>
-      </w:r>
-      <w:proofErr w:type="spellStart"/>
-      <w:r>
         <w:rPr>
           <w:b/>
           <w:bCs/>
           <w:i/>
           <w:iCs/>
         </w:rPr>
-        <w:t>Netfilter</w:t>
+        <w:t>,</w:t>
+      </w:r>
+      <w:r>
+        <w:t xml:space="preserve"> ce rulează în spațiul </w:t>
+      </w:r>
+      <w:r>
+        <w:t xml:space="preserve">cu permisiuni </w:t>
+      </w:r>
+      <w:r>
+        <w:t>privilegiat</w:t>
+      </w:r>
+      <w:r>
+        <w:t>e</w:t>
+      </w:r>
+      <w:r>
+        <w:t>.</w:t>
+      </w:r>
+      <w:r>
+        <w:t xml:space="preserve"> Spre deosebire de programele obișnuite care rulează în spațiul utilizatorului și accesează resursele sistemului prin apeluri de sistem, un modul </w:t>
+      </w:r>
+      <w:proofErr w:type="spellStart"/>
+      <w:r>
+        <w:t>kernel</w:t>
       </w:r>
       <w:proofErr w:type="spellEnd"/>
       <w:r>
-        <w:t xml:space="preserve">” </w:t>
-      </w:r>
-      <w:r>
-        <w:fldChar w:fldCharType="begin"/>
-      </w:r>
-      <w:r>
-        <w:instrText xml:space="preserve"> REF ref_Netfilter  \h</w:instrText>
-      </w:r>
-      <w:r>
-        <w:fldChar w:fldCharType="separate"/>
-      </w:r>
-      <w:r>
-        <w:t>[8]</w:t>
-      </w:r>
-      <w:r>
-        <w:fldChar w:fldCharType="end"/>
-      </w:r>
-      <w:r>
-        <w:t>. Acest software reprezintă un cadru arhitectural specializat în implementarea unor funcționalități avansate de rețea, cum ar fi</w:t>
-      </w:r>
-      <w:r>
-        <w:t xml:space="preserve"> interceptarea,</w:t>
-      </w:r>
-      <w:r>
-        <w:t xml:space="preserve"> inspectarea</w:t>
-      </w:r>
-      <w:r>
-        <w:t xml:space="preserve"> și blocarea pachetelor în anumite puncte specifice ale procesului de procesare. Cu ajutorul acestui cadrul software, este înregistrată pentru reapelare funcția „</w:t>
+        <w:t xml:space="preserve"> este încărcat direct în spațiul de adresare al </w:t>
+      </w:r>
+      <w:proofErr w:type="spellStart"/>
+      <w:r>
+        <w:t>kernelului</w:t>
+      </w:r>
+      <w:proofErr w:type="spellEnd"/>
+      <w:r>
+        <w:t>, beneficiind de acces direct la structurile interne ale sistemului de operare și la interfețele de rețea. Această caracteristică conferă componentei atât performanță superioară în procesarea pachetelor, cât și un nivel de control care nu poate fi obținut din spațiul utilizatorului.</w:t>
+      </w:r>
+    </w:p>
+    <w:p>
+      <w:pPr>
+        <w:spacing w:after="80" w:line="360" w:lineRule="auto"/>
+        <w:jc w:val="both"/>
+      </w:pPr>
+      <w:r>
+        <w:t xml:space="preserve">Dezvoltarea modulelor </w:t>
+      </w:r>
+      <w:proofErr w:type="spellStart"/>
+      <w:r>
+        <w:t>kernel</w:t>
+      </w:r>
+      <w:proofErr w:type="spellEnd"/>
+      <w:r>
+        <w:t xml:space="preserve"> în Linux impune respectarea unor constrângeri stricte. Modulul nu are acces la biblioteca standard C, utilizând în schimb funcții și macro-comenzile expuse de </w:t>
+      </w:r>
+      <w:proofErr w:type="spellStart"/>
+      <w:r>
+        <w:t>kernel</w:t>
+      </w:r>
+      <w:proofErr w:type="spellEnd"/>
+      <w:r>
+        <w:t xml:space="preserve"> prin </w:t>
+      </w:r>
+      <w:proofErr w:type="spellStart"/>
+      <w:r>
+        <w:t>header</w:t>
+      </w:r>
+      <w:proofErr w:type="spellEnd"/>
+      <w:r>
+        <w:t xml:space="preserve">-urile sale. Gestionarea memoriei se realizează prin funcții specializate precum </w:t>
       </w:r>
       <w:proofErr w:type="spellStart"/>
       <w:r>
@@ -8610,21 +9729,46 @@
           <w:i/>
           <w:iCs/>
         </w:rPr>
-        <w:t>packet_hook</w:t>
+        <w:t>kmalloc</w:t>
       </w:r>
       <w:proofErr w:type="spellEnd"/>
-      <w:r>
-        <w:t>” la intrarea pachetelor în procesarea locală („</w:t>
-      </w:r>
       <w:r>
         <w:rPr>
           <w:i/>
           <w:iCs/>
         </w:rPr>
-        <w:t>NF_INET_LOCAL_IN</w:t>
-      </w:r>
-      <w:r>
-        <w:t xml:space="preserve">”). </w:t>
+        <w:t xml:space="preserve"> </w:t>
+      </w:r>
+      <w:r>
+        <w:t xml:space="preserve">și </w:t>
+      </w:r>
+      <w:proofErr w:type="spellStart"/>
+      <w:r>
+        <w:rPr>
+          <w:i/>
+          <w:iCs/>
+        </w:rPr>
+        <w:t>kfree</w:t>
+      </w:r>
+      <w:proofErr w:type="spellEnd"/>
+      <w:r>
+        <w:t xml:space="preserve">, care operează în spațiul de adresare al </w:t>
+      </w:r>
+      <w:proofErr w:type="spellStart"/>
+      <w:r>
+        <w:t>kernelului</w:t>
+      </w:r>
+      <w:proofErr w:type="spellEnd"/>
+      <w:r>
+        <w:t xml:space="preserve">. De asemenea, operațiile blocante trebuie tratate cu atenție deosebită, deoarece blocarea unui fir de execuție în spațiul </w:t>
+      </w:r>
+      <w:proofErr w:type="spellStart"/>
+      <w:r>
+        <w:t>kernel</w:t>
+      </w:r>
+      <w:proofErr w:type="spellEnd"/>
+      <w:r>
+        <w:t xml:space="preserve"> poate afecta stabilitatea întregului sistem.</w:t>
       </w:r>
     </w:p>
     <w:p>
@@ -8633,28 +9777,44 @@
         <w:jc w:val="both"/>
       </w:pPr>
       <w:r>
-        <w:t xml:space="preserve">În memoria componentei se va afla în mod constant lista conexiunilor permise, alături de modul curent de rulare. În momentul în care se face cererea modificării listei de conexiuni sau a modului de funcționare, componenta de intermediere va informa modulul </w:t>
+        <w:lastRenderedPageBreak/>
+        <w:t xml:space="preserve"> Principala caracteristică a</w:t>
+      </w:r>
+      <w:r>
+        <w:t xml:space="preserve"> acestei componente</w:t>
+      </w:r>
+      <w:r>
+        <w:t xml:space="preserve"> constă în definirea și înregistrarea unui mecanism de interceptare a pachetelor (</w:t>
       </w:r>
       <w:proofErr w:type="spellStart"/>
       <w:r>
-        <w:t>kernel</w:t>
+        <w:rPr>
+          <w:i/>
+          <w:iCs/>
+        </w:rPr>
+        <w:t>network</w:t>
       </w:r>
       <w:proofErr w:type="spellEnd"/>
       <w:r>
-        <w:t xml:space="preserve"> de noua configurație, urmând ca informațiile salvate în memorie să fie modificate.</w:t>
-      </w:r>
-    </w:p>
-    <w:p>
-      <w:pPr>
-        <w:spacing w:after="80" w:line="360" w:lineRule="auto"/>
-        <w:jc w:val="both"/>
-      </w:pPr>
-      <w:r>
-        <w:t>Comunicarea între cele două componente se face</w:t>
-      </w:r>
-      <w:r>
-        <w:t xml:space="preserve"> prin intermediul unui </w:t>
-      </w:r>
+        <w:rPr>
+          <w:i/>
+          <w:iCs/>
+        </w:rPr>
+        <w:t xml:space="preserve"> </w:t>
+      </w:r>
+      <w:proofErr w:type="spellStart"/>
+      <w:r>
+        <w:rPr>
+          <w:i/>
+          <w:iCs/>
+        </w:rPr>
+        <w:t>hook</w:t>
+      </w:r>
+      <w:proofErr w:type="spellEnd"/>
+      <w:r>
+        <w:t>) utilizând cadrul software „</w:t>
+      </w:r>
+      <w:proofErr w:type="spellStart"/>
       <w:r>
         <w:rPr>
           <w:b/>
@@ -8662,9 +9822,383 @@
           <w:i/>
           <w:iCs/>
         </w:rPr>
+        <w:t>Netfilter</w:t>
+      </w:r>
+      <w:proofErr w:type="spellEnd"/>
+      <w:r>
+        <w:t xml:space="preserve">” </w:t>
+      </w:r>
+      <w:r>
+        <w:fldChar w:fldCharType="begin"/>
+      </w:r>
+      <w:r>
+        <w:instrText xml:space="preserve"> REF ref_Netfilter  \h</w:instrText>
+      </w:r>
+      <w:r>
+        <w:fldChar w:fldCharType="separate"/>
+      </w:r>
+      <w:r>
+        <w:t>[8]</w:t>
+      </w:r>
+      <w:r>
+        <w:fldChar w:fldCharType="end"/>
+      </w:r>
+      <w:r>
+        <w:t>.</w:t>
+      </w:r>
+      <w:r>
+        <w:t xml:space="preserve"> </w:t>
+      </w:r>
+      <w:proofErr w:type="spellStart"/>
+      <w:r>
+        <w:rPr>
+          <w:i/>
+          <w:iCs/>
+        </w:rPr>
+        <w:t>Netfilter</w:t>
+      </w:r>
+      <w:proofErr w:type="spellEnd"/>
+      <w:r>
+        <w:t xml:space="preserve"> reprezintă </w:t>
+      </w:r>
+      <w:r>
+        <w:t xml:space="preserve">un subsistem al </w:t>
+      </w:r>
+      <w:proofErr w:type="spellStart"/>
+      <w:r>
+        <w:t>kernelului</w:t>
+      </w:r>
+      <w:proofErr w:type="spellEnd"/>
+      <w:r>
+        <w:t xml:space="preserve"> Linux, introdus în versiunea 2.4, care oferă </w:t>
+      </w:r>
+      <w:r>
+        <w:t>un cadru arhitectural specializat în implementarea unor funcționalități avansate de rețea, cum ar fi</w:t>
+      </w:r>
+      <w:r>
+        <w:t xml:space="preserve"> interceptarea,</w:t>
+      </w:r>
+      <w:r>
+        <w:t xml:space="preserve"> inspectarea</w:t>
+      </w:r>
+      <w:r>
+        <w:t xml:space="preserve"> și blocarea pachetelor în anumite puncte specifice ale procesului de procesare. Cu ajutorul acestui cadrul software</w:t>
+      </w:r>
+      <w:r>
+        <w:t xml:space="preserve"> este permisă înregistrarea unor funcții pentru reapelare, care sunt invocate automat de </w:t>
+      </w:r>
+      <w:proofErr w:type="spellStart"/>
+      <w:r>
+        <w:t>kernel</w:t>
+      </w:r>
+      <w:proofErr w:type="spellEnd"/>
+      <w:r>
+        <w:t xml:space="preserve"> la procesarea fiecărui pachet, oferind posibilitatea de inspecție, modificare și blocarea a acestora.</w:t>
+      </w:r>
+    </w:p>
+    <w:p>
+      <w:pPr>
+        <w:spacing w:after="80" w:line="360" w:lineRule="auto"/>
+        <w:jc w:val="both"/>
+      </w:pPr>
+      <w:r>
+        <w:t xml:space="preserve">Arhitectura </w:t>
+      </w:r>
+      <w:proofErr w:type="spellStart"/>
+      <w:r>
+        <w:rPr>
+          <w:i/>
+          <w:iCs/>
+        </w:rPr>
+        <w:t>Netfilter</w:t>
+      </w:r>
+      <w:proofErr w:type="spellEnd"/>
+      <w:r>
+        <w:t xml:space="preserve"> definește cinci puncte principale de interceptare pentru traficul IPv4, </w:t>
+      </w:r>
+      <w:proofErr w:type="spellStart"/>
+      <w:r>
+        <w:t>foecare</w:t>
+      </w:r>
+      <w:proofErr w:type="spellEnd"/>
+      <w:r>
+        <w:t xml:space="preserve"> corespunzând unei etape distincte din procesul de rutare al pachetelor în </w:t>
+      </w:r>
+      <w:proofErr w:type="spellStart"/>
+      <w:r>
+        <w:t>kernel</w:t>
+      </w:r>
+      <w:proofErr w:type="spellEnd"/>
+      <w:r>
+        <w:t>:</w:t>
+      </w:r>
+    </w:p>
+    <w:p>
+      <w:pPr>
+        <w:numPr>
+          <w:ilvl w:val="0"/>
+          <w:numId w:val="48"/>
+        </w:numPr>
+        <w:spacing w:after="80" w:line="360" w:lineRule="auto"/>
+        <w:jc w:val="both"/>
+      </w:pPr>
+      <w:r>
+        <w:t>NF_INET_PRE_ROUTING</w:t>
+      </w:r>
+      <w:r>
+        <w:t xml:space="preserve"> este primul punct atins de pachetele primite, înainte de decizia de rutare</w:t>
+      </w:r>
+    </w:p>
+    <w:p>
+      <w:pPr>
+        <w:numPr>
+          <w:ilvl w:val="0"/>
+          <w:numId w:val="48"/>
+        </w:numPr>
+        <w:spacing w:after="80" w:line="360" w:lineRule="auto"/>
+        <w:jc w:val="both"/>
+      </w:pPr>
+      <w:r>
+        <w:t>NF_INET_LOCAL_IN</w:t>
+      </w:r>
+      <w:r>
+        <w:t xml:space="preserve"> este atins de pachetele destinate proceselor locale de pe sistemul curent, după decizia de rutare.</w:t>
+      </w:r>
+    </w:p>
+    <w:p>
+      <w:pPr>
+        <w:numPr>
+          <w:ilvl w:val="0"/>
+          <w:numId w:val="48"/>
+        </w:numPr>
+        <w:spacing w:after="80" w:line="360" w:lineRule="auto"/>
+        <w:jc w:val="both"/>
+      </w:pPr>
+      <w:r>
+        <w:t>NF_INET_FORWARD</w:t>
+      </w:r>
+      <w:r>
+        <w:t xml:space="preserve"> reprezintă punctul de intermediere pentru pachetele care sunt </w:t>
+      </w:r>
+      <w:proofErr w:type="spellStart"/>
+      <w:r>
+        <w:t>rutate</w:t>
+      </w:r>
+      <w:proofErr w:type="spellEnd"/>
+      <w:r>
+        <w:t xml:space="preserve"> prin sistem spre o altă destinație.</w:t>
+      </w:r>
+    </w:p>
+    <w:p>
+      <w:pPr>
+        <w:numPr>
+          <w:ilvl w:val="0"/>
+          <w:numId w:val="48"/>
+        </w:numPr>
+        <w:spacing w:after="80" w:line="360" w:lineRule="auto"/>
+        <w:jc w:val="both"/>
+      </w:pPr>
+      <w:r>
+        <w:t>NF_INET_LOCAL_OUT</w:t>
+      </w:r>
+      <w:r>
+        <w:t xml:space="preserve"> este atins de pachetele generate de procesele locale, înainte de ieșirea din sistem.</w:t>
+      </w:r>
+    </w:p>
+    <w:p>
+      <w:pPr>
+        <w:numPr>
+          <w:ilvl w:val="0"/>
+          <w:numId w:val="48"/>
+        </w:numPr>
+        <w:spacing w:after="80" w:line="360" w:lineRule="auto"/>
+        <w:jc w:val="both"/>
+      </w:pPr>
+      <w:r>
+        <w:t>NF_INET_POST_ROUTING</w:t>
+      </w:r>
+      <w:r>
+        <w:t xml:space="preserve"> reprezintă ultimul punct înainte ca pachetele să fie trimise pe interfața de rețea.</w:t>
+      </w:r>
+    </w:p>
+    <w:p>
+      <w:pPr>
+        <w:spacing w:after="80" w:line="360" w:lineRule="auto"/>
+        <w:jc w:val="both"/>
+      </w:pPr>
+      <w:r>
+        <w:t xml:space="preserve">Pentru scopurile sistemului de față, </w:t>
+      </w:r>
+      <w:proofErr w:type="spellStart"/>
+      <w:r>
+        <w:t>hook-ul</w:t>
+      </w:r>
+      <w:proofErr w:type="spellEnd"/>
+      <w:r>
+        <w:t xml:space="preserve"> </w:t>
+      </w:r>
+      <w:r>
+        <w:t>NF_INET_LOCAL_IN</w:t>
+      </w:r>
+      <w:r>
+        <w:t xml:space="preserve"> reprezintă punctul optim de interceptare, deoarece permite inspecția tuturor pachetelor destinate echipamentului monitorizat, inclusiv a celor provenite de la alte dispozitive din rețeaua locală. La acest punct, decizia de rutare a fost deja luată, dar pachetul nu a ajuns încă la aplicația destinată, oferind posibilitatea de a bloca conexiunile neautorizate înainte ca a acestea să fie procesate de sistemul de operare sau de aplicațiile utilizatorului.</w:t>
+      </w:r>
+    </w:p>
+    <w:p>
+      <w:pPr>
+        <w:spacing w:after="80" w:line="360" w:lineRule="auto"/>
+        <w:jc w:val="both"/>
+      </w:pPr>
+      <w:r>
+        <w:t xml:space="preserve">În memoria componentei se va afla în mod constant lista conexiunilor permise, alături de modul curent de rulare. </w:t>
+      </w:r>
+      <w:r>
+        <w:t>Lista este implementată ca o structură de date reziduală „</w:t>
+      </w:r>
+      <w:proofErr w:type="spellStart"/>
+      <w:r>
+        <w:rPr>
+          <w:i/>
+          <w:iCs/>
+        </w:rPr>
+        <w:t>rhashtable</w:t>
+      </w:r>
+      <w:proofErr w:type="spellEnd"/>
+      <w:r>
+        <w:t xml:space="preserve">” în memoria </w:t>
+      </w:r>
+      <w:proofErr w:type="spellStart"/>
+      <w:r>
+        <w:t>kernelului</w:t>
+      </w:r>
+      <w:proofErr w:type="spellEnd"/>
+      <w:r>
+        <w:t xml:space="preserve">, accesibilă rapid la procesarea fiecărui pachet. Protecția accesului concurent la această structură, necesar deoarece funcția de </w:t>
+      </w:r>
+      <w:proofErr w:type="spellStart"/>
+      <w:r>
+        <w:t>hook</w:t>
+      </w:r>
+      <w:proofErr w:type="spellEnd"/>
+      <w:r>
+        <w:t xml:space="preserve"> poate fi invocată simultan de mai multe nuclee ale procesorului, este asigurată prin utilizarea unui mecanism de sincronizare </w:t>
+      </w:r>
+      <w:proofErr w:type="spellStart"/>
+      <w:r>
+        <w:rPr>
+          <w:i/>
+          <w:iCs/>
+        </w:rPr>
+        <w:t>mutex</w:t>
+      </w:r>
+      <w:proofErr w:type="spellEnd"/>
+      <w:r>
+        <w:rPr>
+          <w:i/>
+          <w:iCs/>
+        </w:rPr>
+        <w:t>.</w:t>
+      </w:r>
+    </w:p>
+    <w:p>
+      <w:pPr>
+        <w:spacing w:after="80" w:line="360" w:lineRule="auto"/>
+        <w:jc w:val="both"/>
+      </w:pPr>
+      <w:r>
+        <w:lastRenderedPageBreak/>
+        <w:t xml:space="preserve">La recepția unui pachet, funcția </w:t>
+      </w:r>
+      <w:r>
         <w:t>„</w:t>
       </w:r>
       <w:proofErr w:type="spellStart"/>
+      <w:r>
+        <w:rPr>
+          <w:i/>
+          <w:iCs/>
+        </w:rPr>
+        <w:t>packet_hook</w:t>
+      </w:r>
+      <w:proofErr w:type="spellEnd"/>
+      <w:r>
+        <w:t>”</w:t>
+      </w:r>
+      <w:r>
+        <w:t xml:space="preserve"> extrage adresa IP sursă și portul destinație, verificând dacă perechea corespunde uneia dintre intrările din lista conexiunilor permise. Dacă pachetul provine de la adresa IP a serverului, acesta este acceptat necondiționat, pentru a permite comunicarea cu componenta centrală indiferent de configurația curentă. În funcție de rezultatul verificării și de modul curent de funcționare, funcția returnează una dintre valorile definite de </w:t>
+      </w:r>
+      <w:proofErr w:type="spellStart"/>
+      <w:r>
+        <w:rPr>
+          <w:i/>
+          <w:iCs/>
+        </w:rPr>
+        <w:t>Netfilter</w:t>
+      </w:r>
+      <w:proofErr w:type="spellEnd"/>
+      <w:r>
+        <w:rPr>
+          <w:i/>
+          <w:iCs/>
+        </w:rPr>
+        <w:t xml:space="preserve">: NF_ACCEPT, </w:t>
+      </w:r>
+      <w:r>
+        <w:t xml:space="preserve">pentru a permite continuarea procesării pachetului, sau </w:t>
+      </w:r>
+      <w:r>
+        <w:rPr>
+          <w:i/>
+          <w:iCs/>
+        </w:rPr>
+        <w:t xml:space="preserve">NF_DROP, </w:t>
+      </w:r>
+      <w:r>
+        <w:t>pentru a îl elimina silențios. Înainte de returnarea deciziei, informațiile esențiale ale pachetului sunt extrase și plasate într-un buffer intern pentru a fi transmise componentei de intermediere.</w:t>
+      </w:r>
+    </w:p>
+    <w:p>
+      <w:pPr>
+        <w:spacing w:after="80" w:line="360" w:lineRule="auto"/>
+        <w:jc w:val="both"/>
+      </w:pPr>
+      <w:r>
+        <w:t xml:space="preserve">În momentul în care se face cererea modificării listei de conexiuni sau a modului de funcționare, componenta de intermediere va informa modulul </w:t>
+      </w:r>
+      <w:proofErr w:type="spellStart"/>
+      <w:r>
+        <w:t>kernel</w:t>
+      </w:r>
+      <w:proofErr w:type="spellEnd"/>
+      <w:r>
+        <w:t xml:space="preserve"> de noua configurație, urmând ca informațiile salvate în memorie să fie modificate.</w:t>
+      </w:r>
+    </w:p>
+    <w:p>
+      <w:pPr>
+        <w:spacing w:after="80" w:line="360" w:lineRule="auto"/>
+        <w:jc w:val="both"/>
+      </w:pPr>
+      <w:r>
+        <w:t xml:space="preserve">Comunicarea între </w:t>
+      </w:r>
+      <w:r>
+        <w:t xml:space="preserve">modulul </w:t>
+      </w:r>
+      <w:proofErr w:type="spellStart"/>
+      <w:r>
+        <w:t>kernel</w:t>
+      </w:r>
+      <w:proofErr w:type="spellEnd"/>
+      <w:r>
+        <w:t xml:space="preserve"> și componenta de intermedier</w:t>
+      </w:r>
+      <w:r>
+        <w:t>e se face</w:t>
+      </w:r>
+      <w:r>
+        <w:t xml:space="preserve"> prin intermediul unui </w:t>
+      </w:r>
       <w:r>
         <w:rPr>
           <w:b/>
@@ -8672,9 +10206,9 @@
           <w:i/>
           <w:iCs/>
         </w:rPr>
-        <w:t>Miscellaneous</w:t>
-      </w:r>
-      <w:proofErr w:type="spellEnd"/>
+        <w:t>„</w:t>
+      </w:r>
+      <w:proofErr w:type="spellStart"/>
       <w:r>
         <w:rPr>
           <w:b/>
@@ -8682,9 +10216,9 @@
           <w:i/>
           <w:iCs/>
         </w:rPr>
-        <w:t xml:space="preserve"> </w:t>
-      </w:r>
-      <w:proofErr w:type="spellStart"/>
+        <w:t>Miscellaneous</w:t>
+      </w:r>
+      <w:proofErr w:type="spellEnd"/>
       <w:r>
         <w:rPr>
           <w:b/>
@@ -8692,9 +10226,9 @@
           <w:i/>
           <w:iCs/>
         </w:rPr>
-        <w:t>character</w:t>
-      </w:r>
-      <w:proofErr w:type="spellEnd"/>
+        <w:t xml:space="preserve"> </w:t>
+      </w:r>
+      <w:proofErr w:type="spellStart"/>
       <w:r>
         <w:rPr>
           <w:b/>
@@ -8702,9 +10236,9 @@
           <w:i/>
           <w:iCs/>
         </w:rPr>
-        <w:t xml:space="preserve"> </w:t>
-      </w:r>
-      <w:proofErr w:type="spellStart"/>
+        <w:t>character</w:t>
+      </w:r>
+      <w:proofErr w:type="spellEnd"/>
       <w:r>
         <w:rPr>
           <w:b/>
@@ -8712,9 +10246,9 @@
           <w:i/>
           <w:iCs/>
         </w:rPr>
-        <w:t>device</w:t>
-      </w:r>
-      <w:proofErr w:type="spellEnd"/>
+        <w:t xml:space="preserve"> </w:t>
+      </w:r>
+      <w:proofErr w:type="spellStart"/>
       <w:r>
         <w:rPr>
           <w:b/>
@@ -8722,157 +10256,9 @@
           <w:i/>
           <w:iCs/>
         </w:rPr>
-        <w:t>”</w:t>
-      </w:r>
-      <w:r>
-        <w:t xml:space="preserve">, care oferă posibilitatea folosirii unui </w:t>
-      </w:r>
-      <w:proofErr w:type="spellStart"/>
-      <w:r>
-        <w:rPr>
-          <w:i/>
-          <w:iCs/>
-        </w:rPr>
-        <w:t>character</w:t>
+        <w:t>device</w:t>
       </w:r>
       <w:proofErr w:type="spellEnd"/>
-      <w:r>
-        <w:rPr>
-          <w:i/>
-          <w:iCs/>
-        </w:rPr>
-        <w:t xml:space="preserve"> driver </w:t>
-      </w:r>
-      <w:r>
-        <w:t>într-un mod simplificat</w:t>
-      </w:r>
-      <w:r>
-        <w:t xml:space="preserve">. Un </w:t>
-      </w:r>
-      <w:proofErr w:type="spellStart"/>
-      <w:r>
-        <w:rPr>
-          <w:i/>
-          <w:iCs/>
-        </w:rPr>
-        <w:t>character</w:t>
-      </w:r>
-      <w:proofErr w:type="spellEnd"/>
-      <w:r>
-        <w:rPr>
-          <w:i/>
-          <w:iCs/>
-        </w:rPr>
-        <w:t xml:space="preserve"> </w:t>
-      </w:r>
-      <w:proofErr w:type="spellStart"/>
-      <w:r>
-        <w:rPr>
-          <w:i/>
-          <w:iCs/>
-        </w:rPr>
-        <w:t>device</w:t>
-      </w:r>
-      <w:proofErr w:type="spellEnd"/>
-      <w:r>
-        <w:t xml:space="preserve"> este un tip de fișier specializat transmiterii de informații între programe, utilizat în principal comunicării din spațiul utilizatorului în cel al sistemului (și </w:t>
-      </w:r>
-      <w:r>
-        <w:rPr>
-          <w:i/>
-          <w:iCs/>
-        </w:rPr>
-        <w:t>vice-versa)</w:t>
-      </w:r>
-      <w:r>
-        <w:t xml:space="preserve">. </w:t>
-      </w:r>
-    </w:p>
-    <w:p>
-      <w:pPr>
-        <w:spacing w:after="80" w:line="360" w:lineRule="auto"/>
-        <w:jc w:val="both"/>
-      </w:pPr>
-      <w:r>
-        <w:t xml:space="preserve">Funcția ce este atașată pentru reapelare primește ca și parametru de intrare pachetul primit la intrarea în dispozitiv. Această funcție va verifica dacă pachetul provine de la server sau de la </w:t>
-      </w:r>
-      <w:r>
-        <w:lastRenderedPageBreak/>
-        <w:t xml:space="preserve">un dispozitiv ce se află în lista celor permise, iar în funcție de modul curent de funcționare, se va face raportarea și ignorarea pachetului. Pentru raportare, modulul va extrage informațiile esențiale, urmând ca acestea să fie transmise către componenta de intermediere prin intermediul aceluiași </w:t>
-      </w:r>
-      <w:proofErr w:type="spellStart"/>
-      <w:r>
-        <w:rPr>
-          <w:i/>
-          <w:iCs/>
-        </w:rPr>
-        <w:t>character</w:t>
-      </w:r>
-      <w:proofErr w:type="spellEnd"/>
-      <w:r>
-        <w:rPr>
-          <w:i/>
-          <w:iCs/>
-        </w:rPr>
-        <w:t xml:space="preserve"> </w:t>
-      </w:r>
-      <w:proofErr w:type="spellStart"/>
-      <w:r>
-        <w:rPr>
-          <w:i/>
-          <w:iCs/>
-        </w:rPr>
-        <w:t>device</w:t>
-      </w:r>
-      <w:proofErr w:type="spellEnd"/>
-      <w:r>
-        <w:t xml:space="preserve">.  </w:t>
-      </w:r>
-    </w:p>
-    <w:p>
-      <w:pPr>
-        <w:spacing w:after="80" w:line="360" w:lineRule="auto"/>
-        <w:jc w:val="both"/>
-      </w:pPr>
-    </w:p>
-    <w:p>
-      <w:pPr>
-        <w:pStyle w:val="Heading3"/>
-        <w:rPr>
-          <w:b/>
-          <w:bCs/>
-          <w:color w:val="070783"/>
-        </w:rPr>
-      </w:pPr>
-      <w:bookmarkStart w:id="7" w:name="_Toc6"/>
-      <w:r>
-        <w:rPr>
-          <w:b/>
-          <w:bCs/>
-          <w:color w:val="070783"/>
-        </w:rPr>
-        <w:t>Componenta de intermediere</w:t>
-      </w:r>
-      <w:bookmarkEnd w:id="7"/>
-    </w:p>
-    <w:p>
-      <w:pPr>
-        <w:spacing w:after="80" w:line="360" w:lineRule="auto"/>
-        <w:jc w:val="both"/>
-      </w:pPr>
-      <w:r>
-        <w:t xml:space="preserve">Această componentă reprezintă un agent local, </w:t>
-      </w:r>
-      <w:r>
-        <w:rPr>
-          <w:i/>
-          <w:iCs/>
-        </w:rPr>
-        <w:t>„daemon”</w:t>
-      </w:r>
-      <w:r>
-        <w:t xml:space="preserve">, ce rulează în spațiul utilizatorului. Limbajul ales pentru crearea acestei componente a fost </w:t>
-      </w:r>
       <w:r>
         <w:rPr>
           <w:b/>
@@ -8880,40 +10266,118 @@
           <w:i/>
           <w:iCs/>
         </w:rPr>
-        <w:t>C++</w:t>
-      </w:r>
-      <w:r>
-        <w:t>, pentru a utiliza componente cu un grad de abstractizare mai mare, păstrând totodată o putere și viteză ridicată de procesare. Agentul este responsabil de trimiterea informațiilor extrase de</w:t>
-      </w:r>
-      <w:r>
-        <w:t xml:space="preserve"> către</w:t>
-      </w:r>
-      <w:r>
-        <w:t xml:space="preserve"> </w:t>
-      </w:r>
+        <w:t>”</w:t>
+      </w:r>
+      <w:r>
+        <w:t xml:space="preserve">, care oferă posibilitatea folosirii unui </w:t>
+      </w:r>
+      <w:proofErr w:type="spellStart"/>
       <w:r>
         <w:rPr>
           <w:i/>
           <w:iCs/>
         </w:rPr>
-        <w:t>componenta de filtrare</w:t>
-      </w:r>
-      <w:r>
-        <w:t xml:space="preserve"> spre </w:t>
-      </w:r>
+        <w:t>character</w:t>
+      </w:r>
+      <w:proofErr w:type="spellEnd"/>
       <w:r>
         <w:rPr>
           <w:i/>
           <w:iCs/>
         </w:rPr>
-        <w:t>unitatea centrală</w:t>
-      </w:r>
+        <w:t xml:space="preserve"> driver </w:t>
+      </w:r>
+      <w:r>
+        <w:t>într-un mod simplificat</w:t>
+      </w:r>
+      <w:r>
+        <w:t xml:space="preserve">. Un </w:t>
+      </w:r>
+      <w:proofErr w:type="spellStart"/>
       <w:r>
         <w:rPr>
           <w:i/>
           <w:iCs/>
         </w:rPr>
-        <w:t>.</w:t>
+        <w:t>character</w:t>
+      </w:r>
+      <w:proofErr w:type="spellEnd"/>
+      <w:r>
+        <w:rPr>
+          <w:i/>
+          <w:iCs/>
+        </w:rPr>
+        <w:t xml:space="preserve"> </w:t>
+      </w:r>
+      <w:proofErr w:type="spellStart"/>
+      <w:r>
+        <w:rPr>
+          <w:i/>
+          <w:iCs/>
+        </w:rPr>
+        <w:t>device</w:t>
+      </w:r>
+      <w:proofErr w:type="spellEnd"/>
+      <w:r>
+        <w:t xml:space="preserve"> este un tip de fișier specializat </w:t>
+      </w:r>
+      <w:r>
+        <w:t xml:space="preserve">care permite comunicarea bidirecțională între spațiul </w:t>
+      </w:r>
+      <w:proofErr w:type="spellStart"/>
+      <w:r>
+        <w:t>kernel</w:t>
+      </w:r>
+      <w:proofErr w:type="spellEnd"/>
+      <w:r>
+        <w:t xml:space="preserve"> și cel al utilizatorului prin operațiile standard de citire și scriere. Clasa </w:t>
+      </w:r>
+      <w:proofErr w:type="spellStart"/>
+      <w:r>
+        <w:rPr>
+          <w:i/>
+          <w:iCs/>
+        </w:rPr>
+        <w:t>Miscellaneous</w:t>
+      </w:r>
+      <w:proofErr w:type="spellEnd"/>
+      <w:r>
+        <w:rPr>
+          <w:b/>
+          <w:bCs/>
+          <w:i/>
+          <w:iCs/>
+        </w:rPr>
+        <w:t xml:space="preserve"> </w:t>
+      </w:r>
+      <w:r>
+        <w:t xml:space="preserve">simplifică înregistrarea unui astfel de dispozitiv, eliminând necesitatea alocării unui număr major de dispozitiv și reducând codul necesar funcționării. Dispozitivul este expus în sistemul de fișiere sub calea </w:t>
+      </w:r>
+      <w:r>
+        <w:rPr>
+          <w:i/>
+          <w:iCs/>
+        </w:rPr>
+        <w:t>„/</w:t>
+      </w:r>
+      <w:proofErr w:type="spellStart"/>
+      <w:r>
+        <w:rPr>
+          <w:i/>
+          <w:iCs/>
+        </w:rPr>
+        <w:t>dev</w:t>
+      </w:r>
+      <w:proofErr w:type="spellEnd"/>
+      <w:r>
+        <w:rPr>
+          <w:i/>
+          <w:iCs/>
+        </w:rPr>
+        <w:t>/...”</w:t>
+      </w:r>
+      <w:r>
+        <w:t>, unde componenta de intermediere îl deschide și îl monitorizează continuu.</w:t>
       </w:r>
       <w:r>
         <w:t xml:space="preserve"> </w:t>
@@ -8925,135 +10389,1577 @@
         <w:jc w:val="both"/>
       </w:pPr>
       <w:r>
-        <w:t>O sarcină cu același nivel de prioritate a componentei este aceea de informare a</w:t>
-      </w:r>
-      <w:r>
-        <w:t xml:space="preserve"> componentei de filtrare asupra</w:t>
-      </w:r>
-      <w:r>
-        <w:t xml:space="preserve"> noilor configurații și reguli</w:t>
-      </w:r>
-      <w:r>
-        <w:t xml:space="preserve"> ce au fost modificate sau adăugate de către </w:t>
-      </w:r>
+        <w:t xml:space="preserve">Formatul datelor transmise prin intermediul </w:t>
+      </w:r>
+      <w:proofErr w:type="spellStart"/>
       <w:r>
         <w:rPr>
           <w:i/>
           <w:iCs/>
         </w:rPr>
-        <w:t>componenta de administrare</w:t>
-      </w:r>
-      <w:r>
-        <w:t>. Această componentă face sincronizarea de informații prezente în aplicația desktop și natura curentă de funcționare a echipamentelor.</w:t>
+        <w:t>character</w:t>
+      </w:r>
+      <w:proofErr w:type="spellEnd"/>
+      <w:r>
+        <w:rPr>
+          <w:i/>
+          <w:iCs/>
+        </w:rPr>
+        <w:t xml:space="preserve"> </w:t>
+      </w:r>
+      <w:proofErr w:type="spellStart"/>
+      <w:r>
+        <w:rPr>
+          <w:i/>
+          <w:iCs/>
+        </w:rPr>
+        <w:t>device</w:t>
+      </w:r>
+      <w:proofErr w:type="spellEnd"/>
+      <w:r>
+        <w:t xml:space="preserve">-ului este unul binar, bazat pe structuri C de dimensiune fixă, transferate prin apeluri </w:t>
+      </w:r>
+      <w:proofErr w:type="spellStart"/>
+      <w:r>
+        <w:rPr>
+          <w:i/>
+          <w:iCs/>
+        </w:rPr>
+        <w:t>ioctl</w:t>
+      </w:r>
+      <w:proofErr w:type="spellEnd"/>
+      <w:r>
+        <w:rPr>
+          <w:i/>
+          <w:iCs/>
+        </w:rPr>
+        <w:t>()</w:t>
+      </w:r>
+      <w:r>
+        <w:t xml:space="preserve">. Fiecare eveniment este </w:t>
+      </w:r>
+      <w:proofErr w:type="spellStart"/>
+      <w:r>
+        <w:t>serializat</w:t>
+      </w:r>
+      <w:proofErr w:type="spellEnd"/>
+      <w:r>
+        <w:t xml:space="preserve"> într-o structură, conținând </w:t>
+      </w:r>
+      <w:r>
+        <w:t>informațiile esențiale necesare analizei traficului. Structura include adresa IP sursă (</w:t>
+      </w:r>
+      <w:proofErr w:type="spellStart"/>
+      <w:r>
+        <w:rPr>
+          <w:i/>
+          <w:iCs/>
+        </w:rPr>
+        <w:t>saddr</w:t>
+      </w:r>
+      <w:proofErr w:type="spellEnd"/>
+      <w:r>
+        <w:rPr>
+          <w:i/>
+          <w:iCs/>
+        </w:rPr>
+        <w:t xml:space="preserve">) </w:t>
+      </w:r>
+      <w:r>
+        <w:t>și adresa IP destinație</w:t>
+      </w:r>
+      <w:r>
+        <w:t xml:space="preserve"> (</w:t>
+      </w:r>
+      <w:proofErr w:type="spellStart"/>
+      <w:r>
+        <w:rPr>
+          <w:i/>
+          <w:iCs/>
+        </w:rPr>
+        <w:t>daddr</w:t>
+      </w:r>
+      <w:proofErr w:type="spellEnd"/>
+      <w:r>
+        <w:rPr>
+          <w:i/>
+          <w:iCs/>
+        </w:rPr>
+        <w:t>)</w:t>
+      </w:r>
+      <w:r>
+        <w:t>, utilizate pentru identificarea sistemelor ce participă la comunicare, precum și portul sursă (</w:t>
+      </w:r>
+      <w:r>
+        <w:rPr>
+          <w:i/>
+          <w:iCs/>
+        </w:rPr>
+        <w:t>sport</w:t>
+      </w:r>
+      <w:r>
+        <w:t>) și portul destinație (</w:t>
+      </w:r>
+      <w:proofErr w:type="spellStart"/>
+      <w:r>
+        <w:rPr>
+          <w:i/>
+          <w:iCs/>
+        </w:rPr>
+        <w:t>dport</w:t>
+      </w:r>
+      <w:proofErr w:type="spellEnd"/>
+      <w:r>
+        <w:t xml:space="preserve">), care permit determinarea serviciilor sau aplicațiilor implicate în schimbul de date. Câmpul </w:t>
+      </w:r>
+      <w:r>
+        <w:rPr>
+          <w:i/>
+          <w:iCs/>
+        </w:rPr>
+        <w:t>protocol</w:t>
+      </w:r>
+      <w:r>
+        <w:t xml:space="preserve"> indică protocolul de transport folosit, precum TCP, UDP sau ICMP, iar câmpul </w:t>
+      </w:r>
+      <w:proofErr w:type="spellStart"/>
+      <w:r>
+        <w:rPr>
+          <w:i/>
+          <w:iCs/>
+        </w:rPr>
+        <w:t>ttl</w:t>
+      </w:r>
+      <w:proofErr w:type="spellEnd"/>
+      <w:r>
+        <w:t xml:space="preserve"> (</w:t>
+      </w:r>
+      <w:r>
+        <w:rPr>
+          <w:i/>
+          <w:iCs/>
+        </w:rPr>
+        <w:t>T</w:t>
+      </w:r>
+      <w:r>
+        <w:rPr>
+          <w:i/>
+          <w:iCs/>
+        </w:rPr>
+        <w:t xml:space="preserve">ime </w:t>
+      </w:r>
+      <w:proofErr w:type="spellStart"/>
+      <w:r>
+        <w:rPr>
+          <w:i/>
+          <w:iCs/>
+        </w:rPr>
+        <w:t>to</w:t>
+      </w:r>
+      <w:proofErr w:type="spellEnd"/>
+      <w:r>
+        <w:rPr>
+          <w:i/>
+          <w:iCs/>
+        </w:rPr>
+        <w:t xml:space="preserve"> Live</w:t>
+      </w:r>
+      <w:r>
+        <w:t xml:space="preserve">) oferă informații utile despre ruta parcursă de pachet și poate fi utilizat în anumite tehnici viitoare de detecție. Structura conține și câmpul </w:t>
+      </w:r>
+      <w:proofErr w:type="spellStart"/>
+      <w:r>
+        <w:rPr>
+          <w:i/>
+          <w:iCs/>
+        </w:rPr>
+        <w:t>total_len</w:t>
+      </w:r>
+      <w:proofErr w:type="spellEnd"/>
+      <w:r>
+        <w:t xml:space="preserve">, care reprezintă dimensiunea totală a pachetului IP, precum și câmpul </w:t>
+      </w:r>
+      <w:proofErr w:type="spellStart"/>
+      <w:r>
+        <w:rPr>
+          <w:i/>
+          <w:iCs/>
+        </w:rPr>
+        <w:t>tcp_flags</w:t>
+      </w:r>
+      <w:proofErr w:type="spellEnd"/>
+      <w:r>
+        <w:t>, utilizat pentru stocarea indicatorilor specifici protocolului TCP, cum ar fi SYN, ACK, FIN sau RST.</w:t>
       </w:r>
     </w:p>
     <w:p>
       <w:pPr>
         <w:spacing w:after="80" w:line="360" w:lineRule="auto"/>
         <w:jc w:val="both"/>
-      </w:pPr>
-      <w:r>
-        <w:t>De asemenea, componenta este responsabilă de stocarea locală a configurației</w:t>
-      </w:r>
-      <w:r>
-        <w:t xml:space="preserve"> componentei, actualizarea acesteia</w:t>
-      </w:r>
-      <w:r>
-        <w:t xml:space="preserve"> și</w:t>
-      </w:r>
-      <w:r>
-        <w:t xml:space="preserve"> transmiterea acestor informații</w:t>
-      </w:r>
-      <w:r>
-        <w:t xml:space="preserve"> la începutul rulării programului.</w:t>
-      </w:r>
-      <w:r>
-        <w:t xml:space="preserve"> Aceste informații se vor regăsi în trei fișiere.</w:t>
-      </w:r>
+        <w:rPr>
+          <w:lang w:val="en-US"/>
+        </w:rPr>
+      </w:pPr>
+      <w:r>
+        <w:t>Pe lângă informațiile de nivel rețea și transport, structura include și numele interfeței de rețea prin care a fost observat pachetul (</w:t>
+      </w:r>
+      <w:proofErr w:type="spellStart"/>
+      <w:r>
+        <w:rPr>
+          <w:i/>
+          <w:iCs/>
+        </w:rPr>
+        <w:t>indev</w:t>
+      </w:r>
+      <w:proofErr w:type="spellEnd"/>
+      <w:r>
+        <w:t xml:space="preserve">), ceea ce permite identificarea punctului de intrare în </w:t>
+      </w:r>
+      <w:r>
+        <w:lastRenderedPageBreak/>
+        <w:t>sistem. De asemenea, sunt stocare adresa MAC sursă (</w:t>
+      </w:r>
+      <w:proofErr w:type="spellStart"/>
+      <w:r>
+        <w:rPr>
+          <w:i/>
+          <w:iCs/>
+        </w:rPr>
+        <w:t>src_mac</w:t>
+      </w:r>
+      <w:proofErr w:type="spellEnd"/>
+      <w:r>
+        <w:t>) și adresa MAC destinație (</w:t>
+      </w:r>
+      <w:proofErr w:type="spellStart"/>
+      <w:r>
+        <w:rPr>
+          <w:i/>
+          <w:iCs/>
+        </w:rPr>
+        <w:t>dst_mac</w:t>
+      </w:r>
+      <w:proofErr w:type="spellEnd"/>
+      <w:r>
+        <w:t xml:space="preserve">), informații utile pentru analiza comunicațiilor la nivelul legăturii de date și identificarea dispozitivelor din aceeași rețea locală. Toate aceste câmpuri sunt reprezentate într-o structură cu dimensiune fixă, ceea ce simplifică transferul datelor între spațiul </w:t>
+      </w:r>
+      <w:proofErr w:type="spellStart"/>
+      <w:r>
+        <w:t>kernel</w:t>
+      </w:r>
+      <w:proofErr w:type="spellEnd"/>
+      <w:r>
+        <w:t xml:space="preserve"> și spațiul utilizator și elimină necesitatea utilizării unor mecanisme suplimentare de </w:t>
+      </w:r>
+      <w:proofErr w:type="spellStart"/>
+      <w:r>
+        <w:t>serializare</w:t>
+      </w:r>
+      <w:proofErr w:type="spellEnd"/>
+      <w:r>
+        <w:t xml:space="preserve">, </w:t>
+      </w:r>
+      <w:proofErr w:type="spellStart"/>
+      <w:r>
+        <w:t>parsare</w:t>
+      </w:r>
+      <w:proofErr w:type="spellEnd"/>
+      <w:r>
+        <w:t xml:space="preserve"> sa</w:t>
+      </w:r>
+      <w:r>
+        <w:t>u delimitare a mesajelor.</w:t>
+      </w:r>
+    </w:p>
+    <w:tbl>
+      <w:tblPr>
+        <w:tblStyle w:val="TableGrid"/>
+        <w:tblW w:w="0" w:type="auto"/>
+        <w:tblLook w:val="04A0" w:firstRow="1" w:lastRow="0" w:firstColumn="1" w:lastColumn="0" w:noHBand="0" w:noVBand="1"/>
+      </w:tblPr>
+      <w:tblGrid>
+        <w:gridCol w:w="9287"/>
+      </w:tblGrid>
+      <w:tr>
+        <w:tc>
+          <w:tcPr>
+            <w:tcW w:w="9287" w:type="dxa"/>
+          </w:tcPr>
+          <w:p>
+            <w:pPr>
+              <w:spacing w:after="80"/>
+              <w:jc w:val="both"/>
+              <w:rPr>
+                <w:rFonts w:ascii="Liberation Mono" w:hAnsi="Liberation Mono"/>
+                <w:sz w:val="20"/>
+                <w:szCs w:val="20"/>
+              </w:rPr>
+            </w:pPr>
+            <w:proofErr w:type="spellStart"/>
+            <w:r>
+              <w:rPr>
+                <w:rFonts w:ascii="Liberation Mono" w:hAnsi="Liberation Mono"/>
+                <w:sz w:val="20"/>
+                <w:szCs w:val="20"/>
+              </w:rPr>
+              <w:t>struct</w:t>
+            </w:r>
+            <w:proofErr w:type="spellEnd"/>
+            <w:r>
+              <w:rPr>
+                <w:rFonts w:ascii="Liberation Mono" w:hAnsi="Liberation Mono"/>
+                <w:sz w:val="20"/>
+                <w:szCs w:val="20"/>
+              </w:rPr>
+              <w:t xml:space="preserve"> </w:t>
+            </w:r>
+            <w:proofErr w:type="spellStart"/>
+            <w:r>
+              <w:rPr>
+                <w:rFonts w:ascii="Liberation Mono" w:hAnsi="Liberation Mono"/>
+                <w:sz w:val="20"/>
+                <w:szCs w:val="20"/>
+              </w:rPr>
+              <w:t>packet_info</w:t>
+            </w:r>
+            <w:proofErr w:type="spellEnd"/>
+            <w:r>
+              <w:rPr>
+                <w:rFonts w:ascii="Liberation Mono" w:hAnsi="Liberation Mono"/>
+                <w:sz w:val="20"/>
+                <w:szCs w:val="20"/>
+              </w:rPr>
+              <w:t xml:space="preserve"> {</w:t>
+            </w:r>
+          </w:p>
+          <w:p>
+            <w:pPr>
+              <w:spacing w:after="80"/>
+              <w:jc w:val="both"/>
+              <w:rPr>
+                <w:rFonts w:ascii="Liberation Mono" w:hAnsi="Liberation Mono"/>
+                <w:sz w:val="20"/>
+                <w:szCs w:val="20"/>
+              </w:rPr>
+            </w:pPr>
+            <w:r>
+              <w:rPr>
+                <w:rFonts w:ascii="Liberation Mono" w:hAnsi="Liberation Mono"/>
+                <w:sz w:val="20"/>
+                <w:szCs w:val="20"/>
+              </w:rPr>
+              <w:t xml:space="preserve">    __be32 </w:t>
+            </w:r>
+            <w:proofErr w:type="spellStart"/>
+            <w:r>
+              <w:rPr>
+                <w:rFonts w:ascii="Liberation Mono" w:hAnsi="Liberation Mono"/>
+                <w:sz w:val="20"/>
+                <w:szCs w:val="20"/>
+              </w:rPr>
+              <w:t>saddr</w:t>
+            </w:r>
+            <w:proofErr w:type="spellEnd"/>
+            <w:r>
+              <w:rPr>
+                <w:rFonts w:ascii="Liberation Mono" w:hAnsi="Liberation Mono"/>
+                <w:sz w:val="20"/>
+                <w:szCs w:val="20"/>
+              </w:rPr>
+              <w:t xml:space="preserve">, </w:t>
+            </w:r>
+            <w:proofErr w:type="spellStart"/>
+            <w:r>
+              <w:rPr>
+                <w:rFonts w:ascii="Liberation Mono" w:hAnsi="Liberation Mono"/>
+                <w:sz w:val="20"/>
+                <w:szCs w:val="20"/>
+              </w:rPr>
+              <w:t>daddr</w:t>
+            </w:r>
+            <w:proofErr w:type="spellEnd"/>
+            <w:r>
+              <w:rPr>
+                <w:rFonts w:ascii="Liberation Mono" w:hAnsi="Liberation Mono"/>
+                <w:sz w:val="20"/>
+                <w:szCs w:val="20"/>
+              </w:rPr>
+              <w:t>;</w:t>
+            </w:r>
+          </w:p>
+          <w:p>
+            <w:pPr>
+              <w:spacing w:after="80"/>
+              <w:jc w:val="both"/>
+              <w:rPr>
+                <w:rFonts w:ascii="Liberation Mono" w:hAnsi="Liberation Mono"/>
+                <w:sz w:val="20"/>
+                <w:szCs w:val="20"/>
+              </w:rPr>
+            </w:pPr>
+            <w:r>
+              <w:rPr>
+                <w:rFonts w:ascii="Liberation Mono" w:hAnsi="Liberation Mono"/>
+                <w:sz w:val="20"/>
+                <w:szCs w:val="20"/>
+              </w:rPr>
+              <w:t xml:space="preserve">    __be16 sport, </w:t>
+            </w:r>
+            <w:proofErr w:type="spellStart"/>
+            <w:r>
+              <w:rPr>
+                <w:rFonts w:ascii="Liberation Mono" w:hAnsi="Liberation Mono"/>
+                <w:sz w:val="20"/>
+                <w:szCs w:val="20"/>
+              </w:rPr>
+              <w:t>dport</w:t>
+            </w:r>
+            <w:proofErr w:type="spellEnd"/>
+            <w:r>
+              <w:rPr>
+                <w:rFonts w:ascii="Liberation Mono" w:hAnsi="Liberation Mono"/>
+                <w:sz w:val="20"/>
+                <w:szCs w:val="20"/>
+              </w:rPr>
+              <w:t>;</w:t>
+            </w:r>
+          </w:p>
+          <w:p>
+            <w:pPr>
+              <w:spacing w:after="80"/>
+              <w:jc w:val="both"/>
+              <w:rPr>
+                <w:rFonts w:ascii="Liberation Mono" w:hAnsi="Liberation Mono"/>
+                <w:sz w:val="20"/>
+                <w:szCs w:val="20"/>
+              </w:rPr>
+            </w:pPr>
+            <w:r>
+              <w:rPr>
+                <w:rFonts w:ascii="Liberation Mono" w:hAnsi="Liberation Mono"/>
+                <w:sz w:val="20"/>
+                <w:szCs w:val="20"/>
+              </w:rPr>
+              <w:t xml:space="preserve">    u8 protocol;</w:t>
+            </w:r>
+          </w:p>
+          <w:p>
+            <w:pPr>
+              <w:spacing w:after="80"/>
+              <w:jc w:val="both"/>
+              <w:rPr>
+                <w:rFonts w:ascii="Liberation Mono" w:hAnsi="Liberation Mono"/>
+                <w:sz w:val="20"/>
+                <w:szCs w:val="20"/>
+              </w:rPr>
+            </w:pPr>
+            <w:r>
+              <w:rPr>
+                <w:rFonts w:ascii="Liberation Mono" w:hAnsi="Liberation Mono"/>
+                <w:sz w:val="20"/>
+                <w:szCs w:val="20"/>
+              </w:rPr>
+              <w:t xml:space="preserve">    u8 </w:t>
+            </w:r>
+            <w:proofErr w:type="spellStart"/>
+            <w:r>
+              <w:rPr>
+                <w:rFonts w:ascii="Liberation Mono" w:hAnsi="Liberation Mono"/>
+                <w:sz w:val="20"/>
+                <w:szCs w:val="20"/>
+              </w:rPr>
+              <w:t>ttl</w:t>
+            </w:r>
+            <w:proofErr w:type="spellEnd"/>
+            <w:r>
+              <w:rPr>
+                <w:rFonts w:ascii="Liberation Mono" w:hAnsi="Liberation Mono"/>
+                <w:sz w:val="20"/>
+                <w:szCs w:val="20"/>
+              </w:rPr>
+              <w:t>;</w:t>
+            </w:r>
+          </w:p>
+          <w:p>
+            <w:pPr>
+              <w:spacing w:after="80"/>
+              <w:jc w:val="both"/>
+              <w:rPr>
+                <w:rFonts w:ascii="Liberation Mono" w:hAnsi="Liberation Mono"/>
+                <w:sz w:val="20"/>
+                <w:szCs w:val="20"/>
+              </w:rPr>
+            </w:pPr>
+            <w:r>
+              <w:rPr>
+                <w:rFonts w:ascii="Liberation Mono" w:hAnsi="Liberation Mono"/>
+                <w:sz w:val="20"/>
+                <w:szCs w:val="20"/>
+              </w:rPr>
+              <w:t xml:space="preserve">    u16 </w:t>
+            </w:r>
+            <w:proofErr w:type="spellStart"/>
+            <w:r>
+              <w:rPr>
+                <w:rFonts w:ascii="Liberation Mono" w:hAnsi="Liberation Mono"/>
+                <w:sz w:val="20"/>
+                <w:szCs w:val="20"/>
+              </w:rPr>
+              <w:t>total_len</w:t>
+            </w:r>
+            <w:proofErr w:type="spellEnd"/>
+            <w:r>
+              <w:rPr>
+                <w:rFonts w:ascii="Liberation Mono" w:hAnsi="Liberation Mono"/>
+                <w:sz w:val="20"/>
+                <w:szCs w:val="20"/>
+              </w:rPr>
+              <w:t>;</w:t>
+            </w:r>
+          </w:p>
+          <w:p>
+            <w:pPr>
+              <w:spacing w:after="80"/>
+              <w:jc w:val="both"/>
+              <w:rPr>
+                <w:rFonts w:ascii="Liberation Mono" w:hAnsi="Liberation Mono"/>
+                <w:sz w:val="20"/>
+                <w:szCs w:val="20"/>
+              </w:rPr>
+            </w:pPr>
+            <w:r>
+              <w:rPr>
+                <w:rFonts w:ascii="Liberation Mono" w:hAnsi="Liberation Mono"/>
+                <w:sz w:val="20"/>
+                <w:szCs w:val="20"/>
+              </w:rPr>
+              <w:t xml:space="preserve">    u8 </w:t>
+            </w:r>
+            <w:proofErr w:type="spellStart"/>
+            <w:r>
+              <w:rPr>
+                <w:rFonts w:ascii="Liberation Mono" w:hAnsi="Liberation Mono"/>
+                <w:sz w:val="20"/>
+                <w:szCs w:val="20"/>
+              </w:rPr>
+              <w:t>tcp_flags</w:t>
+            </w:r>
+            <w:proofErr w:type="spellEnd"/>
+            <w:r>
+              <w:rPr>
+                <w:rFonts w:ascii="Liberation Mono" w:hAnsi="Liberation Mono"/>
+                <w:sz w:val="20"/>
+                <w:szCs w:val="20"/>
+              </w:rPr>
+              <w:t>;</w:t>
+            </w:r>
+          </w:p>
+          <w:p>
+            <w:pPr>
+              <w:spacing w:after="80"/>
+              <w:jc w:val="both"/>
+              <w:rPr>
+                <w:rFonts w:ascii="Liberation Mono" w:hAnsi="Liberation Mono"/>
+                <w:sz w:val="20"/>
+                <w:szCs w:val="20"/>
+              </w:rPr>
+            </w:pPr>
+            <w:r>
+              <w:rPr>
+                <w:rFonts w:ascii="Liberation Mono" w:hAnsi="Liberation Mono"/>
+                <w:sz w:val="20"/>
+                <w:szCs w:val="20"/>
+              </w:rPr>
+              <w:t xml:space="preserve">    </w:t>
+            </w:r>
+            <w:proofErr w:type="spellStart"/>
+            <w:r>
+              <w:rPr>
+                <w:rFonts w:ascii="Liberation Mono" w:hAnsi="Liberation Mono"/>
+                <w:sz w:val="20"/>
+                <w:szCs w:val="20"/>
+              </w:rPr>
+              <w:t>char</w:t>
+            </w:r>
+            <w:proofErr w:type="spellEnd"/>
+            <w:r>
+              <w:rPr>
+                <w:rFonts w:ascii="Liberation Mono" w:hAnsi="Liberation Mono"/>
+                <w:sz w:val="20"/>
+                <w:szCs w:val="20"/>
+              </w:rPr>
+              <w:t xml:space="preserve"> </w:t>
+            </w:r>
+            <w:proofErr w:type="spellStart"/>
+            <w:r>
+              <w:rPr>
+                <w:rFonts w:ascii="Liberation Mono" w:hAnsi="Liberation Mono"/>
+                <w:sz w:val="20"/>
+                <w:szCs w:val="20"/>
+              </w:rPr>
+              <w:t>indev</w:t>
+            </w:r>
+            <w:proofErr w:type="spellEnd"/>
+            <w:r>
+              <w:rPr>
+                <w:rFonts w:ascii="Liberation Mono" w:hAnsi="Liberation Mono"/>
+                <w:sz w:val="20"/>
+                <w:szCs w:val="20"/>
+              </w:rPr>
+              <w:t>[IFNAMSIZ];</w:t>
+            </w:r>
+          </w:p>
+          <w:p>
+            <w:pPr>
+              <w:spacing w:after="80"/>
+              <w:jc w:val="both"/>
+              <w:rPr>
+                <w:rFonts w:ascii="Liberation Mono" w:hAnsi="Liberation Mono"/>
+                <w:sz w:val="20"/>
+                <w:szCs w:val="20"/>
+              </w:rPr>
+            </w:pPr>
+            <w:r>
+              <w:rPr>
+                <w:rFonts w:ascii="Liberation Mono" w:hAnsi="Liberation Mono"/>
+                <w:sz w:val="20"/>
+                <w:szCs w:val="20"/>
+              </w:rPr>
+              <w:t xml:space="preserve">    u8 </w:t>
+            </w:r>
+            <w:proofErr w:type="spellStart"/>
+            <w:r>
+              <w:rPr>
+                <w:rFonts w:ascii="Liberation Mono" w:hAnsi="Liberation Mono"/>
+                <w:sz w:val="20"/>
+                <w:szCs w:val="20"/>
+              </w:rPr>
+              <w:t>src_mac</w:t>
+            </w:r>
+            <w:proofErr w:type="spellEnd"/>
+            <w:r>
+              <w:rPr>
+                <w:rFonts w:ascii="Liberation Mono" w:hAnsi="Liberation Mono"/>
+                <w:sz w:val="20"/>
+                <w:szCs w:val="20"/>
+              </w:rPr>
+              <w:t>[ETH_ALEN];</w:t>
+            </w:r>
+          </w:p>
+          <w:p>
+            <w:pPr>
+              <w:spacing w:after="80"/>
+              <w:jc w:val="both"/>
+              <w:rPr>
+                <w:rFonts w:ascii="Liberation Mono" w:hAnsi="Liberation Mono"/>
+                <w:sz w:val="20"/>
+                <w:szCs w:val="20"/>
+              </w:rPr>
+            </w:pPr>
+            <w:r>
+              <w:rPr>
+                <w:rFonts w:ascii="Liberation Mono" w:hAnsi="Liberation Mono"/>
+                <w:sz w:val="20"/>
+                <w:szCs w:val="20"/>
+              </w:rPr>
+              <w:t xml:space="preserve">    u8 </w:t>
+            </w:r>
+            <w:proofErr w:type="spellStart"/>
+            <w:r>
+              <w:rPr>
+                <w:rFonts w:ascii="Liberation Mono" w:hAnsi="Liberation Mono"/>
+                <w:sz w:val="20"/>
+                <w:szCs w:val="20"/>
+              </w:rPr>
+              <w:t>dst_mac</w:t>
+            </w:r>
+            <w:proofErr w:type="spellEnd"/>
+            <w:r>
+              <w:rPr>
+                <w:rFonts w:ascii="Liberation Mono" w:hAnsi="Liberation Mono"/>
+                <w:sz w:val="20"/>
+                <w:szCs w:val="20"/>
+              </w:rPr>
+              <w:t>[ETH_ALEN];</w:t>
+            </w:r>
+          </w:p>
+          <w:p>
+            <w:pPr>
+              <w:spacing w:after="80"/>
+              <w:jc w:val="both"/>
+              <w:rPr>
+                <w:rFonts w:ascii="Liberation Mono" w:hAnsi="Liberation Mono"/>
+                <w:sz w:val="20"/>
+                <w:szCs w:val="20"/>
+              </w:rPr>
+            </w:pPr>
+            <w:r>
+              <w:rPr>
+                <w:rFonts w:ascii="Liberation Mono" w:hAnsi="Liberation Mono"/>
+                <w:sz w:val="20"/>
+                <w:szCs w:val="20"/>
+              </w:rPr>
+              <w:t xml:space="preserve">    </w:t>
+            </w:r>
+            <w:proofErr w:type="spellStart"/>
+            <w:r>
+              <w:rPr>
+                <w:rFonts w:ascii="Liberation Mono" w:hAnsi="Liberation Mono"/>
+                <w:sz w:val="20"/>
+                <w:szCs w:val="20"/>
+              </w:rPr>
+              <w:t>struct</w:t>
+            </w:r>
+            <w:proofErr w:type="spellEnd"/>
+            <w:r>
+              <w:rPr>
+                <w:rFonts w:ascii="Liberation Mono" w:hAnsi="Liberation Mono"/>
+                <w:sz w:val="20"/>
+                <w:szCs w:val="20"/>
+              </w:rPr>
+              <w:t xml:space="preserve"> </w:t>
+            </w:r>
+            <w:proofErr w:type="spellStart"/>
+            <w:r>
+              <w:rPr>
+                <w:rFonts w:ascii="Liberation Mono" w:hAnsi="Liberation Mono"/>
+                <w:sz w:val="20"/>
+                <w:szCs w:val="20"/>
+              </w:rPr>
+              <w:t>list_head</w:t>
+            </w:r>
+            <w:proofErr w:type="spellEnd"/>
+            <w:r>
+              <w:rPr>
+                <w:rFonts w:ascii="Liberation Mono" w:hAnsi="Liberation Mono"/>
+                <w:sz w:val="20"/>
+                <w:szCs w:val="20"/>
+              </w:rPr>
+              <w:t xml:space="preserve"> </w:t>
+            </w:r>
+            <w:proofErr w:type="spellStart"/>
+            <w:r>
+              <w:rPr>
+                <w:rFonts w:ascii="Liberation Mono" w:hAnsi="Liberation Mono"/>
+                <w:sz w:val="20"/>
+                <w:szCs w:val="20"/>
+              </w:rPr>
+              <w:t>list</w:t>
+            </w:r>
+            <w:proofErr w:type="spellEnd"/>
+            <w:r>
+              <w:rPr>
+                <w:rFonts w:ascii="Liberation Mono" w:hAnsi="Liberation Mono"/>
+                <w:sz w:val="20"/>
+                <w:szCs w:val="20"/>
+              </w:rPr>
+              <w:t>;</w:t>
+            </w:r>
+          </w:p>
+          <w:p>
+            <w:pPr>
+              <w:spacing w:after="80"/>
+              <w:jc w:val="both"/>
+            </w:pPr>
+            <w:r>
+              <w:rPr>
+                <w:rFonts w:ascii="Liberation Mono" w:hAnsi="Liberation Mono"/>
+                <w:sz w:val="20"/>
+                <w:szCs w:val="20"/>
+              </w:rPr>
+              <w:t>};</w:t>
+            </w:r>
+          </w:p>
+        </w:tc>
+      </w:tr>
+    </w:tbl>
+    <w:p>
+      <w:pPr>
+        <w:spacing w:after="80" w:line="360" w:lineRule="auto"/>
+        <w:jc w:val="both"/>
+      </w:pPr>
     </w:p>
     <w:p>
       <w:pPr>
+        <w:pStyle w:val="Heading3"/>
+        <w:rPr>
+          <w:b/>
+          <w:bCs/>
+          <w:color w:val="070783"/>
+        </w:rPr>
+      </w:pPr>
+      <w:bookmarkStart w:id="7" w:name="_Toc6"/>
+      <w:r>
+        <w:rPr>
+          <w:b/>
+          <w:bCs/>
+          <w:color w:val="070783"/>
+        </w:rPr>
+        <w:t>Componenta de intermediere</w:t>
+      </w:r>
+      <w:bookmarkEnd w:id="7"/>
+    </w:p>
+    <w:p>
+      <w:pPr>
+        <w:spacing w:line="360" w:lineRule="auto"/>
+        <w:jc w:val="both"/>
+      </w:pPr>
+    </w:p>
+    <w:p>
+      <w:pPr>
+        <w:spacing w:line="360" w:lineRule="auto"/>
+        <w:jc w:val="both"/>
+      </w:pPr>
+      <w:r>
+        <w:t xml:space="preserve">Această componentă reprezintă un agent local </w:t>
+      </w:r>
+      <w:r>
+        <w:rPr>
+          <w:i/>
+          <w:iCs/>
+        </w:rPr>
+        <w:t>daemon</w:t>
+      </w:r>
+      <w:r>
+        <w:t xml:space="preserve"> scris în limbajul C++, ce rulează în spațiul utilizatorului. Alegerea limbajului C++ pentru implementare a fost motivată de necesitatea unui nivel de abstractizare mai ridicat față de C, fără a sacrifica performanța aplicației. Biblioteca standard C++ oferă containere generice precum </w:t>
+      </w:r>
+      <w:proofErr w:type="spellStart"/>
+      <w:r>
+        <w:rPr>
+          <w:i/>
+          <w:iCs/>
+        </w:rPr>
+        <w:t>std</w:t>
+      </w:r>
+      <w:proofErr w:type="spellEnd"/>
+      <w:r>
+        <w:rPr>
+          <w:i/>
+          <w:iCs/>
+        </w:rPr>
+        <w:t xml:space="preserve">::vector </w:t>
+      </w:r>
+      <w:r>
+        <w:t xml:space="preserve">și </w:t>
+      </w:r>
+      <w:proofErr w:type="spellStart"/>
+      <w:r>
+        <w:rPr>
+          <w:i/>
+          <w:iCs/>
+        </w:rPr>
+        <w:t>std</w:t>
+      </w:r>
+      <w:proofErr w:type="spellEnd"/>
+      <w:r>
+        <w:rPr>
+          <w:i/>
+          <w:iCs/>
+        </w:rPr>
+        <w:t>::</w:t>
+      </w:r>
+      <w:proofErr w:type="spellStart"/>
+      <w:r>
+        <w:rPr>
+          <w:i/>
+          <w:iCs/>
+        </w:rPr>
+        <w:t>dequeue</w:t>
+      </w:r>
+      <w:proofErr w:type="spellEnd"/>
+      <w:r>
+        <w:t xml:space="preserve">, care simplifică gestionarea colecțiilor de date. Întreaga logică a agentului este cuprinsă în clasa </w:t>
+      </w:r>
+      <w:proofErr w:type="spellStart"/>
+      <w:r>
+        <w:rPr>
+          <w:i/>
+          <w:iCs/>
+        </w:rPr>
+        <w:t>ConfigDaemon</w:t>
+      </w:r>
+      <w:proofErr w:type="spellEnd"/>
+      <w:r>
+        <w:t xml:space="preserve">, iar programul principal înregistrează </w:t>
+      </w:r>
+      <w:proofErr w:type="spellStart"/>
+      <w:r>
+        <w:t>handlere</w:t>
+      </w:r>
+      <w:proofErr w:type="spellEnd"/>
+      <w:r>
+        <w:t xml:space="preserve"> pentru semnalele </w:t>
+      </w:r>
+      <w:r>
+        <w:rPr>
+          <w:i/>
+          <w:iCs/>
+        </w:rPr>
+        <w:t>SIGINT</w:t>
+      </w:r>
+      <w:r>
+        <w:t xml:space="preserve"> și </w:t>
+      </w:r>
+      <w:r>
+        <w:rPr>
+          <w:i/>
+          <w:iCs/>
+        </w:rPr>
+        <w:t>SIGTERM</w:t>
+      </w:r>
+      <w:r>
+        <w:t xml:space="preserve">, permițând o oprire controlată atât la întrerupere manuală, cât și la oprirea prin </w:t>
+      </w:r>
+      <w:proofErr w:type="spellStart"/>
+      <w:r>
+        <w:rPr>
+          <w:i/>
+          <w:iCs/>
+        </w:rPr>
+        <w:t>systemctl</w:t>
+      </w:r>
+      <w:proofErr w:type="spellEnd"/>
+      <w:r>
+        <w:rPr>
+          <w:i/>
+          <w:iCs/>
+        </w:rPr>
+        <w:t>.</w:t>
+      </w:r>
+    </w:p>
+    <w:p>
+      <w:pPr>
+        <w:spacing w:line="360" w:lineRule="auto"/>
+        <w:jc w:val="both"/>
+      </w:pPr>
+      <w:r>
+        <w:t xml:space="preserve"> Agentul îndeplinește două responsabilități de prioritate egală: transmiterea informațiilor extrase de la componenta de filtrare către componenta centrală, și informarea componentei de filtrare asupra noilor configurații și reguli modificate sau adăugate de administrator prin interfața de administrare. Prin acestea, </w:t>
+      </w:r>
+      <w:proofErr w:type="spellStart"/>
+      <w:r>
+        <w:t>daemonul</w:t>
+      </w:r>
+      <w:proofErr w:type="spellEnd"/>
+      <w:r>
+        <w:t xml:space="preserve"> reprezintă elementul de sincronizare între starea configurată în aplicația desktop și natura curentă de funcționare a echipamentului monitorizat.</w:t>
+      </w:r>
+    </w:p>
+    <w:p>
+      <w:pPr>
+        <w:spacing w:line="360" w:lineRule="auto"/>
+        <w:jc w:val="both"/>
+      </w:pPr>
+      <w:r>
+        <w:lastRenderedPageBreak/>
+        <w:t xml:space="preserve">Configurația locală a componentei este distribuită în trei fișiere cu roluri distincte. </w:t>
+      </w:r>
+      <w:r>
+        <w:t>Primul fișier, „</w:t>
+      </w:r>
+      <w:proofErr w:type="spellStart"/>
+      <w:r>
+        <w:rPr>
+          <w:i/>
+          <w:iCs/>
+        </w:rPr>
+        <w:t>mymodule.conf</w:t>
+      </w:r>
+      <w:proofErr w:type="spellEnd"/>
+      <w:r>
+        <w:rPr>
+          <w:i/>
+          <w:iCs/>
+        </w:rPr>
+        <w:t>”</w:t>
+      </w:r>
+      <w:r>
+        <w:t>, localizat în „</w:t>
+      </w:r>
+      <w:r>
+        <w:rPr>
+          <w:i/>
+          <w:iCs/>
+        </w:rPr>
+        <w:t>/etc/”</w:t>
+      </w:r>
+      <w:r>
+        <w:t xml:space="preserve">, reprezintă fișierul principal de configurare, ce conține informații necesare comunicării cu componenta centrală, precum și informațiile de funcționare precum modul curent activ și locația listei de conexiuni permise. Al doilea fișier, </w:t>
+      </w:r>
+      <w:r>
+        <w:rPr>
+          <w:i/>
+          <w:iCs/>
+        </w:rPr>
+        <w:t>„</w:t>
+      </w:r>
+      <w:proofErr w:type="spellStart"/>
+      <w:r>
+        <w:rPr>
+          <w:i/>
+          <w:iCs/>
+        </w:rPr>
+        <w:t>mymodule_id</w:t>
+      </w:r>
+      <w:proofErr w:type="spellEnd"/>
+      <w:r>
+        <w:rPr>
+          <w:i/>
+          <w:iCs/>
+        </w:rPr>
+        <w:t>”</w:t>
+      </w:r>
+      <w:r>
+        <w:t xml:space="preserve">, </w:t>
+      </w:r>
+      <w:proofErr w:type="spellStart"/>
+      <w:r>
+        <w:t>localicat</w:t>
+      </w:r>
+      <w:proofErr w:type="spellEnd"/>
+      <w:r>
+        <w:t xml:space="preserve"> în același director, stochează identificatorul unic al echipamentului. </w:t>
+      </w:r>
+    </w:p>
+    <w:p>
+      <w:pPr>
+        <w:spacing w:line="360" w:lineRule="auto"/>
+        <w:jc w:val="both"/>
+      </w:pPr>
+      <w:r>
+        <w:t xml:space="preserve">Cel de al treilea este fișierul de definiție a conexiunilor permise, a cărui locație este specificată în </w:t>
+      </w:r>
+      <w:r>
+        <w:rPr>
+          <w:i/>
+          <w:iCs/>
+        </w:rPr>
+        <w:t>„</w:t>
+      </w:r>
+      <w:proofErr w:type="spellStart"/>
+      <w:r>
+        <w:rPr>
+          <w:i/>
+          <w:iCs/>
+        </w:rPr>
+        <w:t>mymodule.conf</w:t>
+      </w:r>
+      <w:proofErr w:type="spellEnd"/>
+      <w:r>
+        <w:rPr>
+          <w:i/>
+          <w:iCs/>
+        </w:rPr>
+        <w:t>”</w:t>
+      </w:r>
+      <w:r>
+        <w:t>, permițând administratorului să  îl plaseze în orice director al sistemului.</w:t>
+      </w:r>
+    </w:p>
+    <w:p>
+      <w:pPr>
+        <w:spacing w:line="360" w:lineRule="auto"/>
+        <w:jc w:val="both"/>
+      </w:pPr>
+      <w:r>
+        <w:t xml:space="preserve">Inițializarea </w:t>
+      </w:r>
+      <w:proofErr w:type="spellStart"/>
+      <w:r>
+        <w:t>daemonului</w:t>
+      </w:r>
+      <w:proofErr w:type="spellEnd"/>
+      <w:r>
+        <w:t xml:space="preserve">, realizată prin metoda </w:t>
+      </w:r>
+      <w:proofErr w:type="spellStart"/>
+      <w:r>
+        <w:rPr>
+          <w:i/>
+          <w:iCs/>
+        </w:rPr>
+        <w:t>init</w:t>
+      </w:r>
+      <w:proofErr w:type="spellEnd"/>
+      <w:r>
+        <w:rPr>
+          <w:i/>
+          <w:iCs/>
+        </w:rPr>
+        <w:t>()</w:t>
+      </w:r>
+      <w:r>
+        <w:t xml:space="preserve">, constă în deschiderea fișierului special </w:t>
+      </w:r>
+      <w:r>
+        <w:rPr>
+          <w:i/>
+          <w:iCs/>
+        </w:rPr>
+        <w:t>„/</w:t>
+      </w:r>
+      <w:proofErr w:type="spellStart"/>
+      <w:r>
+        <w:rPr>
+          <w:i/>
+          <w:iCs/>
+        </w:rPr>
+        <w:t>dev</w:t>
+      </w:r>
+      <w:proofErr w:type="spellEnd"/>
+      <w:r>
+        <w:rPr>
+          <w:i/>
+          <w:iCs/>
+        </w:rPr>
+        <w:t>/</w:t>
+      </w:r>
+      <w:proofErr w:type="spellStart"/>
+      <w:r>
+        <w:rPr>
+          <w:i/>
+          <w:iCs/>
+        </w:rPr>
+        <w:t>mymodule</w:t>
+      </w:r>
+      <w:proofErr w:type="spellEnd"/>
+      <w:r>
+        <w:rPr>
+          <w:i/>
+          <w:iCs/>
+        </w:rPr>
+        <w:t>”</w:t>
+      </w:r>
+      <w:r>
+        <w:t xml:space="preserve"> în mod citire-scriere, prin care se realizează întreaga comunicare cu modulul </w:t>
+      </w:r>
+      <w:proofErr w:type="spellStart"/>
+      <w:r>
+        <w:t>kernel</w:t>
+      </w:r>
+      <w:proofErr w:type="spellEnd"/>
+      <w:r>
+        <w:t xml:space="preserve"> prin apeluri </w:t>
+      </w:r>
+      <w:proofErr w:type="spellStart"/>
+      <w:r>
+        <w:rPr>
+          <w:i/>
+          <w:iCs/>
+        </w:rPr>
+        <w:t>ioctl</w:t>
+      </w:r>
+      <w:proofErr w:type="spellEnd"/>
+      <w:r>
+        <w:t xml:space="preserve">. Dacă deschiderea eșuează, inițializarea este considerată nereușită și procesul se întrerupe. În continuare, componenta verifică existența fișierului </w:t>
+      </w:r>
+      <w:r>
+        <w:rPr>
+          <w:i/>
+          <w:iCs/>
+        </w:rPr>
+        <w:t>„</w:t>
+      </w:r>
+      <w:proofErr w:type="spellStart"/>
+      <w:r>
+        <w:rPr>
+          <w:i/>
+          <w:iCs/>
+        </w:rPr>
+        <w:t>mymodule_id</w:t>
+      </w:r>
+      <w:proofErr w:type="spellEnd"/>
+      <w:r>
+        <w:rPr>
+          <w:i/>
+          <w:iCs/>
+        </w:rPr>
+        <w:t>”</w:t>
+      </w:r>
+      <w:r>
+        <w:t>. Dacă fișierul există și conține un identificator valid, acesta este încărcat în memorie pentru a fi inclus în toate mesajele transmise serverului. Dacă fișierul nu există, acesta este creat gol, urmând ca identificatorul să fie primit și salvat la prima comunicare reușită cu componenta centrală.</w:t>
+      </w:r>
+    </w:p>
+    <w:p>
+      <w:pPr>
+        <w:spacing w:line="360" w:lineRule="auto"/>
+        <w:jc w:val="both"/>
+      </w:pPr>
+      <w:r>
+        <w:t xml:space="preserve">Comunicarea cu modulul </w:t>
+      </w:r>
+      <w:proofErr w:type="spellStart"/>
+      <w:r>
+        <w:t>kernel</w:t>
+      </w:r>
+      <w:proofErr w:type="spellEnd"/>
+      <w:r>
+        <w:t xml:space="preserve"> se realizează exclusiv prin apeluri </w:t>
+      </w:r>
+      <w:proofErr w:type="spellStart"/>
+      <w:r>
+        <w:rPr>
+          <w:i/>
+          <w:iCs/>
+        </w:rPr>
+        <w:t>ioctl</w:t>
+      </w:r>
+      <w:proofErr w:type="spellEnd"/>
+      <w:r>
+        <w:t xml:space="preserve"> asupra descriptorului de fișier deschis către </w:t>
+      </w:r>
+      <w:r>
+        <w:rPr>
+          <w:i/>
+          <w:iCs/>
+        </w:rPr>
+        <w:t>„/</w:t>
+      </w:r>
+      <w:proofErr w:type="spellStart"/>
+      <w:r>
+        <w:rPr>
+          <w:i/>
+          <w:iCs/>
+        </w:rPr>
+        <w:t>dev</w:t>
+      </w:r>
+      <w:proofErr w:type="spellEnd"/>
+      <w:r>
+        <w:rPr>
+          <w:i/>
+          <w:iCs/>
+        </w:rPr>
+        <w:t>/</w:t>
+      </w:r>
+      <w:proofErr w:type="spellStart"/>
+      <w:r>
+        <w:rPr>
+          <w:i/>
+          <w:iCs/>
+        </w:rPr>
+        <w:t>mymodule</w:t>
+      </w:r>
+      <w:proofErr w:type="spellEnd"/>
+      <w:r>
+        <w:rPr>
+          <w:i/>
+          <w:iCs/>
+        </w:rPr>
+        <w:t>”</w:t>
+      </w:r>
+      <w:r>
+        <w:t xml:space="preserve">. Comenzile definite acoperă toate operațiile necesare: </w:t>
+      </w:r>
+      <w:r>
+        <w:rPr>
+          <w:i/>
+          <w:iCs/>
+        </w:rPr>
+        <w:t>IOCTL_SET_SERVER_INFO</w:t>
+      </w:r>
+      <w:r>
+        <w:rPr>
+          <w:i/>
+          <w:iCs/>
+        </w:rPr>
+        <w:t xml:space="preserve"> </w:t>
+      </w:r>
+      <w:r>
+        <w:t xml:space="preserve">transmite adresa IP și portul componentei centrale, </w:t>
+      </w:r>
+      <w:r>
+        <w:rPr>
+          <w:i/>
+          <w:iCs/>
+        </w:rPr>
+        <w:t>IOCTL_SET_STATE</w:t>
+      </w:r>
+      <w:r>
+        <w:t xml:space="preserve"> actualizează modul de funcționare curent, </w:t>
+      </w:r>
+      <w:r>
+        <w:rPr>
+          <w:i/>
+          <w:iCs/>
+        </w:rPr>
+        <w:t>IOCTL_CLEAR_WHITELIST</w:t>
+      </w:r>
+      <w:r>
+        <w:t xml:space="preserve"> șterge lista conexiunilor permise din memoria </w:t>
+      </w:r>
+      <w:proofErr w:type="spellStart"/>
+      <w:r>
+        <w:t>kernelului</w:t>
+      </w:r>
+      <w:proofErr w:type="spellEnd"/>
+      <w:r>
+        <w:t xml:space="preserve">, </w:t>
+      </w:r>
+      <w:r>
+        <w:rPr>
+          <w:i/>
+          <w:iCs/>
+        </w:rPr>
+        <w:t>IOCTL_ADD_WHITELIST</w:t>
+      </w:r>
+      <w:r>
+        <w:t xml:space="preserve"> adaugă intrări individuale în listă, iar </w:t>
+      </w:r>
+      <w:r>
+        <w:rPr>
+          <w:i/>
+          <w:iCs/>
+        </w:rPr>
+        <w:t>IOCTL_GET_PACKETS</w:t>
+      </w:r>
+      <w:r>
+        <w:t xml:space="preserve"> recuperează un grup de pachete raportate de modul de la ultima interogare.</w:t>
+      </w:r>
+    </w:p>
+    <w:p>
+      <w:pPr>
+        <w:spacing w:line="360" w:lineRule="auto"/>
+        <w:jc w:val="both"/>
+      </w:pPr>
+      <w:r>
+        <w:t xml:space="preserve">Comunicarea cu componenta centrală se realizează prin HTTP, utilizând biblioteca </w:t>
+      </w:r>
+      <w:proofErr w:type="spellStart"/>
+      <w:r>
+        <w:rPr>
+          <w:i/>
+          <w:iCs/>
+        </w:rPr>
+        <w:t>libcurl</w:t>
+      </w:r>
+      <w:proofErr w:type="spellEnd"/>
+      <w:r>
+        <w:t xml:space="preserve">. Datele schimbate sunt </w:t>
+      </w:r>
+      <w:proofErr w:type="spellStart"/>
+      <w:r>
+        <w:t>serializate</w:t>
+      </w:r>
+      <w:proofErr w:type="spellEnd"/>
+      <w:r>
+        <w:t xml:space="preserve"> în format JSON cu ajutorul bibliotecii </w:t>
+      </w:r>
+      <w:proofErr w:type="spellStart"/>
+      <w:r>
+        <w:rPr>
+          <w:i/>
+          <w:iCs/>
+        </w:rPr>
+        <w:t>nlohmann</w:t>
+      </w:r>
+      <w:proofErr w:type="spellEnd"/>
+      <w:r>
+        <w:rPr>
+          <w:i/>
+          <w:iCs/>
+        </w:rPr>
+        <w:t>/</w:t>
+      </w:r>
+      <w:proofErr w:type="spellStart"/>
+      <w:r>
+        <w:rPr>
+          <w:i/>
+          <w:iCs/>
+        </w:rPr>
+        <w:t>json</w:t>
+      </w:r>
+      <w:proofErr w:type="spellEnd"/>
+      <w:r>
+        <w:t xml:space="preserve">. Alegerea </w:t>
+      </w:r>
+      <w:r>
+        <w:t xml:space="preserve">utilizării protocolului HTTP față de un protocol TCP brut simplifică integrarea cu componenta centrală și permite utilizarea unor </w:t>
+      </w:r>
+      <w:proofErr w:type="spellStart"/>
+      <w:r>
+        <w:t>endpoint</w:t>
+      </w:r>
+      <w:proofErr w:type="spellEnd"/>
+      <w:r>
+        <w:t>-uri REST bine definite.</w:t>
+      </w:r>
+    </w:p>
+    <w:p>
+      <w:pPr>
+        <w:spacing w:line="360" w:lineRule="auto"/>
+        <w:jc w:val="both"/>
+      </w:pPr>
+      <w:r>
+        <w:t xml:space="preserve">Arhitectura internă este organizată în jurul a trei fire de execuție cu responsabilități distincte, pornite iterativ în funcția </w:t>
+      </w:r>
+      <w:proofErr w:type="spellStart"/>
+      <w:r>
+        <w:rPr>
+          <w:i/>
+          <w:iCs/>
+        </w:rPr>
+        <w:t>main</w:t>
+      </w:r>
+      <w:proofErr w:type="spellEnd"/>
+      <w:r>
+        <w:t>.</w:t>
+      </w:r>
+    </w:p>
+    <w:p>
+      <w:pPr>
+        <w:spacing w:line="360" w:lineRule="auto"/>
+        <w:jc w:val="both"/>
+      </w:pPr>
+      <w:r>
+        <w:t xml:space="preserve">Primul fir de execuție, </w:t>
+      </w:r>
+      <w:r>
+        <w:rPr>
+          <w:i/>
+          <w:iCs/>
+        </w:rPr>
+        <w:t>„</w:t>
+      </w:r>
+      <w:proofErr w:type="spellStart"/>
+      <w:r>
+        <w:rPr>
+          <w:i/>
+          <w:iCs/>
+        </w:rPr>
+        <w:t>run_conf_loop</w:t>
+      </w:r>
+      <w:proofErr w:type="spellEnd"/>
+      <w:r>
+        <w:rPr>
+          <w:i/>
+          <w:iCs/>
+        </w:rPr>
+        <w:t>”</w:t>
+      </w:r>
+      <w:r>
+        <w:t xml:space="preserve">, monitorizează fișierele de configurare și sincronizează modificările cu modulul </w:t>
+      </w:r>
+      <w:proofErr w:type="spellStart"/>
+      <w:r>
+        <w:t>kernel</w:t>
+      </w:r>
+      <w:proofErr w:type="spellEnd"/>
+      <w:r>
+        <w:t xml:space="preserve"> și cu serverul. La fiecare 15 secunde, firul verifică marcajul temporal al fișierului </w:t>
+      </w:r>
+      <w:proofErr w:type="spellStart"/>
+      <w:r>
+        <w:rPr>
+          <w:i/>
+          <w:iCs/>
+        </w:rPr>
+        <w:t>mymodule.conf</w:t>
+      </w:r>
+      <w:proofErr w:type="spellEnd"/>
+      <w:r>
+        <w:t xml:space="preserve"> și al fișierului de conexiuni permise prin apeluri </w:t>
+      </w:r>
+      <w:r>
+        <w:rPr>
+          <w:i/>
+          <w:iCs/>
+        </w:rPr>
+        <w:t>stat().</w:t>
+      </w:r>
+      <w:r>
+        <w:t xml:space="preserve"> Dacă marcajul curent diferă față de cel reținut de la ultima procesare, fișierul este recitit și modificările sunt transmise către modulul </w:t>
+      </w:r>
+      <w:proofErr w:type="spellStart"/>
+      <w:r>
+        <w:t>kernel</w:t>
+      </w:r>
+      <w:proofErr w:type="spellEnd"/>
+      <w:r>
+        <w:t xml:space="preserve">. Parcurgerea fișierului </w:t>
+      </w:r>
+      <w:proofErr w:type="spellStart"/>
+      <w:r>
+        <w:rPr>
+          <w:i/>
+          <w:iCs/>
+        </w:rPr>
+        <w:lastRenderedPageBreak/>
+        <w:t>mymodule.conf</w:t>
+      </w:r>
+      <w:proofErr w:type="spellEnd"/>
+      <w:r>
+        <w:t xml:space="preserve"> este realizată linie cu linie, ignorând liniile goale și comentariile marcate cu caracterul </w:t>
+      </w:r>
+      <w:r>
+        <w:rPr>
+          <w:i/>
+          <w:iCs/>
+        </w:rPr>
+        <w:t>„</w:t>
+      </w:r>
+      <w:r>
+        <w:rPr>
+          <w:i/>
+          <w:iCs/>
+        </w:rPr>
+        <w:t>#”</w:t>
+      </w:r>
+      <w:r>
+        <w:t xml:space="preserve">. Sunt extrase din acest fișier adresa IP și portul serverului, locația fișierului de conexiuni permise și modul de funcționare impus. Pentru a include o toleranță la </w:t>
+      </w:r>
+      <w:proofErr w:type="spellStart"/>
+      <w:r>
+        <w:t>varianții</w:t>
+      </w:r>
+      <w:proofErr w:type="spellEnd"/>
+      <w:r>
+        <w:t xml:space="preserve"> de capitalizare a informațiilor, modulul implementează conversia fiecărei linii la litere mici înainte de comparare.</w:t>
+      </w:r>
+    </w:p>
+    <w:p>
+      <w:pPr>
         <w:spacing w:after="80" w:line="360" w:lineRule="auto"/>
         <w:jc w:val="both"/>
       </w:pPr>
       <w:r>
-        <w:t xml:space="preserve">La </w:t>
-      </w:r>
-      <w:r>
-        <w:t xml:space="preserve">activarea procesului, agentul începe prin citirea </w:t>
-      </w:r>
-      <w:r>
-        <w:t xml:space="preserve">fișierului de configurații principal, </w:t>
+        <w:t xml:space="preserve">Citirea fișierului de conexiuni permise, al cărui format a fost conceput pentru simplitate și viteză de citire, implică mai întâi ștergerea completă a listei curente din </w:t>
+      </w:r>
+      <w:proofErr w:type="spellStart"/>
+      <w:r>
+        <w:t>kernel</w:t>
+      </w:r>
+      <w:proofErr w:type="spellEnd"/>
+      <w:r>
+        <w:t xml:space="preserve"> prin comanda </w:t>
       </w:r>
       <w:r>
         <w:rPr>
           <w:i/>
           <w:iCs/>
         </w:rPr>
-        <w:t>„</w:t>
-      </w:r>
-      <w:proofErr w:type="spellStart"/>
+        <w:t>IOCTL_CLEAR_WHITELIST</w:t>
+      </w:r>
+      <w:r>
+        <w:t xml:space="preserve">, urmată de adăugarea fiecărui intrări valide prin </w:t>
+      </w:r>
       <w:r>
         <w:rPr>
           <w:i/>
           <w:iCs/>
         </w:rPr>
-        <w:t>mymodule.conf</w:t>
-      </w:r>
-      <w:proofErr w:type="spellEnd"/>
+        <w:t>IOCTL_ADD_WHITELIST</w:t>
+      </w:r>
       <w:r>
         <w:rPr>
           <w:i/>
           <w:iCs/>
         </w:rPr>
-        <w:t>”</w:t>
-      </w:r>
-      <w:r>
-        <w:t xml:space="preserve">. În acest fișier se vor regăsi informații generale esențiale conectării la </w:t>
-      </w:r>
-      <w:r>
-        <w:rPr>
-          <w:i/>
-          <w:iCs/>
-        </w:rPr>
-        <w:t>componenta centrală</w:t>
-      </w:r>
-      <w:r>
-        <w:t xml:space="preserve"> (adresa IP a serverului și portul prin care se va face comunicarea cu acesta)</w:t>
-      </w:r>
-      <w:r>
-        <w:t xml:space="preserve">, precum și informații referitoare la natura filtrării pe care </w:t>
-      </w:r>
-      <w:r>
-        <w:rPr>
-          <w:i/>
-          <w:iCs/>
-        </w:rPr>
-        <w:t xml:space="preserve">modulul </w:t>
-      </w:r>
-      <w:proofErr w:type="spellStart"/>
-      <w:r>
-        <w:rPr>
-          <w:i/>
-          <w:iCs/>
-        </w:rPr>
-        <w:t>kernel</w:t>
-      </w:r>
-      <w:proofErr w:type="spellEnd"/>
-      <w:r>
-        <w:t xml:space="preserve"> trebuie sa o respecte (modul curent de rulare: LISTENING, MONITORING, REACTIVE, DISABLED). De asemenea, fișierul cuprinde locația fișierului designat definirii dispozitivelor permise.</w:t>
-      </w:r>
-    </w:p>
-    <w:p>
-      <w:pPr>
-        <w:spacing w:after="80" w:line="360" w:lineRule="auto"/>
-        <w:jc w:val="both"/>
-      </w:pPr>
-      <w:r>
-        <w:t>Formatul folosit pentru stocarea acestor informații este simplist, accentul fiind pe facilitarea citirii cât mai rapide de către procesul designat. În acest fișier, fiecare linie va cuprinde o adresă a cărui acces este permis, existând posibilitatea de a specifica în continuarea adreselor o listă de porturi specifice. Pentru a restricționa comunicarea unei adrese IP la un număr de porturi, adresa va fi continuată de porturile permise</w:t>
-      </w:r>
-      <w:r>
-        <w:t xml:space="preserve">: </w:t>
+        <w:t>.</w:t>
+      </w:r>
+      <w:r>
+        <w:t xml:space="preserve"> </w:t>
+      </w:r>
+      <w:r>
+        <w:t xml:space="preserve">În acest fișier, fiecare linie va cuprinde o adresă a cărui acces este permis, existând posibilitatea de a specifica în continuarea adreselor o listă de porturi specifice. Pentru a restricționa comunicarea unei adrese IP la un număr de porturi, adresa va fi continuată de porturile permise: </w:t>
       </w:r>
       <w:r>
         <w:rPr>
@@ -9130,7 +12036,6 @@
                 <w:sz w:val="20"/>
                 <w:szCs w:val="20"/>
               </w:rPr>
-              <w:lastRenderedPageBreak/>
               <w:t>192.168.0.111: 80, 81, 1234</w:t>
             </w:r>
           </w:p>
@@ -9224,26 +12129,23 @@
     </w:tbl>
     <w:p>
       <w:pPr>
-        <w:spacing w:after="80" w:line="360" w:lineRule="auto"/>
+        <w:spacing w:line="360" w:lineRule="auto"/>
         <w:jc w:val="both"/>
       </w:pPr>
     </w:p>
     <w:p>
       <w:pPr>
-        <w:spacing w:after="80" w:line="360" w:lineRule="auto"/>
+        <w:spacing w:line="360" w:lineRule="auto"/>
         <w:jc w:val="both"/>
       </w:pPr>
       <w:r>
-        <w:t xml:space="preserve">Informațiile referitoare la modul curent de rulare și lista utilizatorilor permiși sunt transmise în continuare modulului </w:t>
+        <w:t xml:space="preserve">Dacă oricare dintre fișiere a fost modificat și recitit cu succes, conținutul actualizat este trimis serverului printr-un POST la </w:t>
       </w:r>
       <w:proofErr w:type="spellStart"/>
       <w:r>
-        <w:t>kernel</w:t>
+        <w:t>endpointul</w:t>
       </w:r>
       <w:proofErr w:type="spellEnd"/>
-      <w:r>
-        <w:t>. La modificărilor de configurare făcute de către administrator, noile reguli vor ajunge la</w:t>
-      </w:r>
       <w:r>
         <w:t xml:space="preserve"> </w:t>
       </w:r>
@@ -9252,28 +12154,237 @@
           <w:i/>
           <w:iCs/>
         </w:rPr>
-        <w:t>daemon</w:t>
-      </w:r>
-      <w:r>
-        <w:t xml:space="preserve"> prin intermediul serverului, urmând ca </w:t>
-      </w:r>
-      <w:r>
-        <w:t>aceste informații să fie rescrise în fișiere și retransmise componentei de filtrare.</w:t>
+        <w:t>„</w:t>
+      </w:r>
+      <w:r>
+        <w:rPr>
+          <w:i/>
+          <w:iCs/>
+        </w:rPr>
+        <w:t>/</w:t>
+      </w:r>
+      <w:proofErr w:type="spellStart"/>
+      <w:r>
+        <w:rPr>
+          <w:i/>
+          <w:iCs/>
+        </w:rPr>
+        <w:t>config</w:t>
+      </w:r>
+      <w:proofErr w:type="spellEnd"/>
+      <w:r>
+        <w:rPr>
+          <w:i/>
+          <w:iCs/>
+        </w:rPr>
+        <w:t>/</w:t>
+      </w:r>
+      <w:proofErr w:type="spellStart"/>
+      <w:r>
+        <w:rPr>
+          <w:i/>
+          <w:iCs/>
+        </w:rPr>
+        <w:t>user?pc_id</w:t>
+      </w:r>
+      <w:proofErr w:type="spellEnd"/>
+      <w:r>
+        <w:rPr>
+          <w:i/>
+          <w:iCs/>
+        </w:rPr>
+        <w:t>=...</w:t>
+      </w:r>
+      <w:r>
+        <w:rPr>
+          <w:i/>
+          <w:iCs/>
+        </w:rPr>
+        <w:t>”</w:t>
+      </w:r>
+      <w:r>
+        <w:t>, permițând componentei centrale să mențină o copie actualizată a configurației echipamentului. Marcajele temporale salvate sunt actualizate doar în cazul unei transmiteri reușite, asigurând că o eroare de rețea nu marchează fișierul ca procesat și determină o nouă încercare la iterația următoare.</w:t>
       </w:r>
     </w:p>
     <w:p>
       <w:pPr>
-        <w:spacing w:after="80" w:line="360" w:lineRule="auto"/>
+        <w:spacing w:line="360" w:lineRule="auto"/>
         <w:jc w:val="both"/>
       </w:pPr>
       <w:r>
-        <w:t>Similar transmiterii de informații descriptive</w:t>
-      </w:r>
-      <w:r>
-        <w:t xml:space="preserve">, programul trimite periodic mesaje către server pentru a verifica </w:t>
-      </w:r>
-      <w:r>
-        <w:t>apariția modificărilor produse de către administrator, caz în care se activează secvența de actualizare a informațiilor de configurare</w:t>
+        <w:t>Al doilea fir de execuție, ”</w:t>
+      </w:r>
+      <w:proofErr w:type="spellStart"/>
+      <w:r>
+        <w:rPr>
+          <w:i/>
+          <w:iCs/>
+        </w:rPr>
+        <w:t>run_packet_loop</w:t>
+      </w:r>
+      <w:proofErr w:type="spellEnd"/>
+      <w:r>
+        <w:rPr>
+          <w:i/>
+          <w:iCs/>
+        </w:rPr>
+        <w:t>”</w:t>
+      </w:r>
+      <w:r>
+        <w:t xml:space="preserve">, colectează în mod continuu pachetele raportate de modulul </w:t>
+      </w:r>
+      <w:proofErr w:type="spellStart"/>
+      <w:r>
+        <w:t>kernel</w:t>
+      </w:r>
+      <w:proofErr w:type="spellEnd"/>
+      <w:r>
+        <w:t xml:space="preserve"> și le transmite componentei centrale. La intervale de 100 de milisecunde, firul apelează </w:t>
+      </w:r>
+      <w:r>
+        <w:rPr>
+          <w:i/>
+          <w:iCs/>
+        </w:rPr>
+        <w:t>IOCTL_GET_PACKETS</w:t>
+      </w:r>
+      <w:r>
+        <w:t xml:space="preserve">, primind o structură </w:t>
+      </w:r>
+      <w:r>
+        <w:rPr>
+          <w:i/>
+          <w:iCs/>
+        </w:rPr>
+        <w:t>„</w:t>
+      </w:r>
+      <w:proofErr w:type="spellStart"/>
+      <w:r>
+        <w:rPr>
+          <w:i/>
+          <w:iCs/>
+        </w:rPr>
+        <w:t>packet_patch</w:t>
+      </w:r>
+      <w:proofErr w:type="spellEnd"/>
+      <w:r>
+        <w:rPr>
+          <w:i/>
+          <w:iCs/>
+        </w:rPr>
+        <w:t>”</w:t>
+      </w:r>
+      <w:r>
+        <w:t xml:space="preserve"> cu pachetele acumulate de la ultima interogare. Dacă grupul citit conține cel puțin un pachet, acestea sunt </w:t>
+      </w:r>
+      <w:proofErr w:type="spellStart"/>
+      <w:r>
+        <w:t>serializate</w:t>
+      </w:r>
+      <w:proofErr w:type="spellEnd"/>
+      <w:r>
+        <w:t xml:space="preserve"> într-un obiect JSON care include identificatorul echipamentului și un </w:t>
+      </w:r>
+      <w:proofErr w:type="spellStart"/>
+      <w:r>
+        <w:rPr>
+          <w:i/>
+          <w:iCs/>
+        </w:rPr>
+        <w:t>array</w:t>
+      </w:r>
+      <w:proofErr w:type="spellEnd"/>
+      <w:r>
+        <w:t xml:space="preserve"> cu detaliile fiecărui pachet. Aceste informații sunt trimise prin POST la </w:t>
+      </w:r>
+      <w:proofErr w:type="spellStart"/>
+      <w:r>
+        <w:t>endpoint-ul</w:t>
+      </w:r>
+      <w:proofErr w:type="spellEnd"/>
+      <w:r>
+        <w:t xml:space="preserve"> </w:t>
+      </w:r>
+      <w:r>
+        <w:rPr>
+          <w:i/>
+          <w:iCs/>
+        </w:rPr>
+        <w:t>„/</w:t>
+      </w:r>
+      <w:proofErr w:type="spellStart"/>
+      <w:r>
+        <w:rPr>
+          <w:i/>
+          <w:iCs/>
+        </w:rPr>
+        <w:t>packets</w:t>
+      </w:r>
+      <w:proofErr w:type="spellEnd"/>
+      <w:r>
+        <w:rPr>
+          <w:i/>
+          <w:iCs/>
+        </w:rPr>
+        <w:t>”</w:t>
+      </w:r>
+      <w:r>
+        <w:t xml:space="preserve">, iar din răspunsul serverului este extras identificatorul unic al echipamentului, care este persistat în fișierul </w:t>
+      </w:r>
+      <w:r>
+        <w:rPr>
+          <w:i/>
+          <w:iCs/>
+        </w:rPr>
+        <w:t>„</w:t>
+      </w:r>
+      <w:proofErr w:type="spellStart"/>
+      <w:r>
+        <w:rPr>
+          <w:i/>
+          <w:iCs/>
+        </w:rPr>
+        <w:t>mymodule_id</w:t>
+      </w:r>
+      <w:proofErr w:type="spellEnd"/>
+      <w:r>
+        <w:rPr>
+          <w:i/>
+          <w:iCs/>
+        </w:rPr>
+        <w:t>”</w:t>
+      </w:r>
+      <w:r>
+        <w:t xml:space="preserve">. Această logică acoperă cazul primei rulări, când identificatorul nu este încă cunoscut local și este atribuit de server la recepționarea primelor pachete. Componenta implementează un mecanism de reîncercare pentru pachetele ce nu au putut fi trimise din cauza unor erori de rețea: acestea sunt stocate într-o coadă de tip </w:t>
+      </w:r>
+      <w:proofErr w:type="spellStart"/>
+      <w:r>
+        <w:rPr>
+          <w:i/>
+          <w:iCs/>
+        </w:rPr>
+        <w:lastRenderedPageBreak/>
+        <w:t>std</w:t>
+      </w:r>
+      <w:proofErr w:type="spellEnd"/>
+      <w:r>
+        <w:rPr>
+          <w:i/>
+          <w:iCs/>
+        </w:rPr>
+        <w:t>::</w:t>
+      </w:r>
+      <w:proofErr w:type="spellStart"/>
+      <w:r>
+        <w:rPr>
+          <w:i/>
+          <w:iCs/>
+        </w:rPr>
+        <w:t>deque</w:t>
+      </w:r>
+      <w:proofErr w:type="spellEnd"/>
+      <w:r>
+        <w:t>, cu un număr maxim de 1000 de elemente. La următoarea trimitere reușită, pachetele din coadă sunt incluse în conținutul listei noi, ce urmează sa fie trimisă, asigurând că informațiile nu sunt pierdute în cazul unor întreruperi temporare ale conectivității</w:t>
       </w:r>
       <w:r>
         <w:t>.</w:t>
@@ -9281,63 +12392,328 @@
     </w:p>
     <w:p>
       <w:pPr>
-        <w:spacing w:after="80" w:line="360" w:lineRule="auto"/>
+        <w:spacing w:line="360" w:lineRule="auto"/>
         <w:jc w:val="both"/>
       </w:pPr>
       <w:r>
-        <w:t xml:space="preserve">Pentru distingerea dispozitivelor în urma posibilelor modificări interne, </w:t>
+        <w:t xml:space="preserve">Cel de al treilea fir de execuție, </w:t>
       </w:r>
       <w:r>
         <w:rPr>
           <w:i/>
           <w:iCs/>
         </w:rPr>
-        <w:t>componenta centrală</w:t>
-      </w:r>
-      <w:r>
-        <w:t xml:space="preserve"> este responsabilă de acordarea unui </w:t>
-      </w:r>
+        <w:t>„</w:t>
+      </w:r>
+      <w:proofErr w:type="spellStart"/>
       <w:r>
         <w:rPr>
           <w:i/>
           <w:iCs/>
         </w:rPr>
-        <w:t>UUID</w:t>
-      </w:r>
-      <w:r>
-        <w:t xml:space="preserve"> generat automat la momentul primei comunicări cu acesta. ID-ul generat va fi stocat într-un fișier separat celui de configurații general, și anume în </w:t>
-      </w:r>
-      <w:r>
-        <w:t>„</w:t>
-      </w:r>
-      <w:proofErr w:type="spellStart"/>
+        <w:t>run_request_to_change_config_loop</w:t>
+      </w:r>
+      <w:proofErr w:type="spellEnd"/>
       <w:r>
         <w:rPr>
           <w:i/>
           <w:iCs/>
         </w:rPr>
-        <w:t>mymodule_id</w:t>
+        <w:t>”</w:t>
+      </w:r>
+      <w:r>
+        <w:t xml:space="preserve">, implementează mecanismul prin care </w:t>
+      </w:r>
+      <w:proofErr w:type="spellStart"/>
+      <w:r>
+        <w:t>daemonul</w:t>
       </w:r>
       <w:proofErr w:type="spellEnd"/>
+      <w:r>
+        <w:t xml:space="preserve"> preia modificările de configurare inițiate de administrator. Similar transmiterii de informații descriptive, programul interoghează periodic serverul pentru a verifica apariția unor modificări produse de administrator, caz în care se activează secvența de actualizare de date. La fiecare 10 secunde, dacă identificatorul echipamentului este cunoscut, firul efectuează un apel GET la </w:t>
+      </w:r>
+      <w:proofErr w:type="spellStart"/>
+      <w:r>
+        <w:t>endpoint-ul</w:t>
+      </w:r>
+      <w:proofErr w:type="spellEnd"/>
+      <w:r>
+        <w:t xml:space="preserve"> </w:t>
+      </w:r>
       <w:r>
         <w:rPr>
           <w:i/>
           <w:iCs/>
         </w:rPr>
+        <w:t>„</w:t>
+      </w:r>
+      <w:r>
+        <w:rPr>
+          <w:i/>
+          <w:iCs/>
+        </w:rPr>
+        <w:t>/</w:t>
+      </w:r>
+      <w:proofErr w:type="spellStart"/>
+      <w:r>
+        <w:rPr>
+          <w:i/>
+          <w:iCs/>
+        </w:rPr>
+        <w:t>config</w:t>
+      </w:r>
+      <w:proofErr w:type="spellEnd"/>
+      <w:r>
+        <w:rPr>
+          <w:i/>
+          <w:iCs/>
+        </w:rPr>
+        <w:t>/</w:t>
+      </w:r>
+      <w:proofErr w:type="spellStart"/>
+      <w:r>
+        <w:rPr>
+          <w:i/>
+          <w:iCs/>
+        </w:rPr>
+        <w:t>user?pc_id</w:t>
+      </w:r>
+      <w:proofErr w:type="spellEnd"/>
+      <w:r>
+        <w:rPr>
+          <w:i/>
+          <w:iCs/>
+        </w:rPr>
+        <w:t>=...</w:t>
+      </w:r>
+      <w:r>
+        <w:rPr>
+          <w:i/>
+          <w:iCs/>
+        </w:rPr>
         <w:t>”</w:t>
       </w:r>
       <w:r>
-        <w:t xml:space="preserve">, fiind responsabil de a oferi acest identificator </w:t>
-      </w:r>
-      <w:r>
-        <w:t>odată cu transmiterea informațiilor referitoare la pachetele raportate.</w:t>
+        <w:t xml:space="preserve">. Dacă răspunsul conține câmpul </w:t>
+      </w:r>
+      <w:r>
+        <w:rPr>
+          <w:i/>
+          <w:iCs/>
+        </w:rPr>
+        <w:t>„</w:t>
+      </w:r>
+      <w:proofErr w:type="spellStart"/>
+      <w:r>
+        <w:rPr>
+          <w:i/>
+          <w:iCs/>
+        </w:rPr>
+        <w:t>config_file</w:t>
+      </w:r>
+      <w:proofErr w:type="spellEnd"/>
+      <w:r>
+        <w:rPr>
+          <w:i/>
+          <w:iCs/>
+        </w:rPr>
+        <w:t>”</w:t>
+      </w:r>
+      <w:r>
+        <w:t xml:space="preserve"> sau </w:t>
+      </w:r>
+      <w:r>
+        <w:rPr>
+          <w:i/>
+          <w:iCs/>
+        </w:rPr>
+        <w:t>„</w:t>
+      </w:r>
+      <w:proofErr w:type="spellStart"/>
+      <w:r>
+        <w:rPr>
+          <w:i/>
+          <w:iCs/>
+        </w:rPr>
+        <w:t>allowed_file</w:t>
+      </w:r>
+      <w:proofErr w:type="spellEnd"/>
+      <w:r>
+        <w:rPr>
+          <w:i/>
+          <w:iCs/>
+        </w:rPr>
+        <w:t>”</w:t>
+      </w:r>
+      <w:r>
+        <w:t xml:space="preserve">, noul conținut este scris pe disc utilizând un mecanism de înlocuire atomică în trei pași: conținutul nou este scris într-un fișier temporar cu extensia </w:t>
+      </w:r>
+      <w:r>
+        <w:rPr>
+          <w:i/>
+          <w:iCs/>
+        </w:rPr>
+        <w:t>„.</w:t>
+      </w:r>
+      <w:proofErr w:type="spellStart"/>
+      <w:r>
+        <w:rPr>
+          <w:i/>
+          <w:iCs/>
+        </w:rPr>
+        <w:t>tmp</w:t>
+      </w:r>
+      <w:proofErr w:type="spellEnd"/>
+      <w:r>
+        <w:rPr>
+          <w:i/>
+          <w:iCs/>
+        </w:rPr>
+        <w:t>”</w:t>
+      </w:r>
+      <w:r>
+        <w:t xml:space="preserve">, fișierul curent este redenumit cu extensia </w:t>
+      </w:r>
+      <w:r>
+        <w:rPr>
+          <w:i/>
+          <w:iCs/>
+        </w:rPr>
+        <w:t>„.old”</w:t>
+      </w:r>
+      <w:r>
+        <w:t xml:space="preserve"> ca și copie de rezervă, iar fișierul temporar este redenumit la calea finală. Dacă oricare dintre acești pași eșuează, copia de rezervă este restaurată, asigurând că fișierele de configurare rămân întotdeauna într-o stare validă. Modificările scrise pe disc sunt detectate automat de funcția </w:t>
+      </w:r>
+      <w:r>
+        <w:rPr>
+          <w:i/>
+          <w:iCs/>
+        </w:rPr>
+        <w:t>„</w:t>
+      </w:r>
+      <w:proofErr w:type="spellStart"/>
+      <w:r>
+        <w:rPr>
+          <w:i/>
+          <w:iCs/>
+        </w:rPr>
+        <w:t>run_config_loop</w:t>
+      </w:r>
+      <w:proofErr w:type="spellEnd"/>
+      <w:r>
+        <w:rPr>
+          <w:i/>
+          <w:iCs/>
+        </w:rPr>
+        <w:t>”</w:t>
+      </w:r>
+      <w:r>
+        <w:t xml:space="preserve"> la următoarea iterație a sa, prin verificarea marcajului temporal de modificare, urmând să transmită informația modulului </w:t>
+      </w:r>
+      <w:proofErr w:type="spellStart"/>
+      <w:r>
+        <w:t>kernel</w:t>
+      </w:r>
+      <w:proofErr w:type="spellEnd"/>
+      <w:r>
+        <w:t xml:space="preserve">, completând astfel ciclul de propagare a configurației de la interfața de administrare până la componenta de filtrare din spațiul </w:t>
+      </w:r>
+      <w:proofErr w:type="spellStart"/>
+      <w:r>
+        <w:t>kernel</w:t>
+      </w:r>
+      <w:proofErr w:type="spellEnd"/>
+      <w:r>
+        <w:t>.</w:t>
       </w:r>
     </w:p>
     <w:p>
       <w:pPr>
-        <w:spacing w:after="80" w:line="360" w:lineRule="auto"/>
+        <w:spacing w:line="360" w:lineRule="auto"/>
         <w:jc w:val="both"/>
       </w:pPr>
+      <w:r>
+        <w:t>Oprirea controlată a componentei daemon este asigurată prin variabila</w:t>
+      </w:r>
+      <w:r>
+        <w:t xml:space="preserve"> booleană</w:t>
+      </w:r>
+      <w:r>
+        <w:t xml:space="preserve"> globală </w:t>
+      </w:r>
+      <w:r>
+        <w:rPr>
+          <w:i/>
+          <w:iCs/>
+        </w:rPr>
+        <w:t>„</w:t>
+      </w:r>
+      <w:proofErr w:type="spellStart"/>
+      <w:r>
+        <w:rPr>
+          <w:i/>
+          <w:iCs/>
+        </w:rPr>
+        <w:t>running</w:t>
+      </w:r>
+      <w:proofErr w:type="spellEnd"/>
+      <w:r>
+        <w:rPr>
+          <w:i/>
+          <w:iCs/>
+        </w:rPr>
+        <w:t>”</w:t>
+      </w:r>
+      <w:r>
+        <w:t xml:space="preserve">, setată inițial pe valoarea </w:t>
+      </w:r>
+      <w:r>
+        <w:rPr>
+          <w:i/>
+          <w:iCs/>
+        </w:rPr>
+        <w:t>false</w:t>
+      </w:r>
+      <w:r>
+        <w:t xml:space="preserve">. Funcția </w:t>
+      </w:r>
+      <w:r>
+        <w:rPr>
+          <w:i/>
+          <w:iCs/>
+        </w:rPr>
+        <w:t>„</w:t>
+      </w:r>
+      <w:proofErr w:type="spellStart"/>
+      <w:r>
+        <w:rPr>
+          <w:i/>
+          <w:iCs/>
+        </w:rPr>
+        <w:t>interruptable_sleep</w:t>
+      </w:r>
+      <w:proofErr w:type="spellEnd"/>
+      <w:r>
+        <w:rPr>
+          <w:i/>
+          <w:iCs/>
+        </w:rPr>
+        <w:t>”</w:t>
+      </w:r>
+      <w:r>
+        <w:t xml:space="preserve"> utilizată în firele de execuție utilizate, verifică această variabilă la fiecare secundă, permițând firelor să iasă din starea de așteptare și să își termine execuția în mod curat, fără a aștepta expirarea întregului interval configurat.</w:t>
+      </w:r>
+    </w:p>
+    <w:p>
+      <w:pPr>
+        <w:pStyle w:val="Heading3"/>
+        <w:rPr>
+          <w:b/>
+          <w:bCs/>
+          <w:color w:val="070783"/>
+        </w:rPr>
+      </w:pPr>
+      <w:bookmarkStart w:id="8" w:name="_Toc7"/>
     </w:p>
     <w:p>
       <w:pPr>
@@ -9350,7 +12726,6 @@
           <w:szCs w:val="32"/>
         </w:rPr>
       </w:pPr>
-      <w:bookmarkStart w:id="8" w:name="_Toc7"/>
       <w:r>
         <w:rPr>
           <w:b/>
@@ -9397,7 +12772,11 @@
         <w:jc w:val="both"/>
       </w:pPr>
       <w:r>
-        <w:t>Unul dintre rolurile principale pe care le îndeplinește componenta centrală este acela de colectare și centralizare a datelor primite de la componentele de intermediere. Informațiile recepționate sunt procesate și reformate într-o structură simplificată, astfel încât să poată fi interpretate și utilizate eficient de componenta de administrare pentru monitorizare, analiză și configurare.</w:t>
+        <w:t xml:space="preserve">Unul dintre rolurile principale pe care le îndeplinește componenta centrală este acela de colectare și centralizare a datelor primite de la componentele de intermediere. Informațiile recepționate sunt procesate și reformate într-o structură simplificată, astfel încât să poată fi </w:t>
+      </w:r>
+      <w:r>
+        <w:lastRenderedPageBreak/>
+        <w:t>interpretate și utilizate eficient de componenta de administrare pentru monitorizare, analiză și configurare.</w:t>
       </w:r>
     </w:p>
     <w:p>
@@ -9415,7 +12794,6 @@
         <w:jc w:val="both"/>
       </w:pPr>
       <w:r>
-        <w:lastRenderedPageBreak/>
         <w:t>I</w:t>
       </w:r>
       <w:r>
@@ -10474,6 +13852,7 @@
           <w:bCs/>
           <w:color w:val="070783"/>
         </w:rPr>
+        <w:lastRenderedPageBreak/>
         <w:t>Componenta de administrare</w:t>
       </w:r>
       <w:bookmarkEnd w:id="10"/>
@@ -10531,7 +13910,6 @@
       </w:pPr>
       <w:proofErr w:type="spellStart"/>
       <w:r>
-        <w:lastRenderedPageBreak/>
         <w:t>Vorbeste</w:t>
       </w:r>
       <w:proofErr w:type="spellEnd"/>
@@ -12158,6 +15536,7 @@
         <w:jc w:val="both"/>
       </w:pPr>
       <w:r>
+        <w:lastRenderedPageBreak/>
         <w:t>Utilizarea algoritmului „</w:t>
       </w:r>
       <w:proofErr w:type="spellStart"/>
@@ -12277,10 +15656,9 @@
         <w:rPr>
           <w:lang w:bidi="ro-RO"/>
         </w:rPr>
-        <w:lastRenderedPageBreak/>
         <w:pict w14:anchorId="79D64736">
-          <v:shape id="Picture 6" o:spid="_x0000_i1051" type="#_x0000_t75" style="width:453.9pt;height:341.2pt;visibility:visible;mso-wrap-style:square">
-            <v:imagedata r:id="rId14" o:title=""/>
+          <v:shape id="Picture 6" o:spid="_x0000_i1027" type="#_x0000_t75" style="width:453.9pt;height:341.55pt;visibility:visible;mso-wrap-style:square">
+            <v:imagedata r:id="rId13" o:title=""/>
           </v:shape>
         </w:pict>
       </w:r>
@@ -12383,8 +15761,8 @@
       <w:r>
         <w:lastRenderedPageBreak/>
         <w:pict w14:anchorId="35113D2F">
-          <v:shape id="Picture 7" o:spid="_x0000_i1052" type="#_x0000_t75" style="width:453.9pt;height:227.9pt;visibility:visible;mso-wrap-style:square">
-            <v:imagedata r:id="rId15" o:title=""/>
+          <v:shape id="Picture 7" o:spid="_x0000_i1028" type="#_x0000_t75" style="width:453.9pt;height:228.1pt;visibility:visible;mso-wrap-style:square">
+            <v:imagedata r:id="rId14" o:title=""/>
           </v:shape>
         </w:pict>
       </w:r>
@@ -12471,8 +15849,8 @@
         </w:rPr>
         <w:lastRenderedPageBreak/>
         <w:pict w14:anchorId="59FA0423">
-          <v:shape id="Picture 8" o:spid="_x0000_i1053" type="#_x0000_t75" style="width:453.9pt;height:391.95pt;visibility:visible;mso-wrap-style:square">
-            <v:imagedata r:id="rId16" o:title=""/>
+          <v:shape id="Picture 8" o:spid="_x0000_i1029" type="#_x0000_t75" style="width:453.9pt;height:392.25pt;visibility:visible;mso-wrap-style:square">
+            <v:imagedata r:id="rId15" o:title=""/>
           </v:shape>
         </w:pict>
       </w:r>
@@ -13467,29 +16845,7 @@
                 <w:sz w:val="16"/>
                 <w:szCs w:val="16"/>
               </w:rPr>
-              <w:t xml:space="preserve"> </w:t>
-            </w:r>
-            <w:proofErr w:type="spellStart"/>
-            <w:r>
-              <w:rPr>
-                <w:rFonts w:ascii="Liberation Mono" w:eastAsia="Liberation Mono" w:hAnsi="Liberation Mono" w:cs="Liberation Mono"/>
-                <w:i/>
-                <w:iCs/>
-                <w:sz w:val="16"/>
-                <w:szCs w:val="16"/>
-              </w:rPr>
-              <w:t>pwd</w:t>
-            </w:r>
-            <w:proofErr w:type="spellEnd"/>
-            <w:r>
-              <w:rPr>
-                <w:rFonts w:ascii="Liberation Mono" w:eastAsia="Liberation Mono" w:hAnsi="Liberation Mono" w:cs="Liberation Mono"/>
-                <w:i/>
-                <w:iCs/>
-                <w:sz w:val="16"/>
-                <w:szCs w:val="16"/>
-              </w:rPr>
-              <w:t>)</w:t>
+              <w:t xml:space="preserve"> pwd)</w:t>
             </w:r>
           </w:p>
           <w:p>
@@ -13980,8 +17336,8 @@
       </w:pPr>
       <w:r>
         <w:pict w14:anchorId="66308EEE">
-          <v:shape id="Picture 11" o:spid="_x0000_i1054" type="#_x0000_t75" style="width:453.9pt;height:303.65pt;visibility:visible;mso-wrap-style:square">
-            <v:imagedata r:id="rId17" o:title=""/>
+          <v:shape id="Picture 11" o:spid="_x0000_i1030" type="#_x0000_t75" style="width:453.9pt;height:304.15pt;visibility:visible;mso-wrap-style:square">
+            <v:imagedata r:id="rId16" o:title=""/>
           </v:shape>
         </w:pict>
       </w:r>
@@ -14157,8 +17513,8 @@
           <w:lang w:bidi="ro-RO"/>
         </w:rPr>
         <w:pict w14:anchorId="4181BCA1">
-          <v:shape id="Picture 12" o:spid="_x0000_i1055" type="#_x0000_t75" style="width:453.9pt;height:303.65pt;visibility:visible;mso-wrap-style:square">
-            <v:imagedata r:id="rId18" o:title=""/>
+          <v:shape id="Picture 12" o:spid="_x0000_i1031" type="#_x0000_t75" style="width:453.9pt;height:304.15pt;visibility:visible;mso-wrap-style:square">
+            <v:imagedata r:id="rId17" o:title=""/>
           </v:shape>
         </w:pict>
       </w:r>
@@ -14268,8 +17624,8 @@
           <w:lang w:bidi="ro-RO"/>
         </w:rPr>
         <w:pict w14:anchorId="3FABA86A">
-          <v:shape id="Picture 13" o:spid="_x0000_i1056" type="#_x0000_t75" style="width:453.9pt;height:304.9pt;visibility:visible;mso-wrap-style:square">
-            <v:imagedata r:id="rId19" o:title=""/>
+          <v:shape id="Picture 13" o:spid="_x0000_i1032" type="#_x0000_t75" style="width:453.9pt;height:304.7pt;visibility:visible;mso-wrap-style:square">
+            <v:imagedata r:id="rId18" o:title=""/>
           </v:shape>
         </w:pict>
       </w:r>
@@ -14975,7 +18331,7 @@
         </w:rPr>
         <w:t xml:space="preserve">”, disponibil la: </w:t>
       </w:r>
-      <w:hyperlink r:id="rId20" w:tooltip="https://tldp.org/guides.html" w:history="1">
+      <w:hyperlink r:id="rId19" w:tooltip="https://tldp.org/guides.html" w:history="1">
         <w:r>
           <w:rPr>
             <w:rStyle w:val="Hyperlink"/>
@@ -15021,7 +18377,7 @@
       <w:r>
         <w:t xml:space="preserve">, disponibil la: </w:t>
       </w:r>
-      <w:hyperlink r:id="rId21" w:tooltip="https://graphviz.org/" w:history="1">
+      <w:hyperlink r:id="rId20" w:tooltip="https://graphviz.org/" w:history="1">
         <w:r>
           <w:rPr>
             <w:rStyle w:val="Hyperlink"/>
@@ -15063,7 +18419,7 @@
       <w:r>
         <w:t xml:space="preserve">, disponibil la: </w:t>
       </w:r>
-      <w:hyperlink r:id="rId22" w:tooltip="https://www.netfilter.org/," w:history="1">
+      <w:hyperlink r:id="rId21" w:tooltip="https://www.netfilter.org/," w:history="1">
         <w:r>
           <w:rPr>
             <w:rStyle w:val="Hyperlink"/>
@@ -15559,7 +18915,7 @@
       <w:r>
         <w:t xml:space="preserve">, disponibil la: </w:t>
       </w:r>
-      <w:hyperlink r:id="rId23" w:history="1">
+      <w:hyperlink r:id="rId22" w:history="1">
         <w:r>
           <w:rPr>
             <w:rStyle w:val="Hyperlink"/>
@@ -15584,10 +18940,125 @@
           <w:bottom w:val="none" w:sz="4" w:space="0" w:color="000000"/>
           <w:right w:val="none" w:sz="4" w:space="0" w:color="000000"/>
         </w:pBdr>
+        <w:rPr>
+          <w:lang w:val="en-US"/>
+        </w:rPr>
       </w:pPr>
       <w:r>
         <w:t>[]</w:t>
       </w:r>
+      <w:r>
+        <w:t xml:space="preserve"> </w:t>
+      </w:r>
+      <w:r>
+        <w:rPr>
+          <w:lang w:val="en-US"/>
+        </w:rPr>
+        <w:t xml:space="preserve">Baezner, Marie; Robin, Patrice (2017): Hotspot Analysis: Stuxnet, October 2017, Center for Security Studies (CSS), ETH Zürich. </w:t>
+      </w:r>
+    </w:p>
+    <w:p>
+      <w:pPr>
+        <w:pStyle w:val="ListParagraph"/>
+        <w:numPr>
+          <w:ilvl w:val="0"/>
+          <w:numId w:val="31"/>
+        </w:numPr>
+        <w:pBdr>
+          <w:top w:val="none" w:sz="4" w:space="0" w:color="000000"/>
+          <w:left w:val="none" w:sz="4" w:space="0" w:color="000000"/>
+          <w:bottom w:val="none" w:sz="4" w:space="0" w:color="000000"/>
+          <w:right w:val="none" w:sz="4" w:space="0" w:color="000000"/>
+        </w:pBdr>
+      </w:pPr>
+      <w:r>
+        <w:lastRenderedPageBreak/>
+        <w:t>[]</w:t>
+      </w:r>
+    </w:p>
+    <w:p>
+      <w:pPr>
+        <w:pStyle w:val="ListParagraph"/>
+        <w:numPr>
+          <w:ilvl w:val="0"/>
+          <w:numId w:val="31"/>
+        </w:numPr>
+        <w:pBdr>
+          <w:top w:val="none" w:sz="4" w:space="0" w:color="000000"/>
+          <w:left w:val="none" w:sz="4" w:space="0" w:color="000000"/>
+          <w:bottom w:val="none" w:sz="4" w:space="0" w:color="000000"/>
+          <w:right w:val="none" w:sz="4" w:space="0" w:color="000000"/>
+        </w:pBdr>
+      </w:pPr>
+      <w:r>
+        <w:t>[]</w:t>
+      </w:r>
+    </w:p>
+    <w:p>
+      <w:pPr>
+        <w:pStyle w:val="ListParagraph"/>
+        <w:numPr>
+          <w:ilvl w:val="0"/>
+          <w:numId w:val="31"/>
+        </w:numPr>
+        <w:pBdr>
+          <w:top w:val="none" w:sz="4" w:space="0" w:color="000000"/>
+          <w:left w:val="none" w:sz="4" w:space="0" w:color="000000"/>
+          <w:bottom w:val="none" w:sz="4" w:space="0" w:color="000000"/>
+          <w:right w:val="none" w:sz="4" w:space="0" w:color="000000"/>
+        </w:pBdr>
+      </w:pPr>
+      <w:r>
+        <w:t>[]</w:t>
+      </w:r>
+    </w:p>
+    <w:p>
+      <w:pPr>
+        <w:pStyle w:val="ListParagraph"/>
+        <w:numPr>
+          <w:ilvl w:val="0"/>
+          <w:numId w:val="31"/>
+        </w:numPr>
+        <w:pBdr>
+          <w:top w:val="none" w:sz="4" w:space="0" w:color="000000"/>
+          <w:left w:val="none" w:sz="4" w:space="0" w:color="000000"/>
+          <w:bottom w:val="none" w:sz="4" w:space="0" w:color="000000"/>
+          <w:right w:val="none" w:sz="4" w:space="0" w:color="000000"/>
+        </w:pBdr>
+      </w:pPr>
+      <w:r>
+        <w:t>[]</w:t>
+      </w:r>
+    </w:p>
+    <w:p>
+      <w:pPr>
+        <w:pStyle w:val="ListParagraph"/>
+        <w:numPr>
+          <w:ilvl w:val="0"/>
+          <w:numId w:val="31"/>
+        </w:numPr>
+        <w:pBdr>
+          <w:top w:val="none" w:sz="4" w:space="0" w:color="000000"/>
+          <w:left w:val="none" w:sz="4" w:space="0" w:color="000000"/>
+          <w:bottom w:val="none" w:sz="4" w:space="0" w:color="000000"/>
+          <w:right w:val="none" w:sz="4" w:space="0" w:color="000000"/>
+        </w:pBdr>
+      </w:pPr>
+      <w:r>
+        <w:t>[]</w:t>
+      </w:r>
+    </w:p>
+    <w:p>
+      <w:pPr>
+        <w:pStyle w:val="ListParagraph"/>
+        <w:pBdr>
+          <w:top w:val="none" w:sz="4" w:space="0" w:color="000000"/>
+          <w:left w:val="none" w:sz="4" w:space="0" w:color="000000"/>
+          <w:bottom w:val="none" w:sz="4" w:space="0" w:color="000000"/>
+          <w:right w:val="none" w:sz="4" w:space="0" w:color="000000"/>
+        </w:pBdr>
+        <w:ind w:left="709"/>
+      </w:pPr>
     </w:p>
     <w:sectPr>
       <w:pgSz w:w="11907" w:h="16840"/>
@@ -16624,6 +20095,119 @@
     </w:lvl>
   </w:abstractNum>
   <w:abstractNum w:abstractNumId="9" w15:restartNumberingAfterBreak="0">
+    <w:nsid w:val="234B22E5"/>
+    <w:multiLevelType w:val="hybridMultilevel"/>
+    <w:tmpl w:val="C5EA32E8"/>
+    <w:lvl w:ilvl="0" w:tplc="04090001">
+      <w:start w:val="1"/>
+      <w:numFmt w:val="bullet"/>
+      <w:lvlText w:val=""/>
+      <w:lvlJc w:val="left"/>
+      <w:pPr>
+        <w:ind w:left="720" w:hanging="360"/>
+      </w:pPr>
+      <w:rPr>
+        <w:rFonts w:ascii="Symbol" w:hAnsi="Symbol" w:hint="default"/>
+      </w:rPr>
+    </w:lvl>
+    <w:lvl w:ilvl="1" w:tplc="04090003" w:tentative="1">
+      <w:start w:val="1"/>
+      <w:numFmt w:val="bullet"/>
+      <w:lvlText w:val="o"/>
+      <w:lvlJc w:val="left"/>
+      <w:pPr>
+        <w:ind w:left="1440" w:hanging="360"/>
+      </w:pPr>
+      <w:rPr>
+        <w:rFonts w:ascii="Courier New" w:hAnsi="Courier New" w:cs="Courier New" w:hint="default"/>
+      </w:rPr>
+    </w:lvl>
+    <w:lvl w:ilvl="2" w:tplc="04090005" w:tentative="1">
+      <w:start w:val="1"/>
+      <w:numFmt w:val="bullet"/>
+      <w:lvlText w:val=""/>
+      <w:lvlJc w:val="left"/>
+      <w:pPr>
+        <w:ind w:left="2160" w:hanging="360"/>
+      </w:pPr>
+      <w:rPr>
+        <w:rFonts w:ascii="Wingdings" w:hAnsi="Wingdings" w:hint="default"/>
+      </w:rPr>
+    </w:lvl>
+    <w:lvl w:ilvl="3" w:tplc="04090001" w:tentative="1">
+      <w:start w:val="1"/>
+      <w:numFmt w:val="bullet"/>
+      <w:lvlText w:val=""/>
+      <w:lvlJc w:val="left"/>
+      <w:pPr>
+        <w:ind w:left="2880" w:hanging="360"/>
+      </w:pPr>
+      <w:rPr>
+        <w:rFonts w:ascii="Symbol" w:hAnsi="Symbol" w:hint="default"/>
+      </w:rPr>
+    </w:lvl>
+    <w:lvl w:ilvl="4" w:tplc="04090003" w:tentative="1">
+      <w:start w:val="1"/>
+      <w:numFmt w:val="bullet"/>
+      <w:lvlText w:val="o"/>
+      <w:lvlJc w:val="left"/>
+      <w:pPr>
+        <w:ind w:left="3600" w:hanging="360"/>
+      </w:pPr>
+      <w:rPr>
+        <w:rFonts w:ascii="Courier New" w:hAnsi="Courier New" w:cs="Courier New" w:hint="default"/>
+      </w:rPr>
+    </w:lvl>
+    <w:lvl w:ilvl="5" w:tplc="04090005" w:tentative="1">
+      <w:start w:val="1"/>
+      <w:numFmt w:val="bullet"/>
+      <w:lvlText w:val=""/>
+      <w:lvlJc w:val="left"/>
+      <w:pPr>
+        <w:ind w:left="4320" w:hanging="360"/>
+      </w:pPr>
+      <w:rPr>
+        <w:rFonts w:ascii="Wingdings" w:hAnsi="Wingdings" w:hint="default"/>
+      </w:rPr>
+    </w:lvl>
+    <w:lvl w:ilvl="6" w:tplc="04090001" w:tentative="1">
+      <w:start w:val="1"/>
+      <w:numFmt w:val="bullet"/>
+      <w:lvlText w:val=""/>
+      <w:lvlJc w:val="left"/>
+      <w:pPr>
+        <w:ind w:left="5040" w:hanging="360"/>
+      </w:pPr>
+      <w:rPr>
+        <w:rFonts w:ascii="Symbol" w:hAnsi="Symbol" w:hint="default"/>
+      </w:rPr>
+    </w:lvl>
+    <w:lvl w:ilvl="7" w:tplc="04090003" w:tentative="1">
+      <w:start w:val="1"/>
+      <w:numFmt w:val="bullet"/>
+      <w:lvlText w:val="o"/>
+      <w:lvlJc w:val="left"/>
+      <w:pPr>
+        <w:ind w:left="5760" w:hanging="360"/>
+      </w:pPr>
+      <w:rPr>
+        <w:rFonts w:ascii="Courier New" w:hAnsi="Courier New" w:cs="Courier New" w:hint="default"/>
+      </w:rPr>
+    </w:lvl>
+    <w:lvl w:ilvl="8" w:tplc="04090005" w:tentative="1">
+      <w:start w:val="1"/>
+      <w:numFmt w:val="bullet"/>
+      <w:lvlText w:val=""/>
+      <w:lvlJc w:val="left"/>
+      <w:pPr>
+        <w:ind w:left="6480" w:hanging="360"/>
+      </w:pPr>
+      <w:rPr>
+        <w:rFonts w:ascii="Wingdings" w:hAnsi="Wingdings" w:hint="default"/>
+      </w:rPr>
+    </w:lvl>
+  </w:abstractNum>
+  <w:abstractNum w:abstractNumId="10" w15:restartNumberingAfterBreak="0">
     <w:nsid w:val="23C675F8"/>
     <w:multiLevelType w:val="multilevel"/>
     <w:tmpl w:val="559CC14E"/>
@@ -16709,7 +20293,7 @@
       </w:pPr>
     </w:lvl>
   </w:abstractNum>
-  <w:abstractNum w:abstractNumId="10" w15:restartNumberingAfterBreak="0">
+  <w:abstractNum w:abstractNumId="11" w15:restartNumberingAfterBreak="0">
     <w:nsid w:val="274FBD29"/>
     <w:multiLevelType w:val="multilevel"/>
     <w:tmpl w:val="7980B4EA"/>
@@ -16795,7 +20379,7 @@
       </w:pPr>
     </w:lvl>
   </w:abstractNum>
-  <w:abstractNum w:abstractNumId="11" w15:restartNumberingAfterBreak="0">
+  <w:abstractNum w:abstractNumId="12" w15:restartNumberingAfterBreak="0">
     <w:nsid w:val="2E0B81F3"/>
     <w:multiLevelType w:val="multilevel"/>
     <w:tmpl w:val="2FF881B4"/>
@@ -16908,7 +20492,7 @@
       </w:rPr>
     </w:lvl>
   </w:abstractNum>
-  <w:abstractNum w:abstractNumId="12" w15:restartNumberingAfterBreak="0">
+  <w:abstractNum w:abstractNumId="13" w15:restartNumberingAfterBreak="0">
     <w:nsid w:val="33CC7E03"/>
     <w:multiLevelType w:val="multilevel"/>
     <w:tmpl w:val="02860FB8"/>
@@ -16994,7 +20578,7 @@
       </w:pPr>
     </w:lvl>
   </w:abstractNum>
-  <w:abstractNum w:abstractNumId="13" w15:restartNumberingAfterBreak="0">
+  <w:abstractNum w:abstractNumId="14" w15:restartNumberingAfterBreak="0">
     <w:nsid w:val="33EDD4EA"/>
     <w:multiLevelType w:val="multilevel"/>
     <w:tmpl w:val="ECCC13C8"/>
@@ -17080,7 +20664,7 @@
       </w:pPr>
     </w:lvl>
   </w:abstractNum>
-  <w:abstractNum w:abstractNumId="14" w15:restartNumberingAfterBreak="0">
+  <w:abstractNum w:abstractNumId="15" w15:restartNumberingAfterBreak="0">
     <w:nsid w:val="3404410A"/>
     <w:multiLevelType w:val="hybridMultilevel"/>
     <w:tmpl w:val="84FE972E"/>
@@ -17193,7 +20777,7 @@
       </w:rPr>
     </w:lvl>
   </w:abstractNum>
-  <w:abstractNum w:abstractNumId="15" w15:restartNumberingAfterBreak="0">
+  <w:abstractNum w:abstractNumId="16" w15:restartNumberingAfterBreak="0">
     <w:nsid w:val="39D25C6E"/>
     <w:multiLevelType w:val="multilevel"/>
     <w:tmpl w:val="DA5E0B64"/>
@@ -17279,7 +20863,120 @@
       </w:pPr>
     </w:lvl>
   </w:abstractNum>
-  <w:abstractNum w:abstractNumId="16" w15:restartNumberingAfterBreak="0">
+  <w:abstractNum w:abstractNumId="17" w15:restartNumberingAfterBreak="0">
+    <w:nsid w:val="3A2E3486"/>
+    <w:multiLevelType w:val="hybridMultilevel"/>
+    <w:tmpl w:val="4B485640"/>
+    <w:lvl w:ilvl="0" w:tplc="04090001">
+      <w:start w:val="1"/>
+      <w:numFmt w:val="bullet"/>
+      <w:lvlText w:val=""/>
+      <w:lvlJc w:val="left"/>
+      <w:pPr>
+        <w:ind w:left="720" w:hanging="360"/>
+      </w:pPr>
+      <w:rPr>
+        <w:rFonts w:ascii="Symbol" w:hAnsi="Symbol" w:hint="default"/>
+      </w:rPr>
+    </w:lvl>
+    <w:lvl w:ilvl="1" w:tplc="04090003" w:tentative="1">
+      <w:start w:val="1"/>
+      <w:numFmt w:val="bullet"/>
+      <w:lvlText w:val="o"/>
+      <w:lvlJc w:val="left"/>
+      <w:pPr>
+        <w:ind w:left="1440" w:hanging="360"/>
+      </w:pPr>
+      <w:rPr>
+        <w:rFonts w:ascii="Courier New" w:hAnsi="Courier New" w:cs="Courier New" w:hint="default"/>
+      </w:rPr>
+    </w:lvl>
+    <w:lvl w:ilvl="2" w:tplc="04090005" w:tentative="1">
+      <w:start w:val="1"/>
+      <w:numFmt w:val="bullet"/>
+      <w:lvlText w:val=""/>
+      <w:lvlJc w:val="left"/>
+      <w:pPr>
+        <w:ind w:left="2160" w:hanging="360"/>
+      </w:pPr>
+      <w:rPr>
+        <w:rFonts w:ascii="Wingdings" w:hAnsi="Wingdings" w:hint="default"/>
+      </w:rPr>
+    </w:lvl>
+    <w:lvl w:ilvl="3" w:tplc="04090001" w:tentative="1">
+      <w:start w:val="1"/>
+      <w:numFmt w:val="bullet"/>
+      <w:lvlText w:val=""/>
+      <w:lvlJc w:val="left"/>
+      <w:pPr>
+        <w:ind w:left="2880" w:hanging="360"/>
+      </w:pPr>
+      <w:rPr>
+        <w:rFonts w:ascii="Symbol" w:hAnsi="Symbol" w:hint="default"/>
+      </w:rPr>
+    </w:lvl>
+    <w:lvl w:ilvl="4" w:tplc="04090003" w:tentative="1">
+      <w:start w:val="1"/>
+      <w:numFmt w:val="bullet"/>
+      <w:lvlText w:val="o"/>
+      <w:lvlJc w:val="left"/>
+      <w:pPr>
+        <w:ind w:left="3600" w:hanging="360"/>
+      </w:pPr>
+      <w:rPr>
+        <w:rFonts w:ascii="Courier New" w:hAnsi="Courier New" w:cs="Courier New" w:hint="default"/>
+      </w:rPr>
+    </w:lvl>
+    <w:lvl w:ilvl="5" w:tplc="04090005" w:tentative="1">
+      <w:start w:val="1"/>
+      <w:numFmt w:val="bullet"/>
+      <w:lvlText w:val=""/>
+      <w:lvlJc w:val="left"/>
+      <w:pPr>
+        <w:ind w:left="4320" w:hanging="360"/>
+      </w:pPr>
+      <w:rPr>
+        <w:rFonts w:ascii="Wingdings" w:hAnsi="Wingdings" w:hint="default"/>
+      </w:rPr>
+    </w:lvl>
+    <w:lvl w:ilvl="6" w:tplc="04090001" w:tentative="1">
+      <w:start w:val="1"/>
+      <w:numFmt w:val="bullet"/>
+      <w:lvlText w:val=""/>
+      <w:lvlJc w:val="left"/>
+      <w:pPr>
+        <w:ind w:left="5040" w:hanging="360"/>
+      </w:pPr>
+      <w:rPr>
+        <w:rFonts w:ascii="Symbol" w:hAnsi="Symbol" w:hint="default"/>
+      </w:rPr>
+    </w:lvl>
+    <w:lvl w:ilvl="7" w:tplc="04090003" w:tentative="1">
+      <w:start w:val="1"/>
+      <w:numFmt w:val="bullet"/>
+      <w:lvlText w:val="o"/>
+      <w:lvlJc w:val="left"/>
+      <w:pPr>
+        <w:ind w:left="5760" w:hanging="360"/>
+      </w:pPr>
+      <w:rPr>
+        <w:rFonts w:ascii="Courier New" w:hAnsi="Courier New" w:cs="Courier New" w:hint="default"/>
+      </w:rPr>
+    </w:lvl>
+    <w:lvl w:ilvl="8" w:tplc="04090005" w:tentative="1">
+      <w:start w:val="1"/>
+      <w:numFmt w:val="bullet"/>
+      <w:lvlText w:val=""/>
+      <w:lvlJc w:val="left"/>
+      <w:pPr>
+        <w:ind w:left="6480" w:hanging="360"/>
+      </w:pPr>
+      <w:rPr>
+        <w:rFonts w:ascii="Wingdings" w:hAnsi="Wingdings" w:hint="default"/>
+      </w:rPr>
+    </w:lvl>
+  </w:abstractNum>
+  <w:abstractNum w:abstractNumId="18" w15:restartNumberingAfterBreak="0">
     <w:nsid w:val="3AA3D761"/>
     <w:multiLevelType w:val="multilevel"/>
     <w:tmpl w:val="994ED822"/>
@@ -17365,7 +21062,7 @@
       </w:pPr>
     </w:lvl>
   </w:abstractNum>
-  <w:abstractNum w:abstractNumId="17" w15:restartNumberingAfterBreak="0">
+  <w:abstractNum w:abstractNumId="19" w15:restartNumberingAfterBreak="0">
     <w:nsid w:val="3D51D11D"/>
     <w:multiLevelType w:val="multilevel"/>
     <w:tmpl w:val="1B725A7A"/>
@@ -17451,7 +21148,7 @@
       </w:pPr>
     </w:lvl>
   </w:abstractNum>
-  <w:abstractNum w:abstractNumId="18" w15:restartNumberingAfterBreak="0">
+  <w:abstractNum w:abstractNumId="20" w15:restartNumberingAfterBreak="0">
     <w:nsid w:val="3FAA4C98"/>
     <w:multiLevelType w:val="multilevel"/>
     <w:tmpl w:val="C164D0C4"/>
@@ -17537,7 +21234,7 @@
       </w:pPr>
     </w:lvl>
   </w:abstractNum>
-  <w:abstractNum w:abstractNumId="19" w15:restartNumberingAfterBreak="0">
+  <w:abstractNum w:abstractNumId="21" w15:restartNumberingAfterBreak="0">
     <w:nsid w:val="4272B49C"/>
     <w:multiLevelType w:val="multilevel"/>
     <w:tmpl w:val="19CC09FC"/>
@@ -17623,7 +21320,7 @@
       </w:pPr>
     </w:lvl>
   </w:abstractNum>
-  <w:abstractNum w:abstractNumId="20" w15:restartNumberingAfterBreak="0">
+  <w:abstractNum w:abstractNumId="22" w15:restartNumberingAfterBreak="0">
     <w:nsid w:val="49D8567B"/>
     <w:multiLevelType w:val="multilevel"/>
     <w:tmpl w:val="7B82AD86"/>
@@ -17709,7 +21406,7 @@
       </w:pPr>
     </w:lvl>
   </w:abstractNum>
-  <w:abstractNum w:abstractNumId="21" w15:restartNumberingAfterBreak="0">
+  <w:abstractNum w:abstractNumId="23" w15:restartNumberingAfterBreak="0">
     <w:nsid w:val="4B011B72"/>
     <w:multiLevelType w:val="hybridMultilevel"/>
     <w:tmpl w:val="601C8F4C"/>
@@ -17821,7 +21518,7 @@
       </w:rPr>
     </w:lvl>
   </w:abstractNum>
-  <w:abstractNum w:abstractNumId="22" w15:restartNumberingAfterBreak="0">
+  <w:abstractNum w:abstractNumId="24" w15:restartNumberingAfterBreak="0">
     <w:nsid w:val="4BFD6F2E"/>
     <w:multiLevelType w:val="hybridMultilevel"/>
     <w:tmpl w:val="FABEEA52"/>
@@ -17933,7 +21630,7 @@
       </w:rPr>
     </w:lvl>
   </w:abstractNum>
-  <w:abstractNum w:abstractNumId="23" w15:restartNumberingAfterBreak="0">
+  <w:abstractNum w:abstractNumId="25" w15:restartNumberingAfterBreak="0">
     <w:nsid w:val="4F830B4A"/>
     <w:multiLevelType w:val="hybridMultilevel"/>
     <w:tmpl w:val="1D106A26"/>
@@ -18045,7 +21742,7 @@
       </w:rPr>
     </w:lvl>
   </w:abstractNum>
-  <w:abstractNum w:abstractNumId="24" w15:restartNumberingAfterBreak="0">
+  <w:abstractNum w:abstractNumId="26" w15:restartNumberingAfterBreak="0">
     <w:nsid w:val="4FE11F07"/>
     <w:multiLevelType w:val="hybridMultilevel"/>
     <w:tmpl w:val="A386CF70"/>
@@ -18157,7 +21854,7 @@
       </w:rPr>
     </w:lvl>
   </w:abstractNum>
-  <w:abstractNum w:abstractNumId="25" w15:restartNumberingAfterBreak="0">
+  <w:abstractNum w:abstractNumId="27" w15:restartNumberingAfterBreak="0">
     <w:nsid w:val="54A82519"/>
     <w:multiLevelType w:val="multilevel"/>
     <w:tmpl w:val="FB4A0B00"/>
@@ -18246,7 +21943,7 @@
       </w:pPr>
     </w:lvl>
   </w:abstractNum>
-  <w:abstractNum w:abstractNumId="26" w15:restartNumberingAfterBreak="0">
+  <w:abstractNum w:abstractNumId="28" w15:restartNumberingAfterBreak="0">
     <w:nsid w:val="5C839446"/>
     <w:multiLevelType w:val="multilevel"/>
     <w:tmpl w:val="502C3610"/>
@@ -18332,7 +22029,7 @@
       </w:pPr>
     </w:lvl>
   </w:abstractNum>
-  <w:abstractNum w:abstractNumId="27" w15:restartNumberingAfterBreak="0">
+  <w:abstractNum w:abstractNumId="29" w15:restartNumberingAfterBreak="0">
     <w:nsid w:val="5CFFB372"/>
     <w:multiLevelType w:val="multilevel"/>
     <w:tmpl w:val="27D22154"/>
@@ -18418,7 +22115,7 @@
       </w:pPr>
     </w:lvl>
   </w:abstractNum>
-  <w:abstractNum w:abstractNumId="28" w15:restartNumberingAfterBreak="0">
+  <w:abstractNum w:abstractNumId="30" w15:restartNumberingAfterBreak="0">
     <w:nsid w:val="61321C97"/>
     <w:multiLevelType w:val="multilevel"/>
     <w:tmpl w:val="CDA60908"/>
@@ -18504,7 +22201,7 @@
       </w:pPr>
     </w:lvl>
   </w:abstractNum>
-  <w:abstractNum w:abstractNumId="29" w15:restartNumberingAfterBreak="0">
+  <w:abstractNum w:abstractNumId="31" w15:restartNumberingAfterBreak="0">
     <w:nsid w:val="6628BE51"/>
     <w:multiLevelType w:val="multilevel"/>
     <w:tmpl w:val="5790B750"/>
@@ -18590,7 +22287,7 @@
       </w:pPr>
     </w:lvl>
   </w:abstractNum>
-  <w:abstractNum w:abstractNumId="30" w15:restartNumberingAfterBreak="0">
+  <w:abstractNum w:abstractNumId="32" w15:restartNumberingAfterBreak="0">
     <w:nsid w:val="6A173929"/>
     <w:multiLevelType w:val="multilevel"/>
     <w:tmpl w:val="46189C4A"/>
@@ -18676,7 +22373,7 @@
       </w:pPr>
     </w:lvl>
   </w:abstractNum>
-  <w:abstractNum w:abstractNumId="31" w15:restartNumberingAfterBreak="0">
+  <w:abstractNum w:abstractNumId="33" w15:restartNumberingAfterBreak="0">
     <w:nsid w:val="7260F5CB"/>
     <w:multiLevelType w:val="multilevel"/>
     <w:tmpl w:val="D90A10E8"/>
@@ -18789,7 +22486,7 @@
       </w:rPr>
     </w:lvl>
   </w:abstractNum>
-  <w:abstractNum w:abstractNumId="32" w15:restartNumberingAfterBreak="0">
+  <w:abstractNum w:abstractNumId="34" w15:restartNumberingAfterBreak="0">
     <w:nsid w:val="754AD0D5"/>
     <w:multiLevelType w:val="multilevel"/>
     <w:tmpl w:val="A1CEC2E0"/>
@@ -18875,7 +22572,7 @@
       </w:pPr>
     </w:lvl>
   </w:abstractNum>
-  <w:abstractNum w:abstractNumId="33" w15:restartNumberingAfterBreak="0">
+  <w:abstractNum w:abstractNumId="35" w15:restartNumberingAfterBreak="0">
     <w:nsid w:val="783724EB"/>
     <w:multiLevelType w:val="hybridMultilevel"/>
     <w:tmpl w:val="A9CA5BA8"/>
@@ -18988,7 +22685,7 @@
       </w:rPr>
     </w:lvl>
   </w:abstractNum>
-  <w:abstractNum w:abstractNumId="34" w15:restartNumberingAfterBreak="0">
+  <w:abstractNum w:abstractNumId="36" w15:restartNumberingAfterBreak="0">
     <w:nsid w:val="79963275"/>
     <w:multiLevelType w:val="multilevel"/>
     <w:tmpl w:val="E834B588"/>
@@ -19074,7 +22771,7 @@
       </w:pPr>
     </w:lvl>
   </w:abstractNum>
-  <w:abstractNum w:abstractNumId="35" w15:restartNumberingAfterBreak="0">
+  <w:abstractNum w:abstractNumId="37" w15:restartNumberingAfterBreak="0">
     <w:nsid w:val="7FA82C3E"/>
     <w:multiLevelType w:val="hybridMultilevel"/>
     <w:tmpl w:val="CFE63244"/>
@@ -19188,19 +22885,19 @@
     </w:lvl>
   </w:abstractNum>
   <w:num w:numId="1" w16cid:durableId="1646860912">
-    <w:abstractNumId w:val="13"/>
+    <w:abstractNumId w:val="14"/>
   </w:num>
   <w:num w:numId="2" w16cid:durableId="911742564">
-    <w:abstractNumId w:val="18"/>
+    <w:abstractNumId w:val="20"/>
   </w:num>
   <w:num w:numId="3" w16cid:durableId="838885158">
-    <w:abstractNumId w:val="26"/>
+    <w:abstractNumId w:val="28"/>
   </w:num>
   <w:num w:numId="4" w16cid:durableId="1185754268">
-    <w:abstractNumId w:val="17"/>
+    <w:abstractNumId w:val="19"/>
   </w:num>
   <w:num w:numId="5" w16cid:durableId="2129081413">
-    <w:abstractNumId w:val="18"/>
+    <w:abstractNumId w:val="20"/>
   </w:num>
   <w:num w:numId="6" w16cid:durableId="318926863">
     <w:abstractNumId w:val="4"/>
@@ -19209,7 +22906,7 @@
     <w:abstractNumId w:val="0"/>
   </w:num>
   <w:num w:numId="8" w16cid:durableId="1051226527">
-    <w:abstractNumId w:val="15"/>
+    <w:abstractNumId w:val="16"/>
   </w:num>
   <w:num w:numId="9" w16cid:durableId="1722560749">
     <w:abstractNumId w:val="3"/>
@@ -19218,28 +22915,28 @@
     <w:abstractNumId w:val="2"/>
   </w:num>
   <w:num w:numId="11" w16cid:durableId="1949237372">
-    <w:abstractNumId w:val="16"/>
+    <w:abstractNumId w:val="18"/>
   </w:num>
   <w:num w:numId="12" w16cid:durableId="2022195500">
+    <w:abstractNumId w:val="36"/>
+  </w:num>
+  <w:num w:numId="13" w16cid:durableId="751774917">
+    <w:abstractNumId w:val="21"/>
+  </w:num>
+  <w:num w:numId="14" w16cid:durableId="1600793835">
+    <w:abstractNumId w:val="31"/>
+  </w:num>
+  <w:num w:numId="15" w16cid:durableId="1420522043">
+    <w:abstractNumId w:val="10"/>
+  </w:num>
+  <w:num w:numId="16" w16cid:durableId="694159711">
     <w:abstractNumId w:val="34"/>
   </w:num>
-  <w:num w:numId="13" w16cid:durableId="751774917">
-    <w:abstractNumId w:val="19"/>
-  </w:num>
-  <w:num w:numId="14" w16cid:durableId="1600793835">
-    <w:abstractNumId w:val="29"/>
-  </w:num>
-  <w:num w:numId="15" w16cid:durableId="1420522043">
-    <w:abstractNumId w:val="9"/>
-  </w:num>
-  <w:num w:numId="16" w16cid:durableId="694159711">
-    <w:abstractNumId w:val="32"/>
-  </w:num>
   <w:num w:numId="17" w16cid:durableId="447624484">
-    <w:abstractNumId w:val="25"/>
+    <w:abstractNumId w:val="27"/>
   </w:num>
   <w:num w:numId="18" w16cid:durableId="872810413">
-    <w:abstractNumId w:val="27"/>
+    <w:abstractNumId w:val="29"/>
   </w:num>
   <w:num w:numId="19" w16cid:durableId="168837365">
     <w:abstractNumId w:val="8"/>
@@ -19248,25 +22945,25 @@
     <w:abstractNumId w:val="3"/>
   </w:num>
   <w:num w:numId="21" w16cid:durableId="1354918113">
-    <w:abstractNumId w:val="12"/>
+    <w:abstractNumId w:val="13"/>
   </w:num>
   <w:num w:numId="22" w16cid:durableId="1945644979">
     <w:abstractNumId w:val="4"/>
   </w:num>
   <w:num w:numId="23" w16cid:durableId="655960652">
-    <w:abstractNumId w:val="20"/>
+    <w:abstractNumId w:val="22"/>
   </w:num>
   <w:num w:numId="24" w16cid:durableId="2138181366">
-    <w:abstractNumId w:val="28"/>
+    <w:abstractNumId w:val="30"/>
   </w:num>
   <w:num w:numId="25" w16cid:durableId="806237483">
-    <w:abstractNumId w:val="30"/>
+    <w:abstractNumId w:val="32"/>
   </w:num>
   <w:num w:numId="26" w16cid:durableId="1665890974">
     <w:abstractNumId w:val="6"/>
   </w:num>
   <w:num w:numId="27" w16cid:durableId="10036180">
-    <w:abstractNumId w:val="10"/>
+    <w:abstractNumId w:val="11"/>
   </w:num>
   <w:num w:numId="28" w16cid:durableId="948388233">
     <w:abstractNumId w:val="5"/>
@@ -19275,34 +22972,34 @@
     <w:abstractNumId w:val="4"/>
   </w:num>
   <w:num w:numId="30" w16cid:durableId="46683491">
-    <w:abstractNumId w:val="31"/>
+    <w:abstractNumId w:val="33"/>
   </w:num>
   <w:num w:numId="31" w16cid:durableId="1011757171">
-    <w:abstractNumId w:val="11"/>
+    <w:abstractNumId w:val="12"/>
   </w:num>
   <w:num w:numId="32" w16cid:durableId="915241250">
-    <w:abstractNumId w:val="11"/>
+    <w:abstractNumId w:val="12"/>
   </w:num>
   <w:num w:numId="33" w16cid:durableId="1686243869">
-    <w:abstractNumId w:val="11"/>
+    <w:abstractNumId w:val="12"/>
   </w:num>
   <w:num w:numId="34" w16cid:durableId="2125688383">
-    <w:abstractNumId w:val="11"/>
+    <w:abstractNumId w:val="12"/>
   </w:num>
   <w:num w:numId="35" w16cid:durableId="1605529507">
-    <w:abstractNumId w:val="11"/>
+    <w:abstractNumId w:val="12"/>
   </w:num>
   <w:num w:numId="36" w16cid:durableId="423310293">
-    <w:abstractNumId w:val="11"/>
+    <w:abstractNumId w:val="12"/>
   </w:num>
   <w:num w:numId="37" w16cid:durableId="2058889898">
-    <w:abstractNumId w:val="11"/>
+    <w:abstractNumId w:val="12"/>
   </w:num>
   <w:num w:numId="38" w16cid:durableId="1713264955">
-    <w:abstractNumId w:val="22"/>
+    <w:abstractNumId w:val="24"/>
   </w:num>
   <w:num w:numId="39" w16cid:durableId="566767201">
-    <w:abstractNumId w:val="23"/>
+    <w:abstractNumId w:val="25"/>
   </w:num>
   <w:num w:numId="40" w16cid:durableId="974487501">
     <w:abstractNumId w:val="1"/>
@@ -19311,19 +23008,25 @@
     <w:abstractNumId w:val="7"/>
   </w:num>
   <w:num w:numId="42" w16cid:durableId="2080592118">
-    <w:abstractNumId w:val="24"/>
+    <w:abstractNumId w:val="26"/>
   </w:num>
   <w:num w:numId="43" w16cid:durableId="1294363093">
-    <w:abstractNumId w:val="21"/>
+    <w:abstractNumId w:val="23"/>
   </w:num>
   <w:num w:numId="44" w16cid:durableId="1224296610">
-    <w:abstractNumId w:val="14"/>
+    <w:abstractNumId w:val="15"/>
   </w:num>
   <w:num w:numId="45" w16cid:durableId="1557811057">
+    <w:abstractNumId w:val="37"/>
+  </w:num>
+  <w:num w:numId="46" w16cid:durableId="64233005">
     <w:abstractNumId w:val="35"/>
   </w:num>
-  <w:num w:numId="46" w16cid:durableId="64233005">
-    <w:abstractNumId w:val="33"/>
+  <w:num w:numId="47" w16cid:durableId="1898393680">
+    <w:abstractNumId w:val="17"/>
+  </w:num>
+  <w:num w:numId="48" w16cid:durableId="663748661">
+    <w:abstractNumId w:val="9"/>
   </w:num>
 </w:numbering>
 </file>
@@ -19720,6 +23423,7 @@
   <w:style w:type="paragraph" w:default="1" w:styleId="Normal">
     <w:name w:val="Normal"/>
     <w:qFormat/>
+    <w:rsid w:val="00B12B35"/>
     <w:rPr>
       <w:rFonts w:eastAsia="Times New Roman"/>
       <w:sz w:val="24"/>
@@ -31296,11 +35000,11 @@
 </file>
 
 <file path=customXml/item1.xml><?xml version="1.0" encoding="utf-8"?>
-<b:Sources xmlns:b="http://schemas.openxmlformats.org/officeDocument/2006/bibliography" xmlns="http://schemas.openxmlformats.org/officeDocument/2006/bibliography" SelectedStyle="\APASixthEditionOfficeOnline.xsl" StyleName="APA" Version="6"/>
+<b:Sources xmlns:b="http://schemas.openxmlformats.org/officeDocument/2006/bibliography" xmlns="http://schemas.openxmlformats.org/officeDocument/2006/bibliography" SelectedStyle="\IEEE2006OfficeOnline.xsl" StyleName="IEEE" Version="2006"/>
 </file>
 
 <file path=customXml/itemProps1.xml><?xml version="1.0" encoding="utf-8"?>
-<ds:datastoreItem xmlns:ds="http://schemas.openxmlformats.org/officeDocument/2006/customXml" ds:itemID="{609C62A6-0072-441D-A4B2-3D8B2967D067}">
+<ds:datastoreItem xmlns:ds="http://schemas.openxmlformats.org/officeDocument/2006/customXml" ds:itemID="{3AF3D6BD-F7C9-4E8A-8CD2-E989B05D9D56}">
   <ds:schemaRefs>
     <ds:schemaRef ds:uri="http://schemas.openxmlformats.org/officeDocument/2006/bibliography"/>
   </ds:schemaRefs>
